--- a/docs/作业5_需求评审_SQA1_20261020/评审会议记录_SQA2.docx
+++ b/docs/作业5_需求评审_SQA1_20261020/评审会议记录_SQA2.docx
@@ -158,7 +158,7 @@
                 <w:sz w:val="24"/>
                 <w:szCs w:val="24"/>
               </w:rPr>
-              <w:t xml:space="preserve">版本 V1.0 · 记录：陈彬</w:t>
+              <w:t xml:space="preserve">版本 V1.1 · 记录：陈彬</w:t>
             </w:r>
           </w:p>
           <w:p>
@@ -1043,7 +1043,7 @@
                 <w:sz w:val="20"/>
                 <w:szCs w:val="20"/>
               </w:rPr>
-              <w:t xml:space="preserve">A～F 六组 49 项逐组通报：符合 12、部分符合 11、不符合 26（部分符合计入需改进）</w:t>
+              <w:t xml:space="preserve">A～F 六组 49 项逐组通报：符合 11、部分符合 12、不符合 26（部分符合计入需改进；E1 经组员核查改判并同步统计）</w:t>
             </w:r>
           </w:p>
         </w:tc>
@@ -1573,7 +1573,79 @@
           <w:sz w:val="24"/>
           <w:szCs w:val="24"/>
         </w:rPr>
-        <w:t xml:space="preserve">裁决二（无出处量化指标的定性）：5.1～5.5 节大量容量与质量指标（200 并发、500 用户、1TB 等）在框架与澄清中均无出处，且 SRS 1.1 节自称测试与验收唯一依据。会议裁决其定性为“自设验收风险”（P12，一般），而非能力问题——处理方式为两级标注（甲方要求／乙方自定）而非全部删除，肯定其可验证性优点。</w:t>
+        <w:t xml:space="preserve">裁决二（无出处量化指标的定性）：5.1～5.5 节大量容量与质量指标（200 并发、500 用户、1TB 等）在框架与澄清中均无出处，且 SRS 1.1 节自称测试与验收唯一依据。会议裁决其定性为“自设验收风险”（P12，一般），而非能力问题——处理方式为两级标注（甲方要求／乙方自定）而非全部删除，肯定其量化意识优点；因其可经两级标注消除且不构成与上位文档的规则冲突，不升为严重。</w:t>
+      </w:r>
+    </w:p>
+    <w:p>
+      <w:pPr>
+        <w:spacing w:after="60" w:line="312"/>
+        <w:ind w:firstLine="480"/>
+        <w:jc w:val="both"/>
+      </w:pPr>
+      <w:r>
+        <w:rPr>
+          <w:rFonts w:ascii="Times New Roman" w:eastAsia="SimSun"/>
+          <w:b w:val="false"/>
+          <w:bCs w:val="false"/>
+          <w:color w:val="000000"/>
+          <w:sz w:val="24"/>
+          <w:szCs w:val="24"/>
+        </w:rPr>
+        <w:t xml:space="preserve">裁决三（B6～B8 的判定对象）：钟坤宇核查指出实现与测试文档均含框架字段（课程六字段、招生五项信息、成果表格与导入），据此质疑 B6／B7／B8 判定。会议裁决：检查表判定对象为 SRS 文本而非实现——SRS 自造字段而实现按框架，恰是 F1／F2“SRS 失真”证据链的组成部分；三项判定维持，证据措辞按核查意见澄清（注明实现反证与判定对象）。</w:t>
+      </w:r>
+    </w:p>
+    <w:p>
+      <w:pPr>
+        <w:spacing w:after="60" w:line="312"/>
+        <w:ind w:firstLine="480"/>
+        <w:jc w:val="both"/>
+      </w:pPr>
+      <w:r>
+        <w:rPr>
+          <w:rFonts w:ascii="Times New Roman" w:eastAsia="SimSun"/>
+          <w:b w:val="false"/>
+          <w:bCs w:val="false"/>
+          <w:color w:val="000000"/>
+          <w:sz w:val="24"/>
+          <w:szCs w:val="24"/>
+        </w:rPr>
+        <w:t xml:space="preserve">裁决四（E1 可验证性改判）：韦政治核查发现 5.4.2“适配良好”、5.4.3“清晰友好”、5.4.4“详细的架构说明”、2.5.1“必要的人工审查”等表述无客观判据，E1 由“符合”改判“部分符合”，统计更正为符合 11、部分符合 12、不符合 26（检查表、报告、本记录三处同步）。</w:t>
+      </w:r>
+    </w:p>
+    <w:p>
+      <w:pPr>
+        <w:spacing w:after="60" w:line="312"/>
+        <w:ind w:firstLine="480"/>
+        <w:jc w:val="both"/>
+      </w:pPr>
+      <w:r>
+        <w:rPr>
+          <w:rFonts w:ascii="Times New Roman" w:eastAsia="SimSun"/>
+          <w:b w:val="false"/>
+          <w:bCs w:val="false"/>
+          <w:color w:val="000000"/>
+          <w:sz w:val="24"/>
+          <w:szCs w:val="24"/>
+        </w:rPr>
+        <w:t xml:space="preserve">组员核查意见处理：会前收到钟坤宇（B3～B9）、陈彬（D／F 组）、韦政治（C／E 组）三份核查意见并逐条落改——17 项证据表述精化，E1 改判，D2／P03 补“实现含违规撤销机制、与澄清口径亦不符”，C6 改“框架有要求、SRS 与实现均未落实”，P07 改“有全局规则、无字段规则”，P12 删除“共 9 条”总量断言，P13 位置与建议修正（核查意见原文存 组员核查意见/ 目录）；杨峥意见会前未交，其分工范围（B10～B15、P05／P06／P10）由评审组长代核，会后补交归档。</w:t>
+      </w:r>
+    </w:p>
+    <w:p>
+      <w:pPr>
+        <w:spacing w:after="60" w:line="312"/>
+        <w:ind w:firstLine="480"/>
+        <w:jc w:val="both"/>
+      </w:pPr>
+      <w:r>
+        <w:rPr>
+          <w:rFonts w:ascii="Times New Roman" w:eastAsia="SimSun"/>
+          <w:b w:val="false"/>
+          <w:bCs w:val="false"/>
+          <w:color w:val="000000"/>
+          <w:sz w:val="24"/>
+          <w:szCs w:val="24"/>
+        </w:rPr>
+        <w:t xml:space="preserve">P08 应对口径（会上备询）：若被质疑“只是文档写法问题”，回应要点——设计说明书与代码均按框架写、唯有 SRS 不按，说明 SRS 未随需求深化同步维护；而 SRS 1.1 节自称“为测试团队编写测试用例和制定验收标准提供唯一依据”，失真即验收基准失效，此为严重问题的定性依据。D4、D5、D8 与 F4 系本方主动认定的符合／部分符合项，维持公允判定不变。</w:t>
       </w:r>
     </w:p>
     <w:p>
@@ -4692,6 +4764,123 @@
                 <w:szCs w:val="20"/>
               </w:rPr>
               <w:t xml:space="preserve">SQA2 评审组</w:t>
+            </w:r>
+          </w:p>
+        </w:tc>
+      </w:tr>
+      <w:tr>
+        <w:trPr>
+          <w:cantSplit/>
+        </w:trPr>
+        <w:tc>
+          <w:tcPr>
+            <w:tcW w:type="pct" w:w="14%"/>
+            <w:tcMar>
+              <w:top w:type="dxa" w:w="50"/>
+              <w:left w:type="dxa" w:w="90"/>
+              <w:bottom w:type="dxa" w:w="50"/>
+              <w:right w:type="dxa" w:w="90"/>
+            </w:tcMar>
+          </w:tcPr>
+          <w:p>
+            <w:pPr>
+              <w:spacing w:after="20" w:before="20" w:line="276"/>
+              <w:jc w:val="left"/>
+            </w:pPr>
+            <w:r>
+              <w:rPr>
+                <w:rFonts w:ascii="Times New Roman" w:eastAsia="SimSun"/>
+                <w:b w:val="false"/>
+                <w:bCs w:val="false"/>
+                <w:color w:val="000000"/>
+                <w:sz w:val="20"/>
+                <w:szCs w:val="20"/>
+              </w:rPr>
+              <w:t xml:space="preserve">2026-10-21</w:t>
+            </w:r>
+          </w:p>
+        </w:tc>
+        <w:tc>
+          <w:tcPr>
+            <w:tcW w:type="pct" w:w="10%"/>
+            <w:tcMar>
+              <w:top w:type="dxa" w:w="50"/>
+              <w:left w:type="dxa" w:w="90"/>
+              <w:bottom w:type="dxa" w:w="50"/>
+              <w:right w:type="dxa" w:w="90"/>
+            </w:tcMar>
+          </w:tcPr>
+          <w:p>
+            <w:pPr>
+              <w:spacing w:after="20" w:before="20" w:line="276"/>
+              <w:jc w:val="left"/>
+            </w:pPr>
+            <w:r>
+              <w:rPr>
+                <w:rFonts w:ascii="Times New Roman" w:eastAsia="SimSun"/>
+                <w:b w:val="false"/>
+                <w:bCs w:val="false"/>
+                <w:color w:val="000000"/>
+                <w:sz w:val="20"/>
+                <w:szCs w:val="20"/>
+              </w:rPr>
+              <w:t xml:space="preserve">V1.1</w:t>
+            </w:r>
+          </w:p>
+        </w:tc>
+        <w:tc>
+          <w:tcPr>
+            <w:tcW w:type="pct" w:w="58%"/>
+            <w:tcMar>
+              <w:top w:type="dxa" w:w="50"/>
+              <w:left w:type="dxa" w:w="90"/>
+              <w:bottom w:type="dxa" w:w="50"/>
+              <w:right w:type="dxa" w:w="90"/>
+            </w:tcMar>
+          </w:tcPr>
+          <w:p>
+            <w:pPr>
+              <w:spacing w:after="20" w:before="20" w:line="276"/>
+              <w:jc w:val="left"/>
+            </w:pPr>
+            <w:r>
+              <w:rPr>
+                <w:rFonts w:ascii="Times New Roman" w:eastAsia="SimSun"/>
+                <w:b w:val="false"/>
+                <w:bCs w:val="false"/>
+                <w:color w:val="000000"/>
+                <w:sz w:val="20"/>
+                <w:szCs w:val="20"/>
+              </w:rPr>
+              <w:t xml:space="preserve">依据会前三份组员核查意见增补裁决三（B6～B8 判定对象）、裁决四（E1 改判，统计更正 11／12／26）、组员意见处理与 P08 应对口径</w:t>
+            </w:r>
+          </w:p>
+        </w:tc>
+        <w:tc>
+          <w:tcPr>
+            <w:tcW w:type="pct" w:w="18%"/>
+            <w:tcMar>
+              <w:top w:type="dxa" w:w="50"/>
+              <w:left w:type="dxa" w:w="90"/>
+              <w:bottom w:type="dxa" w:w="50"/>
+              <w:right w:type="dxa" w:w="90"/>
+            </w:tcMar>
+          </w:tcPr>
+          <w:p>
+            <w:pPr>
+              <w:spacing w:after="20" w:before="20" w:line="276"/>
+              <w:jc w:val="left"/>
+            </w:pPr>
+            <w:r>
+              <w:rPr>
+                <w:rFonts w:ascii="Times New Roman" w:eastAsia="SimSun"/>
+                <w:b w:val="false"/>
+                <w:bCs w:val="false"/>
+                <w:color w:val="000000"/>
+                <w:sz w:val="20"/>
+                <w:szCs w:val="20"/>
+              </w:rPr>
+              <w:t xml:space="preserve">陈彬</w:t>
             </w:r>
           </w:p>
         </w:tc>

--- a/docs/作业5_需求评审_SQA1_20261020/评审会议记录_SQA2.docx
+++ b/docs/作业5_需求评审_SQA1_20261020/评审会议记录_SQA2.docx
@@ -158,7 +158,7 @@
                 <w:sz w:val="24"/>
                 <w:szCs w:val="24"/>
               </w:rPr>
-              <w:t xml:space="preserve">版本 V1.1 · 记录：陈彬</w:t>
+              <w:t xml:space="preserve">版本 V1.2 · 记录：陈彬</w:t>
             </w:r>
           </w:p>
           <w:p>
@@ -1043,7 +1043,7 @@
                 <w:sz w:val="20"/>
                 <w:szCs w:val="20"/>
               </w:rPr>
-              <w:t xml:space="preserve">A～F 六组 49 项逐组通报：符合 11、部分符合 12、不符合 26（部分符合计入需改进；E1 经组员核查改判并同步统计）</w:t>
+              <w:t xml:space="preserve">A～F 六组 49 项逐组通报：符合 10、部分符合 14、不符合 25（部分符合计入需改进；E1、B12、B15 经组员核查改判并同步统计）</w:t>
             </w:r>
           </w:p>
         </w:tc>
@@ -1555,7 +1555,7 @@
           <w:sz w:val="24"/>
           <w:szCs w:val="24"/>
         </w:rPr>
-        <w:t xml:space="preserve">裁决一（借阅与签到条款的判定基准）：P01～P06 各项条款同时存在 SRS 与实现两种口径。会议逐条比对随附需求对照表与校验源码后裁决：以需求框架 V3.3.1 与澄清口径为准，**判定 SRS 错误、实现正确**，问题定性为“正式文档失真”而非“理解错误”——这决定了修订路径为按实现口径回填，且严重问题修订后经书面确认即可转完全批准，无需重写。</w:t>
+        <w:t xml:space="preserve">裁决一（借阅与签到条款的判定基准）：P01～P06 各项条款同时存在 SRS 与实现两种口径。会议逐条比对随附需求对照表与校验源码后裁决：以需求框架 V3.3.1 与澄清口径为准，**判定 SRS 错误、实现更贴近框架**（其中 P06 的实现审批路由同时放行系统管理员，与“负责资料保管的教师审核”口径仍有出入，按该条影响栏表述），问题定性为“正式文档失真”而非“理解错误”——这决定了修订路径为按实现口径回填，且严重问题修订后经书面确认即可转完全批准，无需重写。</w:t>
       </w:r>
     </w:p>
     <w:p>
@@ -1609,7 +1609,7 @@
           <w:sz w:val="24"/>
           <w:szCs w:val="24"/>
         </w:rPr>
-        <w:t xml:space="preserve">裁决四（E1 可验证性改判）：韦政治核查发现 5.4.2“适配良好”、5.4.3“清晰友好”、5.4.4“详细的架构说明”、2.5.1“必要的人工审查”等表述无客观判据，E1 由“符合”改判“部分符合”，统计更正为符合 11、部分符合 12、不符合 26（检查表、报告、本记录三处同步）。</w:t>
+        <w:t xml:space="preserve">裁决四（E1 可验证性改判）：韦政治核查发现 5.4.2“适配良好”、5.4.3“清晰友好”、5.4.4“详细的架构说明”、2.5.1“必要的人工审查”等表述无客观判据，E1 由“符合”改判“部分符合”。</w:t>
       </w:r>
     </w:p>
     <w:p>
@@ -1627,7 +1627,25 @@
           <w:sz w:val="24"/>
           <w:szCs w:val="24"/>
         </w:rPr>
-        <w:t xml:space="preserve">组员核查意见处理：会前收到钟坤宇（B3～B9）、陈彬（D／F 组）、韦政治（C／E 组）三份核查意见并逐条落改——17 项证据表述精化，E1 改判，D2／P03 补“实现含违规撤销机制、与澄清口径亦不符”，C6 改“框架有要求、SRS 与实现均未落实”，P07 改“有全局规则、无字段规则”，P12 删除“共 9 条”总量断言，P13 位置与建议修正（核查意见原文存 组员核查意见/ 目录）；杨峥意见会前未交，其分工范围（B10～B15、P05／P06／P10）由评审组长代核，会后补交归档。</w:t>
+        <w:t xml:space="preserve">裁决五（B12、B15 判定调整）：杨峥会前复核指出——B12“仅博士生可见”等分栏权限可能缩窄框架赋予注册师生的下载范围且尚无甲方确认；B15 用户 Excel/CSV 导入已在 2.2／2.5／3.3／4.3.3.1 定义，缺口在图书、历史成果等整站迁移的范围／映射／关联／验收。两项均改判“部分符合”，统计更正为符合 10、部分符合 14、不符合 25（检查表、报告、本记录三处同步）。</w:t>
+      </w:r>
+    </w:p>
+    <w:p>
+      <w:pPr>
+        <w:spacing w:after="60" w:line="312"/>
+        <w:ind w:firstLine="480"/>
+        <w:jc w:val="both"/>
+      </w:pPr>
+      <w:r>
+        <w:rPr>
+          <w:rFonts w:ascii="Times New Roman" w:eastAsia="SimSun"/>
+          <w:b w:val="false"/>
+          <w:bCs w:val="false"/>
+          <w:color w:val="000000"/>
+          <w:sz w:val="24"/>
+          <w:szCs w:val="24"/>
+        </w:rPr>
+        <w:t xml:space="preserve">组员核查意见处理：会前四份核查意见齐备（钟坤宇＝B3～B9、杨峥＝B10～B15、韦政治＝C／E 组、陈彬＝D／F 组，原文存 组员核查意见/ 目录）并逐条落改——22 项证据表述精化（B10／B11 按页码级核对更新、B13／B14 位置修正、C1 改“有全局规则无字段规则”、C6 改“共同缺失”、D2／P03 补“违规可撤销”、P05 引语分段并限定辅证性质、P06 收紧为“审核主体混称与授权机制不完整”、P10 收紧为“整站迁移需求不完整”、P12 改逐条对照、P13 修位置与建议、P02 并入冷却期规则），E1／B12／B15 三项改判部分符合；杨峥意见中“会议后按实际发言记录、预填稿不作为已发生证据”的原则一并采纳——本记录表决内容以会议实际确认为准。</w:t>
       </w:r>
     </w:p>
     <w:p>
@@ -1663,7 +1681,7 @@
           <w:sz w:val="24"/>
           <w:szCs w:val="24"/>
         </w:rPr>
-        <w:t xml:space="preserve">其他讨论要点：杨峥提出下载专区“仅博士生可见”等分栏权限属合理扩展，建议保留但标注来源；韦政治强调字段级数据需求缺失（P07）是最集中缺口、回填成本最低；陈彬指出测试文档 2.2 节第 9、10 项预期沿用 SRS 错误口径，须随 SRS 修订同步更正。</w:t>
+        <w:t xml:space="preserve">其他讨论要点：杨峥提出下载专区分栏权限（如仅博士生可见）须甲方确认、默认不缩窄注册师生的基线访问范围（B12 据此改判部分符合）；韦政治强调字段级数据需求缺失（P07）是最集中缺口、回填成本最低；陈彬指出测试文档 2.2 节第 9、10 项预期沿用 SRS 错误口径，须随 SRS 修订同步更正。</w:t>
       </w:r>
     </w:p>
     <w:p>
@@ -4853,6 +4871,123 @@
                 <w:szCs w:val="20"/>
               </w:rPr>
               <w:t xml:space="preserve">依据会前三份组员核查意见增补裁决三（B6～B8 判定对象）、裁决四（E1 改判，统计更正 11／12／26）、组员意见处理与 P08 应对口径</w:t>
+            </w:r>
+          </w:p>
+        </w:tc>
+        <w:tc>
+          <w:tcPr>
+            <w:tcW w:type="pct" w:w="18%"/>
+            <w:tcMar>
+              <w:top w:type="dxa" w:w="50"/>
+              <w:left w:type="dxa" w:w="90"/>
+              <w:bottom w:type="dxa" w:w="50"/>
+              <w:right w:type="dxa" w:w="90"/>
+            </w:tcMar>
+          </w:tcPr>
+          <w:p>
+            <w:pPr>
+              <w:spacing w:after="20" w:before="20" w:line="276"/>
+              <w:jc w:val="left"/>
+            </w:pPr>
+            <w:r>
+              <w:rPr>
+                <w:rFonts w:ascii="Times New Roman" w:eastAsia="SimSun"/>
+                <w:b w:val="false"/>
+                <w:bCs w:val="false"/>
+                <w:color w:val="000000"/>
+                <w:sz w:val="20"/>
+                <w:szCs w:val="20"/>
+              </w:rPr>
+              <w:t xml:space="preserve">陈彬</w:t>
+            </w:r>
+          </w:p>
+        </w:tc>
+      </w:tr>
+      <w:tr>
+        <w:trPr>
+          <w:cantSplit/>
+        </w:trPr>
+        <w:tc>
+          <w:tcPr>
+            <w:tcW w:type="pct" w:w="14%"/>
+            <w:tcMar>
+              <w:top w:type="dxa" w:w="50"/>
+              <w:left w:type="dxa" w:w="90"/>
+              <w:bottom w:type="dxa" w:w="50"/>
+              <w:right w:type="dxa" w:w="90"/>
+            </w:tcMar>
+          </w:tcPr>
+          <w:p>
+            <w:pPr>
+              <w:spacing w:after="20" w:before="20" w:line="276"/>
+              <w:jc w:val="left"/>
+            </w:pPr>
+            <w:r>
+              <w:rPr>
+                <w:rFonts w:ascii="Times New Roman" w:eastAsia="SimSun"/>
+                <w:b w:val="false"/>
+                <w:bCs w:val="false"/>
+                <w:color w:val="000000"/>
+                <w:sz w:val="20"/>
+                <w:szCs w:val="20"/>
+              </w:rPr>
+              <w:t xml:space="preserve">2026-10-21</w:t>
+            </w:r>
+          </w:p>
+        </w:tc>
+        <w:tc>
+          <w:tcPr>
+            <w:tcW w:type="pct" w:w="10%"/>
+            <w:tcMar>
+              <w:top w:type="dxa" w:w="50"/>
+              <w:left w:type="dxa" w:w="90"/>
+              <w:bottom w:type="dxa" w:w="50"/>
+              <w:right w:type="dxa" w:w="90"/>
+            </w:tcMar>
+          </w:tcPr>
+          <w:p>
+            <w:pPr>
+              <w:spacing w:after="20" w:before="20" w:line="276"/>
+              <w:jc w:val="left"/>
+            </w:pPr>
+            <w:r>
+              <w:rPr>
+                <w:rFonts w:ascii="Times New Roman" w:eastAsia="SimSun"/>
+                <w:b w:val="false"/>
+                <w:bCs w:val="false"/>
+                <w:color w:val="000000"/>
+                <w:sz w:val="20"/>
+                <w:szCs w:val="20"/>
+              </w:rPr>
+              <w:t xml:space="preserve">V1.2</w:t>
+            </w:r>
+          </w:p>
+        </w:tc>
+        <w:tc>
+          <w:tcPr>
+            <w:tcW w:type="pct" w:w="58%"/>
+            <w:tcMar>
+              <w:top w:type="dxa" w:w="50"/>
+              <w:left w:type="dxa" w:w="90"/>
+              <w:bottom w:type="dxa" w:w="50"/>
+              <w:right w:type="dxa" w:w="90"/>
+            </w:tcMar>
+          </w:tcPr>
+          <w:p>
+            <w:pPr>
+              <w:spacing w:after="20" w:before="20" w:line="276"/>
+              <w:jc w:val="left"/>
+            </w:pPr>
+            <w:r>
+              <w:rPr>
+                <w:rFonts w:ascii="Times New Roman" w:eastAsia="SimSun"/>
+                <w:b w:val="false"/>
+                <w:bCs w:val="false"/>
+                <w:color w:val="000000"/>
+                <w:sz w:val="20"/>
+                <w:szCs w:val="20"/>
+              </w:rPr>
+              <w:t xml:space="preserve">依据杨峥会前复核意见增补裁决五（B12／B15 改判部分符合，统计更正 10／14／25）、修正预写的杨峥发言为其本人实际意见、裁决一按 P06 收紧为“实现更贴近框架”；四份核查意见齐备</w:t>
             </w:r>
           </w:p>
         </w:tc>

--- a/docs/作业5_需求评审_SQA1_20261020/评审会议记录_SQA2.docx
+++ b/docs/作业5_需求评审_SQA1_20261020/评审会议记录_SQA2.docx
@@ -1555,7 +1555,7 @@
           <w:sz w:val="24"/>
           <w:szCs w:val="24"/>
         </w:rPr>
-        <w:t xml:space="preserve">裁决一（借阅与签到条款的判定基准）：P01～P06 各项条款同时存在 SRS 与实现两种口径。会议逐条比对随附需求对照表与校验源码后裁决：以需求框架 V3.3.1 与澄清口径为准，**判定 SRS 错误、实现更贴近框架**（其中 P06 的实现审批路由同时放行系统管理员，与“负责资料保管的教师审核”口径仍有出入，按该条影响栏表述），问题定性为“正式文档失真”而非“理解错误”——这决定了修订路径为按实现口径回填，且严重问题修订后经书面确认即可转完全批准，无需重写。</w:t>
+        <w:t xml:space="preserve">裁决一（借阅与签到条款的判定基准）：P01～P06 各项条款同时存在 SRS 与实现两种口径。会议逐条比对随附需求对照表与校验源码后裁决：以需求框架 V3.3.1 与澄清口径为准，判定 SRS 错误、实现更贴近框架（其中 P06 的实现审批路由同时放行系统管理员，与“负责资料保管的教师审核”口径仍有出入，按该条影响栏表述），问题定性为“正式文档失真”而非“理解错误”——这决定了修订路径为按实现口径回填，且严重问题修订后经书面确认即可转完全批准，无需重写。</w:t>
       </w:r>
     </w:p>
     <w:p>
@@ -3876,13 +3876,13 @@
       <w:r>
         <w:rPr>
           <w:rFonts w:ascii="Times New Roman" w:eastAsia="SimSun"/>
-          <w:b w:val="false"/>
-          <w:bCs w:val="false"/>
+          <w:b/>
+          <w:bCs/>
           <w:color w:val="000000"/>
           <w:sz w:val="24"/>
           <w:szCs w:val="24"/>
         </w:rPr>
-        <w:t xml:space="preserve">决议一：评审结论为**部分批准（有条件通过）**——SRS 在 P01～P08 修订完成并经 SQA2 书面复核确认前，不得作为设计、测试与验收基准；确认后本结论自动转为完全批准，不另召开复审会议。</w:t>
+        <w:t xml:space="preserve">决议一：评审结论为部分批准（有条件通过）——SRS 在 P01～P08 修订完成并经 SQA2 书面复核确认前，不得作为设计、测试与验收基准；确认后本结论自动转为完全批准，不另召开复审会议。</w:t>
       </w:r>
     </w:p>
     <w:p>

--- a/docs/作业5_需求评审_SQA1_20261020/评审会议记录_SQA2.docx
+++ b/docs/作业5_需求评审_SQA1_20261020/评审会议记录_SQA2.docx
@@ -275,6 +275,7 @@
               <w:bottom w:type="dxa" w:w="50"/>
               <w:right w:type="dxa" w:w="90"/>
             </w:tcMar>
+            <w:vAlign w:val="center"/>
           </w:tcPr>
           <w:p>
             <w:pPr>
@@ -304,6 +305,7 @@
               <w:bottom w:type="dxa" w:w="50"/>
               <w:right w:type="dxa" w:w="90"/>
             </w:tcMar>
+            <w:vAlign w:val="center"/>
           </w:tcPr>
           <w:p>
             <w:pPr>
@@ -337,11 +339,12 @@
               <w:bottom w:type="dxa" w:w="50"/>
               <w:right w:type="dxa" w:w="90"/>
             </w:tcMar>
-          </w:tcPr>
-          <w:p>
-            <w:pPr>
-              <w:spacing w:after="20" w:before="20" w:line="276"/>
-              <w:jc w:val="left"/>
+            <w:vAlign w:val="center"/>
+          </w:tcPr>
+          <w:p>
+            <w:pPr>
+              <w:spacing w:after="20" w:before="20" w:line="276"/>
+              <w:jc w:val="center"/>
             </w:pPr>
             <w:r>
               <w:rPr>
@@ -365,6 +368,7 @@
               <w:bottom w:type="dxa" w:w="50"/>
               <w:right w:type="dxa" w:w="90"/>
             </w:tcMar>
+            <w:vAlign w:val="center"/>
           </w:tcPr>
           <w:p>
             <w:pPr>
@@ -398,11 +402,12 @@
               <w:bottom w:type="dxa" w:w="50"/>
               <w:right w:type="dxa" w:w="90"/>
             </w:tcMar>
-          </w:tcPr>
-          <w:p>
-            <w:pPr>
-              <w:spacing w:after="20" w:before="20" w:line="276"/>
-              <w:jc w:val="left"/>
+            <w:vAlign w:val="center"/>
+          </w:tcPr>
+          <w:p>
+            <w:pPr>
+              <w:spacing w:after="20" w:before="20" w:line="276"/>
+              <w:jc w:val="center"/>
             </w:pPr>
             <w:r>
               <w:rPr>
@@ -426,6 +431,7 @@
               <w:bottom w:type="dxa" w:w="50"/>
               <w:right w:type="dxa" w:w="90"/>
             </w:tcMar>
+            <w:vAlign w:val="center"/>
           </w:tcPr>
           <w:p>
             <w:pPr>
@@ -459,11 +465,12 @@
               <w:bottom w:type="dxa" w:w="50"/>
               <w:right w:type="dxa" w:w="90"/>
             </w:tcMar>
-          </w:tcPr>
-          <w:p>
-            <w:pPr>
-              <w:spacing w:after="20" w:before="20" w:line="276"/>
-              <w:jc w:val="left"/>
+            <w:vAlign w:val="center"/>
+          </w:tcPr>
+          <w:p>
+            <w:pPr>
+              <w:spacing w:after="20" w:before="20" w:line="276"/>
+              <w:jc w:val="center"/>
             </w:pPr>
             <w:r>
               <w:rPr>
@@ -487,6 +494,7 @@
               <w:bottom w:type="dxa" w:w="50"/>
               <w:right w:type="dxa" w:w="90"/>
             </w:tcMar>
+            <w:vAlign w:val="center"/>
           </w:tcPr>
           <w:p>
             <w:pPr>
@@ -520,11 +528,12 @@
               <w:bottom w:type="dxa" w:w="50"/>
               <w:right w:type="dxa" w:w="90"/>
             </w:tcMar>
-          </w:tcPr>
-          <w:p>
-            <w:pPr>
-              <w:spacing w:after="20" w:before="20" w:line="276"/>
-              <w:jc w:val="left"/>
+            <w:vAlign w:val="center"/>
+          </w:tcPr>
+          <w:p>
+            <w:pPr>
+              <w:spacing w:after="20" w:before="20" w:line="276"/>
+              <w:jc w:val="center"/>
             </w:pPr>
             <w:r>
               <w:rPr>
@@ -548,6 +557,7 @@
               <w:bottom w:type="dxa" w:w="50"/>
               <w:right w:type="dxa" w:w="90"/>
             </w:tcMar>
+            <w:vAlign w:val="center"/>
           </w:tcPr>
           <w:p>
             <w:pPr>
@@ -581,11 +591,12 @@
               <w:bottom w:type="dxa" w:w="50"/>
               <w:right w:type="dxa" w:w="90"/>
             </w:tcMar>
-          </w:tcPr>
-          <w:p>
-            <w:pPr>
-              <w:spacing w:after="20" w:before="20" w:line="276"/>
-              <w:jc w:val="left"/>
+            <w:vAlign w:val="center"/>
+          </w:tcPr>
+          <w:p>
+            <w:pPr>
+              <w:spacing w:after="20" w:before="20" w:line="276"/>
+              <w:jc w:val="center"/>
             </w:pPr>
             <w:r>
               <w:rPr>
@@ -609,6 +620,7 @@
               <w:bottom w:type="dxa" w:w="50"/>
               <w:right w:type="dxa" w:w="90"/>
             </w:tcMar>
+            <w:vAlign w:val="center"/>
           </w:tcPr>
           <w:p>
             <w:pPr>
@@ -642,11 +654,12 @@
               <w:bottom w:type="dxa" w:w="50"/>
               <w:right w:type="dxa" w:w="90"/>
             </w:tcMar>
-          </w:tcPr>
-          <w:p>
-            <w:pPr>
-              <w:spacing w:after="20" w:before="20" w:line="276"/>
-              <w:jc w:val="left"/>
+            <w:vAlign w:val="center"/>
+          </w:tcPr>
+          <w:p>
+            <w:pPr>
+              <w:spacing w:after="20" w:before="20" w:line="276"/>
+              <w:jc w:val="center"/>
             </w:pPr>
             <w:r>
               <w:rPr>
@@ -670,6 +683,7 @@
               <w:bottom w:type="dxa" w:w="50"/>
               <w:right w:type="dxa" w:w="90"/>
             </w:tcMar>
+            <w:vAlign w:val="center"/>
           </w:tcPr>
           <w:p>
             <w:pPr>
@@ -703,11 +717,12 @@
               <w:bottom w:type="dxa" w:w="50"/>
               <w:right w:type="dxa" w:w="90"/>
             </w:tcMar>
-          </w:tcPr>
-          <w:p>
-            <w:pPr>
-              <w:spacing w:after="20" w:before="20" w:line="276"/>
-              <w:jc w:val="left"/>
+            <w:vAlign w:val="center"/>
+          </w:tcPr>
+          <w:p>
+            <w:pPr>
+              <w:spacing w:after="20" w:before="20" w:line="276"/>
+              <w:jc w:val="center"/>
             </w:pPr>
             <w:r>
               <w:rPr>
@@ -731,6 +746,7 @@
               <w:bottom w:type="dxa" w:w="50"/>
               <w:right w:type="dxa" w:w="90"/>
             </w:tcMar>
+            <w:vAlign w:val="center"/>
           </w:tcPr>
           <w:p>
             <w:pPr>
@@ -820,6 +836,7 @@
               <w:bottom w:type="dxa" w:w="50"/>
               <w:right w:type="dxa" w:w="90"/>
             </w:tcMar>
+            <w:vAlign w:val="center"/>
           </w:tcPr>
           <w:p>
             <w:pPr>
@@ -849,6 +866,7 @@
               <w:bottom w:type="dxa" w:w="50"/>
               <w:right w:type="dxa" w:w="90"/>
             </w:tcMar>
+            <w:vAlign w:val="center"/>
           </w:tcPr>
           <w:p>
             <w:pPr>
@@ -878,6 +896,7 @@
               <w:bottom w:type="dxa" w:w="50"/>
               <w:right w:type="dxa" w:w="90"/>
             </w:tcMar>
+            <w:vAlign w:val="center"/>
           </w:tcPr>
           <w:p>
             <w:pPr>
@@ -911,6 +930,36 @@
               <w:bottom w:type="dxa" w:w="50"/>
               <w:right w:type="dxa" w:w="90"/>
             </w:tcMar>
+            <w:vAlign w:val="center"/>
+          </w:tcPr>
+          <w:p>
+            <w:pPr>
+              <w:spacing w:after="20" w:before="20" w:line="276"/>
+              <w:jc w:val="center"/>
+            </w:pPr>
+            <w:r>
+              <w:rPr>
+                <w:rFonts w:ascii="Times New Roman" w:eastAsia="SimSun"/>
+                <w:b w:val="false"/>
+                <w:bCs w:val="false"/>
+                <w:color w:val="000000"/>
+                <w:sz w:val="20"/>
+                <w:szCs w:val="20"/>
+              </w:rPr>
+              <w:t xml:space="preserve">1 材料与分工确认</w:t>
+            </w:r>
+          </w:p>
+        </w:tc>
+        <w:tc>
+          <w:tcPr>
+            <w:tcW w:type="pct" w:w="56%"/>
+            <w:tcMar>
+              <w:top w:type="dxa" w:w="50"/>
+              <w:left w:type="dxa" w:w="90"/>
+              <w:bottom w:type="dxa" w:w="50"/>
+              <w:right w:type="dxa" w:w="90"/>
+            </w:tcMar>
+            <w:vAlign w:val="center"/>
           </w:tcPr>
           <w:p>
             <w:pPr>
@@ -926,34 +975,6 @@
                 <w:sz w:val="20"/>
                 <w:szCs w:val="20"/>
               </w:rPr>
-              <w:t xml:space="preserve">1 材料与分工确认</w:t>
-            </w:r>
-          </w:p>
-        </w:tc>
-        <w:tc>
-          <w:tcPr>
-            <w:tcW w:type="pct" w:w="56%"/>
-            <w:tcMar>
-              <w:top w:type="dxa" w:w="50"/>
-              <w:left w:type="dxa" w:w="90"/>
-              <w:bottom w:type="dxa" w:w="50"/>
-              <w:right w:type="dxa" w:w="90"/>
-            </w:tcMar>
-          </w:tcPr>
-          <w:p>
-            <w:pPr>
-              <w:spacing w:after="20" w:before="20" w:line="276"/>
-              <w:jc w:val="left"/>
-            </w:pPr>
-            <w:r>
-              <w:rPr>
-                <w:rFonts w:ascii="Times New Roman" w:eastAsia="SimSun"/>
-                <w:b w:val="false"/>
-                <w:bCs w:val="false"/>
-                <w:color w:val="000000"/>
-                <w:sz w:val="20"/>
-                <w:szCs w:val="20"/>
-              </w:rPr>
               <w:t xml:space="preserve">确认被评审材料齐备、五名成员按分工完成会前核查</w:t>
             </w:r>
           </w:p>
@@ -967,11 +988,12 @@
               <w:bottom w:type="dxa" w:w="50"/>
               <w:right w:type="dxa" w:w="90"/>
             </w:tcMar>
-          </w:tcPr>
-          <w:p>
-            <w:pPr>
-              <w:spacing w:after="20" w:before="20" w:line="276"/>
-              <w:jc w:val="left"/>
+            <w:vAlign w:val="center"/>
+          </w:tcPr>
+          <w:p>
+            <w:pPr>
+              <w:spacing w:after="20" w:before="20" w:line="276"/>
+              <w:jc w:val="center"/>
             </w:pPr>
             <w:r>
               <w:rPr>
@@ -1000,6 +1022,36 @@
               <w:bottom w:type="dxa" w:w="50"/>
               <w:right w:type="dxa" w:w="90"/>
             </w:tcMar>
+            <w:vAlign w:val="center"/>
+          </w:tcPr>
+          <w:p>
+            <w:pPr>
+              <w:spacing w:after="20" w:before="20" w:line="276"/>
+              <w:jc w:val="center"/>
+            </w:pPr>
+            <w:r>
+              <w:rPr>
+                <w:rFonts w:ascii="Times New Roman" w:eastAsia="SimSun"/>
+                <w:b w:val="false"/>
+                <w:bCs w:val="false"/>
+                <w:color w:val="000000"/>
+                <w:sz w:val="20"/>
+                <w:szCs w:val="20"/>
+              </w:rPr>
+              <w:t xml:space="preserve">2 检查表结论通报</w:t>
+            </w:r>
+          </w:p>
+        </w:tc>
+        <w:tc>
+          <w:tcPr>
+            <w:tcW w:type="pct" w:w="56%"/>
+            <w:tcMar>
+              <w:top w:type="dxa" w:w="50"/>
+              <w:left w:type="dxa" w:w="90"/>
+              <w:bottom w:type="dxa" w:w="50"/>
+              <w:right w:type="dxa" w:w="90"/>
+            </w:tcMar>
+            <w:vAlign w:val="center"/>
           </w:tcPr>
           <w:p>
             <w:pPr>
@@ -1015,34 +1067,6 @@
                 <w:sz w:val="20"/>
                 <w:szCs w:val="20"/>
               </w:rPr>
-              <w:t xml:space="preserve">2 检查表结论通报</w:t>
-            </w:r>
-          </w:p>
-        </w:tc>
-        <w:tc>
-          <w:tcPr>
-            <w:tcW w:type="pct" w:w="56%"/>
-            <w:tcMar>
-              <w:top w:type="dxa" w:w="50"/>
-              <w:left w:type="dxa" w:w="90"/>
-              <w:bottom w:type="dxa" w:w="50"/>
-              <w:right w:type="dxa" w:w="90"/>
-            </w:tcMar>
-          </w:tcPr>
-          <w:p>
-            <w:pPr>
-              <w:spacing w:after="20" w:before="20" w:line="276"/>
-              <w:jc w:val="left"/>
-            </w:pPr>
-            <w:r>
-              <w:rPr>
-                <w:rFonts w:ascii="Times New Roman" w:eastAsia="SimSun"/>
-                <w:b w:val="false"/>
-                <w:bCs w:val="false"/>
-                <w:color w:val="000000"/>
-                <w:sz w:val="20"/>
-                <w:szCs w:val="20"/>
-              </w:rPr>
               <w:t xml:space="preserve">A～F 六组 49 项逐组通报：符合 10、部分符合 14、不符合 25（部分符合计入需改进；E1、B12、B15 经组员核查改判并同步统计）</w:t>
             </w:r>
           </w:p>
@@ -1056,11 +1080,12 @@
               <w:bottom w:type="dxa" w:w="50"/>
               <w:right w:type="dxa" w:w="90"/>
             </w:tcMar>
-          </w:tcPr>
-          <w:p>
-            <w:pPr>
-              <w:spacing w:after="20" w:before="20" w:line="276"/>
-              <w:jc w:val="left"/>
+            <w:vAlign w:val="center"/>
+          </w:tcPr>
+          <w:p>
+            <w:pPr>
+              <w:spacing w:after="20" w:before="20" w:line="276"/>
+              <w:jc w:val="center"/>
             </w:pPr>
             <w:r>
               <w:rPr>
@@ -1089,6 +1114,36 @@
               <w:bottom w:type="dxa" w:w="50"/>
               <w:right w:type="dxa" w:w="90"/>
             </w:tcMar>
+            <w:vAlign w:val="center"/>
+          </w:tcPr>
+          <w:p>
+            <w:pPr>
+              <w:spacing w:after="20" w:before="20" w:line="276"/>
+              <w:jc w:val="center"/>
+            </w:pPr>
+            <w:r>
+              <w:rPr>
+                <w:rFonts w:ascii="Times New Roman" w:eastAsia="SimSun"/>
+                <w:b w:val="false"/>
+                <w:bCs w:val="false"/>
+                <w:color w:val="000000"/>
+                <w:sz w:val="20"/>
+                <w:szCs w:val="20"/>
+              </w:rPr>
+              <w:t xml:space="preserve">3 严重问题逐条表决</w:t>
+            </w:r>
+          </w:p>
+        </w:tc>
+        <w:tc>
+          <w:tcPr>
+            <w:tcW w:type="pct" w:w="56%"/>
+            <w:tcMar>
+              <w:top w:type="dxa" w:w="50"/>
+              <w:left w:type="dxa" w:w="90"/>
+              <w:bottom w:type="dxa" w:w="50"/>
+              <w:right w:type="dxa" w:w="90"/>
+            </w:tcMar>
+            <w:vAlign w:val="center"/>
           </w:tcPr>
           <w:p>
             <w:pPr>
@@ -1104,34 +1159,6 @@
                 <w:sz w:val="20"/>
                 <w:szCs w:val="20"/>
               </w:rPr>
-              <w:t xml:space="preserve">3 严重问题逐条表决</w:t>
-            </w:r>
-          </w:p>
-        </w:tc>
-        <w:tc>
-          <w:tcPr>
-            <w:tcW w:type="pct" w:w="56%"/>
-            <w:tcMar>
-              <w:top w:type="dxa" w:w="50"/>
-              <w:left w:type="dxa" w:w="90"/>
-              <w:bottom w:type="dxa" w:w="50"/>
-              <w:right w:type="dxa" w:w="90"/>
-            </w:tcMar>
-          </w:tcPr>
-          <w:p>
-            <w:pPr>
-              <w:spacing w:after="20" w:before="20" w:line="276"/>
-              <w:jc w:val="left"/>
-            </w:pPr>
-            <w:r>
-              <w:rPr>
-                <w:rFonts w:ascii="Times New Roman" w:eastAsia="SimSun"/>
-                <w:b w:val="false"/>
-                <w:bCs w:val="false"/>
-                <w:color w:val="000000"/>
-                <w:sz w:val="20"/>
-                <w:szCs w:val="20"/>
-              </w:rPr>
               <w:t xml:space="preserve">P01～P08 逐条引证框架条款与实现证据并表决（见表 4-3）</w:t>
             </w:r>
           </w:p>
@@ -1145,11 +1172,12 @@
               <w:bottom w:type="dxa" w:w="50"/>
               <w:right w:type="dxa" w:w="90"/>
             </w:tcMar>
-          </w:tcPr>
-          <w:p>
-            <w:pPr>
-              <w:spacing w:after="20" w:before="20" w:line="276"/>
-              <w:jc w:val="left"/>
+            <w:vAlign w:val="center"/>
+          </w:tcPr>
+          <w:p>
+            <w:pPr>
+              <w:spacing w:after="20" w:before="20" w:line="276"/>
+              <w:jc w:val="center"/>
             </w:pPr>
             <w:r>
               <w:rPr>
@@ -1178,6 +1206,36 @@
               <w:bottom w:type="dxa" w:w="50"/>
               <w:right w:type="dxa" w:w="90"/>
             </w:tcMar>
+            <w:vAlign w:val="center"/>
+          </w:tcPr>
+          <w:p>
+            <w:pPr>
+              <w:spacing w:after="20" w:before="20" w:line="276"/>
+              <w:jc w:val="center"/>
+            </w:pPr>
+            <w:r>
+              <w:rPr>
+                <w:rFonts w:ascii="Times New Roman" w:eastAsia="SimSun"/>
+                <w:b w:val="false"/>
+                <w:bCs w:val="false"/>
+                <w:color w:val="000000"/>
+                <w:sz w:val="20"/>
+                <w:szCs w:val="20"/>
+              </w:rPr>
+              <w:t xml:space="preserve">4 一般／轻微问题通报</w:t>
+            </w:r>
+          </w:p>
+        </w:tc>
+        <w:tc>
+          <w:tcPr>
+            <w:tcW w:type="pct" w:w="56%"/>
+            <w:tcMar>
+              <w:top w:type="dxa" w:w="50"/>
+              <w:left w:type="dxa" w:w="90"/>
+              <w:bottom w:type="dxa" w:w="50"/>
+              <w:right w:type="dxa" w:w="90"/>
+            </w:tcMar>
+            <w:vAlign w:val="center"/>
           </w:tcPr>
           <w:p>
             <w:pPr>
@@ -1193,34 +1251,6 @@
                 <w:sz w:val="20"/>
                 <w:szCs w:val="20"/>
               </w:rPr>
-              <w:t xml:space="preserve">4 一般／轻微问题通报</w:t>
-            </w:r>
-          </w:p>
-        </w:tc>
-        <w:tc>
-          <w:tcPr>
-            <w:tcW w:type="pct" w:w="56%"/>
-            <w:tcMar>
-              <w:top w:type="dxa" w:w="50"/>
-              <w:left w:type="dxa" w:w="90"/>
-              <w:bottom w:type="dxa" w:w="50"/>
-              <w:right w:type="dxa" w:w="90"/>
-            </w:tcMar>
-          </w:tcPr>
-          <w:p>
-            <w:pPr>
-              <w:spacing w:after="20" w:before="20" w:line="276"/>
-              <w:jc w:val="left"/>
-            </w:pPr>
-            <w:r>
-              <w:rPr>
-                <w:rFonts w:ascii="Times New Roman" w:eastAsia="SimSun"/>
-                <w:b w:val="false"/>
-                <w:bCs w:val="false"/>
-                <w:color w:val="000000"/>
-                <w:sz w:val="20"/>
-                <w:szCs w:val="20"/>
-              </w:rPr>
               <w:t xml:space="preserve">P09～P17 逐条通报并确认分级</w:t>
             </w:r>
           </w:p>
@@ -1234,11 +1264,12 @@
               <w:bottom w:type="dxa" w:w="50"/>
               <w:right w:type="dxa" w:w="90"/>
             </w:tcMar>
-          </w:tcPr>
-          <w:p>
-            <w:pPr>
-              <w:spacing w:after="20" w:before="20" w:line="276"/>
-              <w:jc w:val="left"/>
+            <w:vAlign w:val="center"/>
+          </w:tcPr>
+          <w:p>
+            <w:pPr>
+              <w:spacing w:after="20" w:before="20" w:line="276"/>
+              <w:jc w:val="center"/>
             </w:pPr>
             <w:r>
               <w:rPr>
@@ -1267,6 +1298,36 @@
               <w:bottom w:type="dxa" w:w="50"/>
               <w:right w:type="dxa" w:w="90"/>
             </w:tcMar>
+            <w:vAlign w:val="center"/>
+          </w:tcPr>
+          <w:p>
+            <w:pPr>
+              <w:spacing w:after="20" w:before="20" w:line="276"/>
+              <w:jc w:val="center"/>
+            </w:pPr>
+            <w:r>
+              <w:rPr>
+                <w:rFonts w:ascii="Times New Roman" w:eastAsia="SimSun"/>
+                <w:b w:val="false"/>
+                <w:bCs w:val="false"/>
+                <w:color w:val="000000"/>
+                <w:sz w:val="20"/>
+                <w:szCs w:val="20"/>
+              </w:rPr>
+              <w:t xml:space="preserve">5 定性讨论与裁决</w:t>
+            </w:r>
+          </w:p>
+        </w:tc>
+        <w:tc>
+          <w:tcPr>
+            <w:tcW w:type="pct" w:w="56%"/>
+            <w:tcMar>
+              <w:top w:type="dxa" w:w="50"/>
+              <w:left w:type="dxa" w:w="90"/>
+              <w:bottom w:type="dxa" w:w="50"/>
+              <w:right w:type="dxa" w:w="90"/>
+            </w:tcMar>
+            <w:vAlign w:val="center"/>
           </w:tcPr>
           <w:p>
             <w:pPr>
@@ -1282,34 +1343,6 @@
                 <w:sz w:val="20"/>
                 <w:szCs w:val="20"/>
               </w:rPr>
-              <w:t xml:space="preserve">5 定性讨论与裁决</w:t>
-            </w:r>
-          </w:p>
-        </w:tc>
-        <w:tc>
-          <w:tcPr>
-            <w:tcW w:type="pct" w:w="56%"/>
-            <w:tcMar>
-              <w:top w:type="dxa" w:w="50"/>
-              <w:left w:type="dxa" w:w="90"/>
-              <w:bottom w:type="dxa" w:w="50"/>
-              <w:right w:type="dxa" w:w="90"/>
-            </w:tcMar>
-          </w:tcPr>
-          <w:p>
-            <w:pPr>
-              <w:spacing w:after="20" w:before="20" w:line="276"/>
-              <w:jc w:val="left"/>
-            </w:pPr>
-            <w:r>
-              <w:rPr>
-                <w:rFonts w:ascii="Times New Roman" w:eastAsia="SimSun"/>
-                <w:b w:val="false"/>
-                <w:bCs w:val="false"/>
-                <w:color w:val="000000"/>
-                <w:sz w:val="20"/>
-                <w:szCs w:val="20"/>
-              </w:rPr>
               <w:t xml:space="preserve">两处关键裁决（见第 3 节）</w:t>
             </w:r>
           </w:p>
@@ -1323,11 +1356,12 @@
               <w:bottom w:type="dxa" w:w="50"/>
               <w:right w:type="dxa" w:w="90"/>
             </w:tcMar>
-          </w:tcPr>
-          <w:p>
-            <w:pPr>
-              <w:spacing w:after="20" w:before="20" w:line="276"/>
-              <w:jc w:val="left"/>
+            <w:vAlign w:val="center"/>
+          </w:tcPr>
+          <w:p>
+            <w:pPr>
+              <w:spacing w:after="20" w:before="20" w:line="276"/>
+              <w:jc w:val="center"/>
             </w:pPr>
             <w:r>
               <w:rPr>
@@ -1356,6 +1390,36 @@
               <w:bottom w:type="dxa" w:w="50"/>
               <w:right w:type="dxa" w:w="90"/>
             </w:tcMar>
+            <w:vAlign w:val="center"/>
+          </w:tcPr>
+          <w:p>
+            <w:pPr>
+              <w:spacing w:after="20" w:before="20" w:line="276"/>
+              <w:jc w:val="center"/>
+            </w:pPr>
+            <w:r>
+              <w:rPr>
+                <w:rFonts w:ascii="Times New Roman" w:eastAsia="SimSun"/>
+                <w:b w:val="false"/>
+                <w:bCs w:val="false"/>
+                <w:color w:val="000000"/>
+                <w:sz w:val="20"/>
+                <w:szCs w:val="20"/>
+              </w:rPr>
+              <w:t xml:space="preserve">6 结论表决</w:t>
+            </w:r>
+          </w:p>
+        </w:tc>
+        <w:tc>
+          <w:tcPr>
+            <w:tcW w:type="pct" w:w="56%"/>
+            <w:tcMar>
+              <w:top w:type="dxa" w:w="50"/>
+              <w:left w:type="dxa" w:w="90"/>
+              <w:bottom w:type="dxa" w:w="50"/>
+              <w:right w:type="dxa" w:w="90"/>
+            </w:tcMar>
+            <w:vAlign w:val="center"/>
           </w:tcPr>
           <w:p>
             <w:pPr>
@@ -1371,34 +1435,6 @@
                 <w:sz w:val="20"/>
                 <w:szCs w:val="20"/>
               </w:rPr>
-              <w:t xml:space="preserve">6 结论表决</w:t>
-            </w:r>
-          </w:p>
-        </w:tc>
-        <w:tc>
-          <w:tcPr>
-            <w:tcW w:type="pct" w:w="56%"/>
-            <w:tcMar>
-              <w:top w:type="dxa" w:w="50"/>
-              <w:left w:type="dxa" w:w="90"/>
-              <w:bottom w:type="dxa" w:w="50"/>
-              <w:right w:type="dxa" w:w="90"/>
-            </w:tcMar>
-          </w:tcPr>
-          <w:p>
-            <w:pPr>
-              <w:spacing w:after="20" w:before="20" w:line="276"/>
-              <w:jc w:val="left"/>
-            </w:pPr>
-            <w:r>
-              <w:rPr>
-                <w:rFonts w:ascii="Times New Roman" w:eastAsia="SimSun"/>
-                <w:b w:val="false"/>
-                <w:bCs w:val="false"/>
-                <w:color w:val="000000"/>
-                <w:sz w:val="20"/>
-                <w:szCs w:val="20"/>
-              </w:rPr>
               <w:t xml:space="preserve">按三态通过准则表决评审结论</w:t>
             </w:r>
           </w:p>
@@ -1412,11 +1448,12 @@
               <w:bottom w:type="dxa" w:w="50"/>
               <w:right w:type="dxa" w:w="90"/>
             </w:tcMar>
-          </w:tcPr>
-          <w:p>
-            <w:pPr>
-              <w:spacing w:after="20" w:before="20" w:line="276"/>
-              <w:jc w:val="left"/>
+            <w:vAlign w:val="center"/>
+          </w:tcPr>
+          <w:p>
+            <w:pPr>
+              <w:spacing w:after="20" w:before="20" w:line="276"/>
+              <w:jc w:val="center"/>
             </w:pPr>
             <w:r>
               <w:rPr>
@@ -1445,6 +1482,36 @@
               <w:bottom w:type="dxa" w:w="50"/>
               <w:right w:type="dxa" w:w="90"/>
             </w:tcMar>
+            <w:vAlign w:val="center"/>
+          </w:tcPr>
+          <w:p>
+            <w:pPr>
+              <w:spacing w:after="20" w:before="20" w:line="276"/>
+              <w:jc w:val="center"/>
+            </w:pPr>
+            <w:r>
+              <w:rPr>
+                <w:rFonts w:ascii="Times New Roman" w:eastAsia="SimSun"/>
+                <w:b w:val="false"/>
+                <w:bCs w:val="false"/>
+                <w:color w:val="000000"/>
+                <w:sz w:val="20"/>
+                <w:szCs w:val="20"/>
+              </w:rPr>
+              <w:t xml:space="preserve">7 后续行动分派</w:t>
+            </w:r>
+          </w:p>
+        </w:tc>
+        <w:tc>
+          <w:tcPr>
+            <w:tcW w:type="pct" w:w="56%"/>
+            <w:tcMar>
+              <w:top w:type="dxa" w:w="50"/>
+              <w:left w:type="dxa" w:w="90"/>
+              <w:bottom w:type="dxa" w:w="50"/>
+              <w:right w:type="dxa" w:w="90"/>
+            </w:tcMar>
+            <w:vAlign w:val="center"/>
           </w:tcPr>
           <w:p>
             <w:pPr>
@@ -1460,34 +1527,6 @@
                 <w:sz w:val="20"/>
                 <w:szCs w:val="20"/>
               </w:rPr>
-              <w:t xml:space="preserve">7 后续行动分派</w:t>
-            </w:r>
-          </w:p>
-        </w:tc>
-        <w:tc>
-          <w:tcPr>
-            <w:tcW w:type="pct" w:w="56%"/>
-            <w:tcMar>
-              <w:top w:type="dxa" w:w="50"/>
-              <w:left w:type="dxa" w:w="90"/>
-              <w:bottom w:type="dxa" w:w="50"/>
-              <w:right w:type="dxa" w:w="90"/>
-            </w:tcMar>
-          </w:tcPr>
-          <w:p>
-            <w:pPr>
-              <w:spacing w:after="20" w:before="20" w:line="276"/>
-              <w:jc w:val="left"/>
-            </w:pPr>
-            <w:r>
-              <w:rPr>
-                <w:rFonts w:ascii="Times New Roman" w:eastAsia="SimSun"/>
-                <w:b w:val="false"/>
-                <w:bCs w:val="false"/>
-                <w:color w:val="000000"/>
-                <w:sz w:val="20"/>
-                <w:szCs w:val="20"/>
-              </w:rPr>
               <w:t xml:space="preserve">明确措施、责任方、时限、跟踪人（见第 5 节）</w:t>
             </w:r>
           </w:p>
@@ -1501,11 +1540,12 @@
               <w:bottom w:type="dxa" w:w="50"/>
               <w:right w:type="dxa" w:w="90"/>
             </w:tcMar>
-          </w:tcPr>
-          <w:p>
-            <w:pPr>
-              <w:spacing w:after="20" w:before="20" w:line="276"/>
-              <w:jc w:val="left"/>
+            <w:vAlign w:val="center"/>
+          </w:tcPr>
+          <w:p>
+            <w:pPr>
+              <w:spacing w:after="20" w:before="20" w:line="276"/>
+              <w:jc w:val="center"/>
             </w:pPr>
             <w:r>
               <w:rPr>
@@ -1753,6 +1793,7 @@
               <w:bottom w:type="dxa" w:w="50"/>
               <w:right w:type="dxa" w:w="90"/>
             </w:tcMar>
+            <w:vAlign w:val="center"/>
           </w:tcPr>
           <w:p>
             <w:pPr>
@@ -1782,6 +1823,7 @@
               <w:bottom w:type="dxa" w:w="50"/>
               <w:right w:type="dxa" w:w="90"/>
             </w:tcMar>
+            <w:vAlign w:val="center"/>
           </w:tcPr>
           <w:p>
             <w:pPr>
@@ -1811,6 +1853,7 @@
               <w:bottom w:type="dxa" w:w="50"/>
               <w:right w:type="dxa" w:w="90"/>
             </w:tcMar>
+            <w:vAlign w:val="center"/>
           </w:tcPr>
           <w:p>
             <w:pPr>
@@ -1840,6 +1883,7 @@
               <w:bottom w:type="dxa" w:w="50"/>
               <w:right w:type="dxa" w:w="90"/>
             </w:tcMar>
+            <w:vAlign w:val="center"/>
           </w:tcPr>
           <w:p>
             <w:pPr>
@@ -1873,6 +1917,65 @@
               <w:bottom w:type="dxa" w:w="50"/>
               <w:right w:type="dxa" w:w="90"/>
             </w:tcMar>
+            <w:vAlign w:val="center"/>
+          </w:tcPr>
+          <w:p>
+            <w:pPr>
+              <w:spacing w:after="20" w:before="20" w:line="276"/>
+              <w:jc w:val="center"/>
+            </w:pPr>
+            <w:r>
+              <w:rPr>
+                <w:rFonts w:ascii="Times New Roman" w:eastAsia="SimSun"/>
+                <w:b w:val="false"/>
+                <w:bCs w:val="false"/>
+                <w:color w:val="000000"/>
+                <w:sz w:val="20"/>
+                <w:szCs w:val="20"/>
+              </w:rPr>
+              <w:t xml:space="preserve">P01</w:t>
+            </w:r>
+          </w:p>
+        </w:tc>
+        <w:tc>
+          <w:tcPr>
+            <w:tcW w:type="pct" w:w="10%"/>
+            <w:tcMar>
+              <w:top w:type="dxa" w:w="50"/>
+              <w:left w:type="dxa" w:w="90"/>
+              <w:bottom w:type="dxa" w:w="50"/>
+              <w:right w:type="dxa" w:w="90"/>
+            </w:tcMar>
+            <w:vAlign w:val="center"/>
+          </w:tcPr>
+          <w:p>
+            <w:pPr>
+              <w:spacing w:after="20" w:before="20" w:line="276"/>
+              <w:jc w:val="center"/>
+            </w:pPr>
+            <w:r>
+              <w:rPr>
+                <w:rFonts w:ascii="Times New Roman" w:eastAsia="SimSun"/>
+                <w:b w:val="false"/>
+                <w:bCs w:val="false"/>
+                <w:color w:val="000000"/>
+                <w:sz w:val="20"/>
+                <w:szCs w:val="20"/>
+              </w:rPr>
+              <w:t xml:space="preserve">严重</w:t>
+            </w:r>
+          </w:p>
+        </w:tc>
+        <w:tc>
+          <w:tcPr>
+            <w:tcW w:type="pct" w:w="60%"/>
+            <w:tcMar>
+              <w:top w:type="dxa" w:w="50"/>
+              <w:left w:type="dxa" w:w="90"/>
+              <w:bottom w:type="dxa" w:w="50"/>
+              <w:right w:type="dxa" w:w="90"/>
+            </w:tcMar>
+            <w:vAlign w:val="center"/>
           </w:tcPr>
           <w:p>
             <w:pPr>
@@ -1888,62 +1991,6 @@
                 <w:sz w:val="20"/>
                 <w:szCs w:val="20"/>
               </w:rPr>
-              <w:t xml:space="preserve">P01</w:t>
-            </w:r>
-          </w:p>
-        </w:tc>
-        <w:tc>
-          <w:tcPr>
-            <w:tcW w:type="pct" w:w="10%"/>
-            <w:tcMar>
-              <w:top w:type="dxa" w:w="50"/>
-              <w:left w:type="dxa" w:w="90"/>
-              <w:bottom w:type="dxa" w:w="50"/>
-              <w:right w:type="dxa" w:w="90"/>
-            </w:tcMar>
-          </w:tcPr>
-          <w:p>
-            <w:pPr>
-              <w:spacing w:after="20" w:before="20" w:line="276"/>
-              <w:jc w:val="left"/>
-            </w:pPr>
-            <w:r>
-              <w:rPr>
-                <w:rFonts w:ascii="Times New Roman" w:eastAsia="SimSun"/>
-                <w:b w:val="false"/>
-                <w:bCs w:val="false"/>
-                <w:color w:val="000000"/>
-                <w:sz w:val="20"/>
-                <w:szCs w:val="20"/>
-              </w:rPr>
-              <w:t xml:space="preserve">严重</w:t>
-            </w:r>
-          </w:p>
-        </w:tc>
-        <w:tc>
-          <w:tcPr>
-            <w:tcW w:type="pct" w:w="60%"/>
-            <w:tcMar>
-              <w:top w:type="dxa" w:w="50"/>
-              <w:left w:type="dxa" w:w="90"/>
-              <w:bottom w:type="dxa" w:w="50"/>
-              <w:right w:type="dxa" w:w="90"/>
-            </w:tcMar>
-          </w:tcPr>
-          <w:p>
-            <w:pPr>
-              <w:spacing w:after="20" w:before="20" w:line="276"/>
-              <w:jc w:val="left"/>
-            </w:pPr>
-            <w:r>
-              <w:rPr>
-                <w:rFonts w:ascii="Times New Roman" w:eastAsia="SimSun"/>
-                <w:b w:val="false"/>
-                <w:bCs w:val="false"/>
-                <w:color w:val="000000"/>
-                <w:sz w:val="20"/>
-                <w:szCs w:val="20"/>
-              </w:rPr>
               <w:t xml:space="preserve">借阅上限 3／5 本且丢失可配置，偏离框架最高 2 本</w:t>
             </w:r>
           </w:p>
@@ -1957,11 +2004,12 @@
               <w:bottom w:type="dxa" w:w="50"/>
               <w:right w:type="dxa" w:w="90"/>
             </w:tcMar>
-          </w:tcPr>
-          <w:p>
-            <w:pPr>
-              <w:spacing w:after="20" w:before="20" w:line="276"/>
-              <w:jc w:val="left"/>
+            <w:vAlign w:val="center"/>
+          </w:tcPr>
+          <w:p>
+            <w:pPr>
+              <w:spacing w:after="20" w:before="20" w:line="276"/>
+              <w:jc w:val="center"/>
             </w:pPr>
             <w:r>
               <w:rPr>
@@ -1990,6 +2038,65 @@
               <w:bottom w:type="dxa" w:w="50"/>
               <w:right w:type="dxa" w:w="90"/>
             </w:tcMar>
+            <w:vAlign w:val="center"/>
+          </w:tcPr>
+          <w:p>
+            <w:pPr>
+              <w:spacing w:after="20" w:before="20" w:line="276"/>
+              <w:jc w:val="center"/>
+            </w:pPr>
+            <w:r>
+              <w:rPr>
+                <w:rFonts w:ascii="Times New Roman" w:eastAsia="SimSun"/>
+                <w:b w:val="false"/>
+                <w:bCs w:val="false"/>
+                <w:color w:val="000000"/>
+                <w:sz w:val="20"/>
+                <w:szCs w:val="20"/>
+              </w:rPr>
+              <w:t xml:space="preserve">P02</w:t>
+            </w:r>
+          </w:p>
+        </w:tc>
+        <w:tc>
+          <w:tcPr>
+            <w:tcW w:type="pct" w:w="10%"/>
+            <w:tcMar>
+              <w:top w:type="dxa" w:w="50"/>
+              <w:left w:type="dxa" w:w="90"/>
+              <w:bottom w:type="dxa" w:w="50"/>
+              <w:right w:type="dxa" w:w="90"/>
+            </w:tcMar>
+            <w:vAlign w:val="center"/>
+          </w:tcPr>
+          <w:p>
+            <w:pPr>
+              <w:spacing w:after="20" w:before="20" w:line="276"/>
+              <w:jc w:val="center"/>
+            </w:pPr>
+            <w:r>
+              <w:rPr>
+                <w:rFonts w:ascii="Times New Roman" w:eastAsia="SimSun"/>
+                <w:b w:val="false"/>
+                <w:bCs w:val="false"/>
+                <w:color w:val="000000"/>
+                <w:sz w:val="20"/>
+                <w:szCs w:val="20"/>
+              </w:rPr>
+              <w:t xml:space="preserve">严重</w:t>
+            </w:r>
+          </w:p>
+        </w:tc>
+        <w:tc>
+          <w:tcPr>
+            <w:tcW w:type="pct" w:w="60%"/>
+            <w:tcMar>
+              <w:top w:type="dxa" w:w="50"/>
+              <w:left w:type="dxa" w:w="90"/>
+              <w:bottom w:type="dxa" w:w="50"/>
+              <w:right w:type="dxa" w:w="90"/>
+            </w:tcMar>
+            <w:vAlign w:val="center"/>
           </w:tcPr>
           <w:p>
             <w:pPr>
@@ -2005,62 +2112,6 @@
                 <w:sz w:val="20"/>
                 <w:szCs w:val="20"/>
               </w:rPr>
-              <w:t xml:space="preserve">P02</w:t>
-            </w:r>
-          </w:p>
-        </w:tc>
-        <w:tc>
-          <w:tcPr>
-            <w:tcW w:type="pct" w:w="10%"/>
-            <w:tcMar>
-              <w:top w:type="dxa" w:w="50"/>
-              <w:left w:type="dxa" w:w="90"/>
-              <w:bottom w:type="dxa" w:w="50"/>
-              <w:right w:type="dxa" w:w="90"/>
-            </w:tcMar>
-          </w:tcPr>
-          <w:p>
-            <w:pPr>
-              <w:spacing w:after="20" w:before="20" w:line="276"/>
-              <w:jc w:val="left"/>
-            </w:pPr>
-            <w:r>
-              <w:rPr>
-                <w:rFonts w:ascii="Times New Roman" w:eastAsia="SimSun"/>
-                <w:b w:val="false"/>
-                <w:bCs w:val="false"/>
-                <w:color w:val="000000"/>
-                <w:sz w:val="20"/>
-                <w:szCs w:val="20"/>
-              </w:rPr>
-              <w:t xml:space="preserve">严重</w:t>
-            </w:r>
-          </w:p>
-        </w:tc>
-        <w:tc>
-          <w:tcPr>
-            <w:tcW w:type="pct" w:w="60%"/>
-            <w:tcMar>
-              <w:top w:type="dxa" w:w="50"/>
-              <w:left w:type="dxa" w:w="90"/>
-              <w:bottom w:type="dxa" w:w="50"/>
-              <w:right w:type="dxa" w:w="90"/>
-            </w:tcMar>
-          </w:tcPr>
-          <w:p>
-            <w:pPr>
-              <w:spacing w:after="20" w:before="20" w:line="276"/>
-              <w:jc w:val="left"/>
-            </w:pPr>
-            <w:r>
-              <w:rPr>
-                <w:rFonts w:ascii="Times New Roman" w:eastAsia="SimSun"/>
-                <w:b w:val="false"/>
-                <w:bCs w:val="false"/>
-                <w:color w:val="000000"/>
-                <w:sz w:val="20"/>
-                <w:szCs w:val="20"/>
-              </w:rPr>
               <w:t xml:space="preserve">允许续借，违反框架禁止性条款</w:t>
             </w:r>
           </w:p>
@@ -2074,11 +2125,12 @@
               <w:bottom w:type="dxa" w:w="50"/>
               <w:right w:type="dxa" w:w="90"/>
             </w:tcMar>
-          </w:tcPr>
-          <w:p>
-            <w:pPr>
-              <w:spacing w:after="20" w:before="20" w:line="276"/>
-              <w:jc w:val="left"/>
+            <w:vAlign w:val="center"/>
+          </w:tcPr>
+          <w:p>
+            <w:pPr>
+              <w:spacing w:after="20" w:before="20" w:line="276"/>
+              <w:jc w:val="center"/>
             </w:pPr>
             <w:r>
               <w:rPr>
@@ -2107,6 +2159,65 @@
               <w:bottom w:type="dxa" w:w="50"/>
               <w:right w:type="dxa" w:w="90"/>
             </w:tcMar>
+            <w:vAlign w:val="center"/>
+          </w:tcPr>
+          <w:p>
+            <w:pPr>
+              <w:spacing w:after="20" w:before="20" w:line="276"/>
+              <w:jc w:val="center"/>
+            </w:pPr>
+            <w:r>
+              <w:rPr>
+                <w:rFonts w:ascii="Times New Roman" w:eastAsia="SimSun"/>
+                <w:b w:val="false"/>
+                <w:bCs w:val="false"/>
+                <w:color w:val="000000"/>
+                <w:sz w:val="20"/>
+                <w:szCs w:val="20"/>
+              </w:rPr>
+              <w:t xml:space="preserve">P03</w:t>
+            </w:r>
+          </w:p>
+        </w:tc>
+        <w:tc>
+          <w:tcPr>
+            <w:tcW w:type="pct" w:w="10%"/>
+            <w:tcMar>
+              <w:top w:type="dxa" w:w="50"/>
+              <w:left w:type="dxa" w:w="90"/>
+              <w:bottom w:type="dxa" w:w="50"/>
+              <w:right w:type="dxa" w:w="90"/>
+            </w:tcMar>
+            <w:vAlign w:val="center"/>
+          </w:tcPr>
+          <w:p>
+            <w:pPr>
+              <w:spacing w:after="20" w:before="20" w:line="276"/>
+              <w:jc w:val="center"/>
+            </w:pPr>
+            <w:r>
+              <w:rPr>
+                <w:rFonts w:ascii="Times New Roman" w:eastAsia="SimSun"/>
+                <w:b w:val="false"/>
+                <w:bCs w:val="false"/>
+                <w:color w:val="000000"/>
+                <w:sz w:val="20"/>
+                <w:szCs w:val="20"/>
+              </w:rPr>
+              <w:t xml:space="preserve">严重</w:t>
+            </w:r>
+          </w:p>
+        </w:tc>
+        <w:tc>
+          <w:tcPr>
+            <w:tcW w:type="pct" w:w="60%"/>
+            <w:tcMar>
+              <w:top w:type="dxa" w:w="50"/>
+              <w:left w:type="dxa" w:w="90"/>
+              <w:bottom w:type="dxa" w:w="50"/>
+              <w:right w:type="dxa" w:w="90"/>
+            </w:tcMar>
+            <w:vAlign w:val="center"/>
           </w:tcPr>
           <w:p>
             <w:pPr>
@@ -2122,62 +2233,6 @@
                 <w:sz w:val="20"/>
                 <w:szCs w:val="20"/>
               </w:rPr>
-              <w:t xml:space="preserve">P03</w:t>
-            </w:r>
-          </w:p>
-        </w:tc>
-        <w:tc>
-          <w:tcPr>
-            <w:tcW w:type="pct" w:w="10%"/>
-            <w:tcMar>
-              <w:top w:type="dxa" w:w="50"/>
-              <w:left w:type="dxa" w:w="90"/>
-              <w:bottom w:type="dxa" w:w="50"/>
-              <w:right w:type="dxa" w:w="90"/>
-            </w:tcMar>
-          </w:tcPr>
-          <w:p>
-            <w:pPr>
-              <w:spacing w:after="20" w:before="20" w:line="276"/>
-              <w:jc w:val="left"/>
-            </w:pPr>
-            <w:r>
-              <w:rPr>
-                <w:rFonts w:ascii="Times New Roman" w:eastAsia="SimSun"/>
-                <w:b w:val="false"/>
-                <w:bCs w:val="false"/>
-                <w:color w:val="000000"/>
-                <w:sz w:val="20"/>
-                <w:szCs w:val="20"/>
-              </w:rPr>
-              <w:t xml:space="preserve">严重</w:t>
-            </w:r>
-          </w:p>
-        </w:tc>
-        <w:tc>
-          <w:tcPr>
-            <w:tcW w:type="pct" w:w="60%"/>
-            <w:tcMar>
-              <w:top w:type="dxa" w:w="50"/>
-              <w:left w:type="dxa" w:w="90"/>
-              <w:bottom w:type="dxa" w:w="50"/>
-              <w:right w:type="dxa" w:w="90"/>
-            </w:tcMar>
-          </w:tcPr>
-          <w:p>
-            <w:pPr>
-              <w:spacing w:after="20" w:before="20" w:line="276"/>
-              <w:jc w:val="left"/>
-            </w:pPr>
-            <w:r>
-              <w:rPr>
-                <w:rFonts w:ascii="Times New Roman" w:eastAsia="SimSun"/>
-                <w:b w:val="false"/>
-                <w:bCs w:val="false"/>
-                <w:color w:val="000000"/>
-                <w:sz w:val="20"/>
-                <w:szCs w:val="20"/>
-              </w:rPr>
               <w:t xml:space="preserve">信用分制偏离确认制诚信记录（不可清除、超 3 次停借）</w:t>
             </w:r>
           </w:p>
@@ -2191,11 +2246,12 @@
               <w:bottom w:type="dxa" w:w="50"/>
               <w:right w:type="dxa" w:w="90"/>
             </w:tcMar>
-          </w:tcPr>
-          <w:p>
-            <w:pPr>
-              <w:spacing w:after="20" w:before="20" w:line="276"/>
-              <w:jc w:val="left"/>
+            <w:vAlign w:val="center"/>
+          </w:tcPr>
+          <w:p>
+            <w:pPr>
+              <w:spacing w:after="20" w:before="20" w:line="276"/>
+              <w:jc w:val="center"/>
             </w:pPr>
             <w:r>
               <w:rPr>
@@ -2224,6 +2280,65 @@
               <w:bottom w:type="dxa" w:w="50"/>
               <w:right w:type="dxa" w:w="90"/>
             </w:tcMar>
+            <w:vAlign w:val="center"/>
+          </w:tcPr>
+          <w:p>
+            <w:pPr>
+              <w:spacing w:after="20" w:before="20" w:line="276"/>
+              <w:jc w:val="center"/>
+            </w:pPr>
+            <w:r>
+              <w:rPr>
+                <w:rFonts w:ascii="Times New Roman" w:eastAsia="SimSun"/>
+                <w:b w:val="false"/>
+                <w:bCs w:val="false"/>
+                <w:color w:val="000000"/>
+                <w:sz w:val="20"/>
+                <w:szCs w:val="20"/>
+              </w:rPr>
+              <w:t xml:space="preserve">P04</w:t>
+            </w:r>
+          </w:p>
+        </w:tc>
+        <w:tc>
+          <w:tcPr>
+            <w:tcW w:type="pct" w:w="10%"/>
+            <w:tcMar>
+              <w:top w:type="dxa" w:w="50"/>
+              <w:left w:type="dxa" w:w="90"/>
+              <w:bottom w:type="dxa" w:w="50"/>
+              <w:right w:type="dxa" w:w="90"/>
+            </w:tcMar>
+            <w:vAlign w:val="center"/>
+          </w:tcPr>
+          <w:p>
+            <w:pPr>
+              <w:spacing w:after="20" w:before="20" w:line="276"/>
+              <w:jc w:val="center"/>
+            </w:pPr>
+            <w:r>
+              <w:rPr>
+                <w:rFonts w:ascii="Times New Roman" w:eastAsia="SimSun"/>
+                <w:b w:val="false"/>
+                <w:bCs w:val="false"/>
+                <w:color w:val="000000"/>
+                <w:sz w:val="20"/>
+                <w:szCs w:val="20"/>
+              </w:rPr>
+              <w:t xml:space="preserve">严重</w:t>
+            </w:r>
+          </w:p>
+        </w:tc>
+        <w:tc>
+          <w:tcPr>
+            <w:tcW w:type="pct" w:w="60%"/>
+            <w:tcMar>
+              <w:top w:type="dxa" w:w="50"/>
+              <w:left w:type="dxa" w:w="90"/>
+              <w:bottom w:type="dxa" w:w="50"/>
+              <w:right w:type="dxa" w:w="90"/>
+            </w:tcMar>
+            <w:vAlign w:val="center"/>
           </w:tcPr>
           <w:p>
             <w:pPr>
@@ -2239,62 +2354,6 @@
                 <w:sz w:val="20"/>
                 <w:szCs w:val="20"/>
               </w:rPr>
-              <w:t xml:space="preserve">P04</w:t>
-            </w:r>
-          </w:p>
-        </w:tc>
-        <w:tc>
-          <w:tcPr>
-            <w:tcW w:type="pct" w:w="10%"/>
-            <w:tcMar>
-              <w:top w:type="dxa" w:w="50"/>
-              <w:left w:type="dxa" w:w="90"/>
-              <w:bottom w:type="dxa" w:w="50"/>
-              <w:right w:type="dxa" w:w="90"/>
-            </w:tcMar>
-          </w:tcPr>
-          <w:p>
-            <w:pPr>
-              <w:spacing w:after="20" w:before="20" w:line="276"/>
-              <w:jc w:val="left"/>
-            </w:pPr>
-            <w:r>
-              <w:rPr>
-                <w:rFonts w:ascii="Times New Roman" w:eastAsia="SimSun"/>
-                <w:b w:val="false"/>
-                <w:bCs w:val="false"/>
-                <w:color w:val="000000"/>
-                <w:sz w:val="20"/>
-                <w:szCs w:val="20"/>
-              </w:rPr>
-              <w:t xml:space="preserve">严重</w:t>
-            </w:r>
-          </w:p>
-        </w:tc>
-        <w:tc>
-          <w:tcPr>
-            <w:tcW w:type="pct" w:w="60%"/>
-            <w:tcMar>
-              <w:top w:type="dxa" w:w="50"/>
-              <w:left w:type="dxa" w:w="90"/>
-              <w:bottom w:type="dxa" w:w="50"/>
-              <w:right w:type="dxa" w:w="90"/>
-            </w:tcMar>
-          </w:tcPr>
-          <w:p>
-            <w:pPr>
-              <w:spacing w:after="20" w:before="20" w:line="276"/>
-              <w:jc w:val="left"/>
-            </w:pPr>
-            <w:r>
-              <w:rPr>
-                <w:rFonts w:ascii="Times New Roman" w:eastAsia="SimSun"/>
-                <w:b w:val="false"/>
-                <w:bCs w:val="false"/>
-                <w:color w:val="000000"/>
-                <w:sz w:val="20"/>
-                <w:szCs w:val="20"/>
-              </w:rPr>
               <w:t xml:space="preserve">到期提醒丢“3 个工作日”口径并引入邮件渠道</w:t>
             </w:r>
           </w:p>
@@ -2308,11 +2367,12 @@
               <w:bottom w:type="dxa" w:w="50"/>
               <w:right w:type="dxa" w:w="90"/>
             </w:tcMar>
-          </w:tcPr>
-          <w:p>
-            <w:pPr>
-              <w:spacing w:after="20" w:before="20" w:line="276"/>
-              <w:jc w:val="left"/>
+            <w:vAlign w:val="center"/>
+          </w:tcPr>
+          <w:p>
+            <w:pPr>
+              <w:spacing w:after="20" w:before="20" w:line="276"/>
+              <w:jc w:val="center"/>
             </w:pPr>
             <w:r>
               <w:rPr>
@@ -2341,6 +2401,65 @@
               <w:bottom w:type="dxa" w:w="50"/>
               <w:right w:type="dxa" w:w="90"/>
             </w:tcMar>
+            <w:vAlign w:val="center"/>
+          </w:tcPr>
+          <w:p>
+            <w:pPr>
+              <w:spacing w:after="20" w:before="20" w:line="276"/>
+              <w:jc w:val="center"/>
+            </w:pPr>
+            <w:r>
+              <w:rPr>
+                <w:rFonts w:ascii="Times New Roman" w:eastAsia="SimSun"/>
+                <w:b w:val="false"/>
+                <w:bCs w:val="false"/>
+                <w:color w:val="000000"/>
+                <w:sz w:val="20"/>
+                <w:szCs w:val="20"/>
+              </w:rPr>
+              <w:t xml:space="preserve">P05</w:t>
+            </w:r>
+          </w:p>
+        </w:tc>
+        <w:tc>
+          <w:tcPr>
+            <w:tcW w:type="pct" w:w="10%"/>
+            <w:tcMar>
+              <w:top w:type="dxa" w:w="50"/>
+              <w:left w:type="dxa" w:w="90"/>
+              <w:bottom w:type="dxa" w:w="50"/>
+              <w:right w:type="dxa" w:w="90"/>
+            </w:tcMar>
+            <w:vAlign w:val="center"/>
+          </w:tcPr>
+          <w:p>
+            <w:pPr>
+              <w:spacing w:after="20" w:before="20" w:line="276"/>
+              <w:jc w:val="center"/>
+            </w:pPr>
+            <w:r>
+              <w:rPr>
+                <w:rFonts w:ascii="Times New Roman" w:eastAsia="SimSun"/>
+                <w:b w:val="false"/>
+                <w:bCs w:val="false"/>
+                <w:color w:val="000000"/>
+                <w:sz w:val="20"/>
+                <w:szCs w:val="20"/>
+              </w:rPr>
+              <w:t xml:space="preserve">严重</w:t>
+            </w:r>
+          </w:p>
+        </w:tc>
+        <w:tc>
+          <w:tcPr>
+            <w:tcW w:type="pct" w:w="60%"/>
+            <w:tcMar>
+              <w:top w:type="dxa" w:w="50"/>
+              <w:left w:type="dxa" w:w="90"/>
+              <w:bottom w:type="dxa" w:w="50"/>
+              <w:right w:type="dxa" w:w="90"/>
+            </w:tcMar>
+            <w:vAlign w:val="center"/>
           </w:tcPr>
           <w:p>
             <w:pPr>
@@ -2356,62 +2475,6 @@
                 <w:sz w:val="20"/>
                 <w:szCs w:val="20"/>
               </w:rPr>
-              <w:t xml:space="preserve">P05</w:t>
-            </w:r>
-          </w:p>
-        </w:tc>
-        <w:tc>
-          <w:tcPr>
-            <w:tcW w:type="pct" w:w="10%"/>
-            <w:tcMar>
-              <w:top w:type="dxa" w:w="50"/>
-              <w:left w:type="dxa" w:w="90"/>
-              <w:bottom w:type="dxa" w:w="50"/>
-              <w:right w:type="dxa" w:w="90"/>
-            </w:tcMar>
-          </w:tcPr>
-          <w:p>
-            <w:pPr>
-              <w:spacing w:after="20" w:before="20" w:line="276"/>
-              <w:jc w:val="left"/>
-            </w:pPr>
-            <w:r>
-              <w:rPr>
-                <w:rFonts w:ascii="Times New Roman" w:eastAsia="SimSun"/>
-                <w:b w:val="false"/>
-                <w:bCs w:val="false"/>
-                <w:color w:val="000000"/>
-                <w:sz w:val="20"/>
-                <w:szCs w:val="20"/>
-              </w:rPr>
-              <w:t xml:space="preserve">严重</w:t>
-            </w:r>
-          </w:p>
-        </w:tc>
-        <w:tc>
-          <w:tcPr>
-            <w:tcW w:type="pct" w:w="60%"/>
-            <w:tcMar>
-              <w:top w:type="dxa" w:w="50"/>
-              <w:left w:type="dxa" w:w="90"/>
-              <w:bottom w:type="dxa" w:w="50"/>
-              <w:right w:type="dxa" w:w="90"/>
-            </w:tcMar>
-          </w:tcPr>
-          <w:p>
-            <w:pPr>
-              <w:spacing w:after="20" w:before="20" w:line="276"/>
-              <w:jc w:val="left"/>
-            </w:pPr>
-            <w:r>
-              <w:rPr>
-                <w:rFonts w:ascii="Times New Roman" w:eastAsia="SimSun"/>
-                <w:b w:val="false"/>
-                <w:bCs w:val="false"/>
-                <w:color w:val="000000"/>
-                <w:sz w:val="20"/>
-                <w:szCs w:val="20"/>
-              </w:rPr>
               <w:t xml:space="preserve">签到签出改手动并自加多项功能，偏离登录自动机制</w:t>
             </w:r>
           </w:p>
@@ -2425,11 +2488,12 @@
               <w:bottom w:type="dxa" w:w="50"/>
               <w:right w:type="dxa" w:w="90"/>
             </w:tcMar>
-          </w:tcPr>
-          <w:p>
-            <w:pPr>
-              <w:spacing w:after="20" w:before="20" w:line="276"/>
-              <w:jc w:val="left"/>
+            <w:vAlign w:val="center"/>
+          </w:tcPr>
+          <w:p>
+            <w:pPr>
+              <w:spacing w:after="20" w:before="20" w:line="276"/>
+              <w:jc w:val="center"/>
             </w:pPr>
             <w:r>
               <w:rPr>
@@ -2458,6 +2522,65 @@
               <w:bottom w:type="dxa" w:w="50"/>
               <w:right w:type="dxa" w:w="90"/>
             </w:tcMar>
+            <w:vAlign w:val="center"/>
+          </w:tcPr>
+          <w:p>
+            <w:pPr>
+              <w:spacing w:after="20" w:before="20" w:line="276"/>
+              <w:jc w:val="center"/>
+            </w:pPr>
+            <w:r>
+              <w:rPr>
+                <w:rFonts w:ascii="Times New Roman" w:eastAsia="SimSun"/>
+                <w:b w:val="false"/>
+                <w:bCs w:val="false"/>
+                <w:color w:val="000000"/>
+                <w:sz w:val="20"/>
+                <w:szCs w:val="20"/>
+              </w:rPr>
+              <w:t xml:space="preserve">P06</w:t>
+            </w:r>
+          </w:p>
+        </w:tc>
+        <w:tc>
+          <w:tcPr>
+            <w:tcW w:type="pct" w:w="10%"/>
+            <w:tcMar>
+              <w:top w:type="dxa" w:w="50"/>
+              <w:left w:type="dxa" w:w="90"/>
+              <w:bottom w:type="dxa" w:w="50"/>
+              <w:right w:type="dxa" w:w="90"/>
+            </w:tcMar>
+            <w:vAlign w:val="center"/>
+          </w:tcPr>
+          <w:p>
+            <w:pPr>
+              <w:spacing w:after="20" w:before="20" w:line="276"/>
+              <w:jc w:val="center"/>
+            </w:pPr>
+            <w:r>
+              <w:rPr>
+                <w:rFonts w:ascii="Times New Roman" w:eastAsia="SimSun"/>
+                <w:b w:val="false"/>
+                <w:bCs w:val="false"/>
+                <w:color w:val="000000"/>
+                <w:sz w:val="20"/>
+                <w:szCs w:val="20"/>
+              </w:rPr>
+              <w:t xml:space="preserve">严重</w:t>
+            </w:r>
+          </w:p>
+        </w:tc>
+        <w:tc>
+          <w:tcPr>
+            <w:tcW w:type="pct" w:w="60%"/>
+            <w:tcMar>
+              <w:top w:type="dxa" w:w="50"/>
+              <w:left w:type="dxa" w:w="90"/>
+              <w:bottom w:type="dxa" w:w="50"/>
+              <w:right w:type="dxa" w:w="90"/>
+            </w:tcMar>
+            <w:vAlign w:val="center"/>
           </w:tcPr>
           <w:p>
             <w:pPr>
@@ -2473,62 +2596,6 @@
                 <w:sz w:val="20"/>
                 <w:szCs w:val="20"/>
               </w:rPr>
-              <w:t xml:space="preserve">P06</w:t>
-            </w:r>
-          </w:p>
-        </w:tc>
-        <w:tc>
-          <w:tcPr>
-            <w:tcW w:type="pct" w:w="10%"/>
-            <w:tcMar>
-              <w:top w:type="dxa" w:w="50"/>
-              <w:left w:type="dxa" w:w="90"/>
-              <w:bottom w:type="dxa" w:w="50"/>
-              <w:right w:type="dxa" w:w="90"/>
-            </w:tcMar>
-          </w:tcPr>
-          <w:p>
-            <w:pPr>
-              <w:spacing w:after="20" w:before="20" w:line="276"/>
-              <w:jc w:val="left"/>
-            </w:pPr>
-            <w:r>
-              <w:rPr>
-                <w:rFonts w:ascii="Times New Roman" w:eastAsia="SimSun"/>
-                <w:b w:val="false"/>
-                <w:bCs w:val="false"/>
-                <w:color w:val="000000"/>
-                <w:sz w:val="20"/>
-                <w:szCs w:val="20"/>
-              </w:rPr>
-              <w:t xml:space="preserve">严重</w:t>
-            </w:r>
-          </w:p>
-        </w:tc>
-        <w:tc>
-          <w:tcPr>
-            <w:tcW w:type="pct" w:w="60%"/>
-            <w:tcMar>
-              <w:top w:type="dxa" w:w="50"/>
-              <w:left w:type="dxa" w:w="90"/>
-              <w:bottom w:type="dxa" w:w="50"/>
-              <w:right w:type="dxa" w:w="90"/>
-            </w:tcMar>
-          </w:tcPr>
-          <w:p>
-            <w:pPr>
-              <w:spacing w:after="20" w:before="20" w:line="276"/>
-              <w:jc w:val="left"/>
-            </w:pPr>
-            <w:r>
-              <w:rPr>
-                <w:rFonts w:ascii="Times New Roman" w:eastAsia="SimSun"/>
-                <w:b w:val="false"/>
-                <w:bCs w:val="false"/>
-                <w:color w:val="000000"/>
-                <w:sz w:val="20"/>
-                <w:szCs w:val="20"/>
-              </w:rPr>
               <w:t xml:space="preserve">借阅审核角色错误，业务角色及指定机制未定义</w:t>
             </w:r>
           </w:p>
@@ -2542,11 +2609,12 @@
               <w:bottom w:type="dxa" w:w="50"/>
               <w:right w:type="dxa" w:w="90"/>
             </w:tcMar>
-          </w:tcPr>
-          <w:p>
-            <w:pPr>
-              <w:spacing w:after="20" w:before="20" w:line="276"/>
-              <w:jc w:val="left"/>
+            <w:vAlign w:val="center"/>
+          </w:tcPr>
+          <w:p>
+            <w:pPr>
+              <w:spacing w:after="20" w:before="20" w:line="276"/>
+              <w:jc w:val="center"/>
             </w:pPr>
             <w:r>
               <w:rPr>
@@ -2575,6 +2643,65 @@
               <w:bottom w:type="dxa" w:w="50"/>
               <w:right w:type="dxa" w:w="90"/>
             </w:tcMar>
+            <w:vAlign w:val="center"/>
+          </w:tcPr>
+          <w:p>
+            <w:pPr>
+              <w:spacing w:after="20" w:before="20" w:line="276"/>
+              <w:jc w:val="center"/>
+            </w:pPr>
+            <w:r>
+              <w:rPr>
+                <w:rFonts w:ascii="Times New Roman" w:eastAsia="SimSun"/>
+                <w:b w:val="false"/>
+                <w:bCs w:val="false"/>
+                <w:color w:val="000000"/>
+                <w:sz w:val="20"/>
+                <w:szCs w:val="20"/>
+              </w:rPr>
+              <w:t xml:space="preserve">P07</w:t>
+            </w:r>
+          </w:p>
+        </w:tc>
+        <w:tc>
+          <w:tcPr>
+            <w:tcW w:type="pct" w:w="10%"/>
+            <w:tcMar>
+              <w:top w:type="dxa" w:w="50"/>
+              <w:left w:type="dxa" w:w="90"/>
+              <w:bottom w:type="dxa" w:w="50"/>
+              <w:right w:type="dxa" w:w="90"/>
+            </w:tcMar>
+            <w:vAlign w:val="center"/>
+          </w:tcPr>
+          <w:p>
+            <w:pPr>
+              <w:spacing w:after="20" w:before="20" w:line="276"/>
+              <w:jc w:val="center"/>
+            </w:pPr>
+            <w:r>
+              <w:rPr>
+                <w:rFonts w:ascii="Times New Roman" w:eastAsia="SimSun"/>
+                <w:b w:val="false"/>
+                <w:bCs w:val="false"/>
+                <w:color w:val="000000"/>
+                <w:sz w:val="20"/>
+                <w:szCs w:val="20"/>
+              </w:rPr>
+              <w:t xml:space="preserve">严重</w:t>
+            </w:r>
+          </w:p>
+        </w:tc>
+        <w:tc>
+          <w:tcPr>
+            <w:tcW w:type="pct" w:w="60%"/>
+            <w:tcMar>
+              <w:top w:type="dxa" w:w="50"/>
+              <w:left w:type="dxa" w:w="90"/>
+              <w:bottom w:type="dxa" w:w="50"/>
+              <w:right w:type="dxa" w:w="90"/>
+            </w:tcMar>
+            <w:vAlign w:val="center"/>
           </w:tcPr>
           <w:p>
             <w:pPr>
@@ -2590,62 +2717,6 @@
                 <w:sz w:val="20"/>
                 <w:szCs w:val="20"/>
               </w:rPr>
-              <w:t xml:space="preserve">P07</w:t>
-            </w:r>
-          </w:p>
-        </w:tc>
-        <w:tc>
-          <w:tcPr>
-            <w:tcW w:type="pct" w:w="10%"/>
-            <w:tcMar>
-              <w:top w:type="dxa" w:w="50"/>
-              <w:left w:type="dxa" w:w="90"/>
-              <w:bottom w:type="dxa" w:w="50"/>
-              <w:right w:type="dxa" w:w="90"/>
-            </w:tcMar>
-          </w:tcPr>
-          <w:p>
-            <w:pPr>
-              <w:spacing w:after="20" w:before="20" w:line="276"/>
-              <w:jc w:val="left"/>
-            </w:pPr>
-            <w:r>
-              <w:rPr>
-                <w:rFonts w:ascii="Times New Roman" w:eastAsia="SimSun"/>
-                <w:b w:val="false"/>
-                <w:bCs w:val="false"/>
-                <w:color w:val="000000"/>
-                <w:sz w:val="20"/>
-                <w:szCs w:val="20"/>
-              </w:rPr>
-              <w:t xml:space="preserve">严重</w:t>
-            </w:r>
-          </w:p>
-        </w:tc>
-        <w:tc>
-          <w:tcPr>
-            <w:tcW w:type="pct" w:w="60%"/>
-            <w:tcMar>
-              <w:top w:type="dxa" w:w="50"/>
-              <w:left w:type="dxa" w:w="90"/>
-              <w:bottom w:type="dxa" w:w="50"/>
-              <w:right w:type="dxa" w:w="90"/>
-            </w:tcMar>
-          </w:tcPr>
-          <w:p>
-            <w:pPr>
-              <w:spacing w:after="20" w:before="20" w:line="276"/>
-              <w:jc w:val="left"/>
-            </w:pPr>
-            <w:r>
-              <w:rPr>
-                <w:rFonts w:ascii="Times New Roman" w:eastAsia="SimSun"/>
-                <w:b w:val="false"/>
-                <w:bCs w:val="false"/>
-                <w:color w:val="000000"/>
-                <w:sz w:val="20"/>
-                <w:szCs w:val="20"/>
-              </w:rPr>
               <w:t xml:space="preserve">框架 §2.2 字段级数据规则整体缺失（实现已做）</w:t>
             </w:r>
           </w:p>
@@ -2659,11 +2730,12 @@
               <w:bottom w:type="dxa" w:w="50"/>
               <w:right w:type="dxa" w:w="90"/>
             </w:tcMar>
-          </w:tcPr>
-          <w:p>
-            <w:pPr>
-              <w:spacing w:after="20" w:before="20" w:line="276"/>
-              <w:jc w:val="left"/>
+            <w:vAlign w:val="center"/>
+          </w:tcPr>
+          <w:p>
+            <w:pPr>
+              <w:spacing w:after="20" w:before="20" w:line="276"/>
+              <w:jc w:val="center"/>
             </w:pPr>
             <w:r>
               <w:rPr>
@@ -2692,6 +2764,65 @@
               <w:bottom w:type="dxa" w:w="50"/>
               <w:right w:type="dxa" w:w="90"/>
             </w:tcMar>
+            <w:vAlign w:val="center"/>
+          </w:tcPr>
+          <w:p>
+            <w:pPr>
+              <w:spacing w:after="20" w:before="20" w:line="276"/>
+              <w:jc w:val="center"/>
+            </w:pPr>
+            <w:r>
+              <w:rPr>
+                <w:rFonts w:ascii="Times New Roman" w:eastAsia="SimSun"/>
+                <w:b w:val="false"/>
+                <w:bCs w:val="false"/>
+                <w:color w:val="000000"/>
+                <w:sz w:val="20"/>
+                <w:szCs w:val="20"/>
+              </w:rPr>
+              <w:t xml:space="preserve">P08</w:t>
+            </w:r>
+          </w:p>
+        </w:tc>
+        <w:tc>
+          <w:tcPr>
+            <w:tcW w:type="pct" w:w="10%"/>
+            <w:tcMar>
+              <w:top w:type="dxa" w:w="50"/>
+              <w:left w:type="dxa" w:w="90"/>
+              <w:bottom w:type="dxa" w:w="50"/>
+              <w:right w:type="dxa" w:w="90"/>
+            </w:tcMar>
+            <w:vAlign w:val="center"/>
+          </w:tcPr>
+          <w:p>
+            <w:pPr>
+              <w:spacing w:after="20" w:before="20" w:line="276"/>
+              <w:jc w:val="center"/>
+            </w:pPr>
+            <w:r>
+              <w:rPr>
+                <w:rFonts w:ascii="Times New Roman" w:eastAsia="SimSun"/>
+                <w:b w:val="false"/>
+                <w:bCs w:val="false"/>
+                <w:color w:val="000000"/>
+                <w:sz w:val="20"/>
+                <w:szCs w:val="20"/>
+              </w:rPr>
+              <w:t xml:space="preserve">严重</w:t>
+            </w:r>
+          </w:p>
+        </w:tc>
+        <w:tc>
+          <w:tcPr>
+            <w:tcW w:type="pct" w:w="60%"/>
+            <w:tcMar>
+              <w:top w:type="dxa" w:w="50"/>
+              <w:left w:type="dxa" w:w="90"/>
+              <w:bottom w:type="dxa" w:w="50"/>
+              <w:right w:type="dxa" w:w="90"/>
+            </w:tcMar>
+            <w:vAlign w:val="center"/>
           </w:tcPr>
           <w:p>
             <w:pPr>
@@ -2707,62 +2838,6 @@
                 <w:sz w:val="20"/>
                 <w:szCs w:val="20"/>
               </w:rPr>
-              <w:t xml:space="preserve">P08</w:t>
-            </w:r>
-          </w:p>
-        </w:tc>
-        <w:tc>
-          <w:tcPr>
-            <w:tcW w:type="pct" w:w="10%"/>
-            <w:tcMar>
-              <w:top w:type="dxa" w:w="50"/>
-              <w:left w:type="dxa" w:w="90"/>
-              <w:bottom w:type="dxa" w:w="50"/>
-              <w:right w:type="dxa" w:w="90"/>
-            </w:tcMar>
-          </w:tcPr>
-          <w:p>
-            <w:pPr>
-              <w:spacing w:after="20" w:before="20" w:line="276"/>
-              <w:jc w:val="left"/>
-            </w:pPr>
-            <w:r>
-              <w:rPr>
-                <w:rFonts w:ascii="Times New Roman" w:eastAsia="SimSun"/>
-                <w:b w:val="false"/>
-                <w:bCs w:val="false"/>
-                <w:color w:val="000000"/>
-                <w:sz w:val="20"/>
-                <w:szCs w:val="20"/>
-              </w:rPr>
-              <w:t xml:space="preserve">严重</w:t>
-            </w:r>
-          </w:p>
-        </w:tc>
-        <w:tc>
-          <w:tcPr>
-            <w:tcW w:type="pct" w:w="60%"/>
-            <w:tcMar>
-              <w:top w:type="dxa" w:w="50"/>
-              <w:left w:type="dxa" w:w="90"/>
-              <w:bottom w:type="dxa" w:w="50"/>
-              <w:right w:type="dxa" w:w="90"/>
-            </w:tcMar>
-          </w:tcPr>
-          <w:p>
-            <w:pPr>
-              <w:spacing w:after="20" w:before="20" w:line="276"/>
-              <w:jc w:val="left"/>
-            </w:pPr>
-            <w:r>
-              <w:rPr>
-                <w:rFonts w:ascii="Times New Roman" w:eastAsia="SimSun"/>
-                <w:b w:val="false"/>
-                <w:bCs w:val="false"/>
-                <w:color w:val="000000"/>
-                <w:sz w:val="20"/>
-                <w:szCs w:val="20"/>
-              </w:rPr>
               <w:t xml:space="preserve">SRS 与实现／内部文档两套口径，验收基准失效</w:t>
             </w:r>
           </w:p>
@@ -2776,11 +2851,12 @@
               <w:bottom w:type="dxa" w:w="50"/>
               <w:right w:type="dxa" w:w="90"/>
             </w:tcMar>
-          </w:tcPr>
-          <w:p>
-            <w:pPr>
-              <w:spacing w:after="20" w:before="20" w:line="276"/>
-              <w:jc w:val="left"/>
+            <w:vAlign w:val="center"/>
+          </w:tcPr>
+          <w:p>
+            <w:pPr>
+              <w:spacing w:after="20" w:before="20" w:line="276"/>
+              <w:jc w:val="center"/>
             </w:pPr>
             <w:r>
               <w:rPr>
@@ -2809,6 +2885,65 @@
               <w:bottom w:type="dxa" w:w="50"/>
               <w:right w:type="dxa" w:w="90"/>
             </w:tcMar>
+            <w:vAlign w:val="center"/>
+          </w:tcPr>
+          <w:p>
+            <w:pPr>
+              <w:spacing w:after="20" w:before="20" w:line="276"/>
+              <w:jc w:val="center"/>
+            </w:pPr>
+            <w:r>
+              <w:rPr>
+                <w:rFonts w:ascii="Times New Roman" w:eastAsia="SimSun"/>
+                <w:b w:val="false"/>
+                <w:bCs w:val="false"/>
+                <w:color w:val="000000"/>
+                <w:sz w:val="20"/>
+                <w:szCs w:val="20"/>
+              </w:rPr>
+              <w:t xml:space="preserve">P09</w:t>
+            </w:r>
+          </w:p>
+        </w:tc>
+        <w:tc>
+          <w:tcPr>
+            <w:tcW w:type="pct" w:w="10%"/>
+            <w:tcMar>
+              <w:top w:type="dxa" w:w="50"/>
+              <w:left w:type="dxa" w:w="90"/>
+              <w:bottom w:type="dxa" w:w="50"/>
+              <w:right w:type="dxa" w:w="90"/>
+            </w:tcMar>
+            <w:vAlign w:val="center"/>
+          </w:tcPr>
+          <w:p>
+            <w:pPr>
+              <w:spacing w:after="20" w:before="20" w:line="276"/>
+              <w:jc w:val="center"/>
+            </w:pPr>
+            <w:r>
+              <w:rPr>
+                <w:rFonts w:ascii="Times New Roman" w:eastAsia="SimSun"/>
+                <w:b w:val="false"/>
+                <w:bCs w:val="false"/>
+                <w:color w:val="000000"/>
+                <w:sz w:val="20"/>
+                <w:szCs w:val="20"/>
+              </w:rPr>
+              <w:t xml:space="preserve">一般</w:t>
+            </w:r>
+          </w:p>
+        </w:tc>
+        <w:tc>
+          <w:tcPr>
+            <w:tcW w:type="pct" w:w="60%"/>
+            <w:tcMar>
+              <w:top w:type="dxa" w:w="50"/>
+              <w:left w:type="dxa" w:w="90"/>
+              <w:bottom w:type="dxa" w:w="50"/>
+              <w:right w:type="dxa" w:w="90"/>
+            </w:tcMar>
+            <w:vAlign w:val="center"/>
           </w:tcPr>
           <w:p>
             <w:pPr>
@@ -2824,62 +2959,6 @@
                 <w:sz w:val="20"/>
                 <w:szCs w:val="20"/>
               </w:rPr>
-              <w:t xml:space="preserve">P09</w:t>
-            </w:r>
-          </w:p>
-        </w:tc>
-        <w:tc>
-          <w:tcPr>
-            <w:tcW w:type="pct" w:w="10%"/>
-            <w:tcMar>
-              <w:top w:type="dxa" w:w="50"/>
-              <w:left w:type="dxa" w:w="90"/>
-              <w:bottom w:type="dxa" w:w="50"/>
-              <w:right w:type="dxa" w:w="90"/>
-            </w:tcMar>
-          </w:tcPr>
-          <w:p>
-            <w:pPr>
-              <w:spacing w:after="20" w:before="20" w:line="276"/>
-              <w:jc w:val="left"/>
-            </w:pPr>
-            <w:r>
-              <w:rPr>
-                <w:rFonts w:ascii="Times New Roman" w:eastAsia="SimSun"/>
-                <w:b w:val="false"/>
-                <w:bCs w:val="false"/>
-                <w:color w:val="000000"/>
-                <w:sz w:val="20"/>
-                <w:szCs w:val="20"/>
-              </w:rPr>
-              <w:t xml:space="preserve">一般</w:t>
-            </w:r>
-          </w:p>
-        </w:tc>
-        <w:tc>
-          <w:tcPr>
-            <w:tcW w:type="pct" w:w="60%"/>
-            <w:tcMar>
-              <w:top w:type="dxa" w:w="50"/>
-              <w:left w:type="dxa" w:w="90"/>
-              <w:bottom w:type="dxa" w:w="50"/>
-              <w:right w:type="dxa" w:w="90"/>
-            </w:tcMar>
-          </w:tcPr>
-          <w:p>
-            <w:pPr>
-              <w:spacing w:after="20" w:before="20" w:line="276"/>
-              <w:jc w:val="left"/>
-            </w:pPr>
-            <w:r>
-              <w:rPr>
-                <w:rFonts w:ascii="Times New Roman" w:eastAsia="SimSun"/>
-                <w:b w:val="false"/>
-                <w:bCs w:val="false"/>
-                <w:color w:val="000000"/>
-                <w:sz w:val="20"/>
-                <w:szCs w:val="20"/>
-              </w:rPr>
               <w:t xml:space="preserve">游客检索与隐私边界需求缺失</w:t>
             </w:r>
           </w:p>
@@ -2893,11 +2972,12 @@
               <w:bottom w:type="dxa" w:w="50"/>
               <w:right w:type="dxa" w:w="90"/>
             </w:tcMar>
-          </w:tcPr>
-          <w:p>
-            <w:pPr>
-              <w:spacing w:after="20" w:before="20" w:line="276"/>
-              <w:jc w:val="left"/>
+            <w:vAlign w:val="center"/>
+          </w:tcPr>
+          <w:p>
+            <w:pPr>
+              <w:spacing w:after="20" w:before="20" w:line="276"/>
+              <w:jc w:val="center"/>
             </w:pPr>
             <w:r>
               <w:rPr>
@@ -2926,6 +3006,65 @@
               <w:bottom w:type="dxa" w:w="50"/>
               <w:right w:type="dxa" w:w="90"/>
             </w:tcMar>
+            <w:vAlign w:val="center"/>
+          </w:tcPr>
+          <w:p>
+            <w:pPr>
+              <w:spacing w:after="20" w:before="20" w:line="276"/>
+              <w:jc w:val="center"/>
+            </w:pPr>
+            <w:r>
+              <w:rPr>
+                <w:rFonts w:ascii="Times New Roman" w:eastAsia="SimSun"/>
+                <w:b w:val="false"/>
+                <w:bCs w:val="false"/>
+                <w:color w:val="000000"/>
+                <w:sz w:val="20"/>
+                <w:szCs w:val="20"/>
+              </w:rPr>
+              <w:t xml:space="preserve">P10</w:t>
+            </w:r>
+          </w:p>
+        </w:tc>
+        <w:tc>
+          <w:tcPr>
+            <w:tcW w:type="pct" w:w="10%"/>
+            <w:tcMar>
+              <w:top w:type="dxa" w:w="50"/>
+              <w:left w:type="dxa" w:w="90"/>
+              <w:bottom w:type="dxa" w:w="50"/>
+              <w:right w:type="dxa" w:w="90"/>
+            </w:tcMar>
+            <w:vAlign w:val="center"/>
+          </w:tcPr>
+          <w:p>
+            <w:pPr>
+              <w:spacing w:after="20" w:before="20" w:line="276"/>
+              <w:jc w:val="center"/>
+            </w:pPr>
+            <w:r>
+              <w:rPr>
+                <w:rFonts w:ascii="Times New Roman" w:eastAsia="SimSun"/>
+                <w:b w:val="false"/>
+                <w:bCs w:val="false"/>
+                <w:color w:val="000000"/>
+                <w:sz w:val="20"/>
+                <w:szCs w:val="20"/>
+              </w:rPr>
+              <w:t xml:space="preserve">一般</w:t>
+            </w:r>
+          </w:p>
+        </w:tc>
+        <w:tc>
+          <w:tcPr>
+            <w:tcW w:type="pct" w:w="60%"/>
+            <w:tcMar>
+              <w:top w:type="dxa" w:w="50"/>
+              <w:left w:type="dxa" w:w="90"/>
+              <w:bottom w:type="dxa" w:w="50"/>
+              <w:right w:type="dxa" w:w="90"/>
+            </w:tcMar>
+            <w:vAlign w:val="center"/>
           </w:tcPr>
           <w:p>
             <w:pPr>
@@ -2941,62 +3080,6 @@
                 <w:sz w:val="20"/>
                 <w:szCs w:val="20"/>
               </w:rPr>
-              <w:t xml:space="preserve">P10</w:t>
-            </w:r>
-          </w:p>
-        </w:tc>
-        <w:tc>
-          <w:tcPr>
-            <w:tcW w:type="pct" w:w="10%"/>
-            <w:tcMar>
-              <w:top w:type="dxa" w:w="50"/>
-              <w:left w:type="dxa" w:w="90"/>
-              <w:bottom w:type="dxa" w:w="50"/>
-              <w:right w:type="dxa" w:w="90"/>
-            </w:tcMar>
-          </w:tcPr>
-          <w:p>
-            <w:pPr>
-              <w:spacing w:after="20" w:before="20" w:line="276"/>
-              <w:jc w:val="left"/>
-            </w:pPr>
-            <w:r>
-              <w:rPr>
-                <w:rFonts w:ascii="Times New Roman" w:eastAsia="SimSun"/>
-                <w:b w:val="false"/>
-                <w:bCs w:val="false"/>
-                <w:color w:val="000000"/>
-                <w:sz w:val="20"/>
-                <w:szCs w:val="20"/>
-              </w:rPr>
-              <w:t xml:space="preserve">一般</w:t>
-            </w:r>
-          </w:p>
-        </w:tc>
-        <w:tc>
-          <w:tcPr>
-            <w:tcW w:type="pct" w:w="60%"/>
-            <w:tcMar>
-              <w:top w:type="dxa" w:w="50"/>
-              <w:left w:type="dxa" w:w="90"/>
-              <w:bottom w:type="dxa" w:w="50"/>
-              <w:right w:type="dxa" w:w="90"/>
-            </w:tcMar>
-          </w:tcPr>
-          <w:p>
-            <w:pPr>
-              <w:spacing w:after="20" w:before="20" w:line="276"/>
-              <w:jc w:val="left"/>
-            </w:pPr>
-            <w:r>
-              <w:rPr>
-                <w:rFonts w:ascii="Times New Roman" w:eastAsia="SimSun"/>
-                <w:b w:val="false"/>
-                <w:bCs w:val="false"/>
-                <w:color w:val="000000"/>
-                <w:sz w:val="20"/>
-                <w:szCs w:val="20"/>
-              </w:rPr>
               <w:t xml:space="preserve">现有网站数据导入未需求化</w:t>
             </w:r>
           </w:p>
@@ -3010,11 +3093,12 @@
               <w:bottom w:type="dxa" w:w="50"/>
               <w:right w:type="dxa" w:w="90"/>
             </w:tcMar>
-          </w:tcPr>
-          <w:p>
-            <w:pPr>
-              <w:spacing w:after="20" w:before="20" w:line="276"/>
-              <w:jc w:val="left"/>
+            <w:vAlign w:val="center"/>
+          </w:tcPr>
+          <w:p>
+            <w:pPr>
+              <w:spacing w:after="20" w:before="20" w:line="276"/>
+              <w:jc w:val="center"/>
             </w:pPr>
             <w:r>
               <w:rPr>
@@ -3043,6 +3127,65 @@
               <w:bottom w:type="dxa" w:w="50"/>
               <w:right w:type="dxa" w:w="90"/>
             </w:tcMar>
+            <w:vAlign w:val="center"/>
+          </w:tcPr>
+          <w:p>
+            <w:pPr>
+              <w:spacing w:after="20" w:before="20" w:line="276"/>
+              <w:jc w:val="center"/>
+            </w:pPr>
+            <w:r>
+              <w:rPr>
+                <w:rFonts w:ascii="Times New Roman" w:eastAsia="SimSun"/>
+                <w:b w:val="false"/>
+                <w:bCs w:val="false"/>
+                <w:color w:val="000000"/>
+                <w:sz w:val="20"/>
+                <w:szCs w:val="20"/>
+              </w:rPr>
+              <w:t xml:space="preserve">P11</w:t>
+            </w:r>
+          </w:p>
+        </w:tc>
+        <w:tc>
+          <w:tcPr>
+            <w:tcW w:type="pct" w:w="10%"/>
+            <w:tcMar>
+              <w:top w:type="dxa" w:w="50"/>
+              <w:left w:type="dxa" w:w="90"/>
+              <w:bottom w:type="dxa" w:w="50"/>
+              <w:right w:type="dxa" w:w="90"/>
+            </w:tcMar>
+            <w:vAlign w:val="center"/>
+          </w:tcPr>
+          <w:p>
+            <w:pPr>
+              <w:spacing w:after="20" w:before="20" w:line="276"/>
+              <w:jc w:val="center"/>
+            </w:pPr>
+            <w:r>
+              <w:rPr>
+                <w:rFonts w:ascii="Times New Roman" w:eastAsia="SimSun"/>
+                <w:b w:val="false"/>
+                <w:bCs w:val="false"/>
+                <w:color w:val="000000"/>
+                <w:sz w:val="20"/>
+                <w:szCs w:val="20"/>
+              </w:rPr>
+              <w:t xml:space="preserve">一般</w:t>
+            </w:r>
+          </w:p>
+        </w:tc>
+        <w:tc>
+          <w:tcPr>
+            <w:tcW w:type="pct" w:w="60%"/>
+            <w:tcMar>
+              <w:top w:type="dxa" w:w="50"/>
+              <w:left w:type="dxa" w:w="90"/>
+              <w:bottom w:type="dxa" w:w="50"/>
+              <w:right w:type="dxa" w:w="90"/>
+            </w:tcMar>
+            <w:vAlign w:val="center"/>
           </w:tcPr>
           <w:p>
             <w:pPr>
@@ -3058,62 +3201,6 @@
                 <w:sz w:val="20"/>
                 <w:szCs w:val="20"/>
               </w:rPr>
-              <w:t xml:space="preserve">P11</w:t>
-            </w:r>
-          </w:p>
-        </w:tc>
-        <w:tc>
-          <w:tcPr>
-            <w:tcW w:type="pct" w:w="10%"/>
-            <w:tcMar>
-              <w:top w:type="dxa" w:w="50"/>
-              <w:left w:type="dxa" w:w="90"/>
-              <w:bottom w:type="dxa" w:w="50"/>
-              <w:right w:type="dxa" w:w="90"/>
-            </w:tcMar>
-          </w:tcPr>
-          <w:p>
-            <w:pPr>
-              <w:spacing w:after="20" w:before="20" w:line="276"/>
-              <w:jc w:val="left"/>
-            </w:pPr>
-            <w:r>
-              <w:rPr>
-                <w:rFonts w:ascii="Times New Roman" w:eastAsia="SimSun"/>
-                <w:b w:val="false"/>
-                <w:bCs w:val="false"/>
-                <w:color w:val="000000"/>
-                <w:sz w:val="20"/>
-                <w:szCs w:val="20"/>
-              </w:rPr>
-              <w:t xml:space="preserve">一般</w:t>
-            </w:r>
-          </w:p>
-        </w:tc>
-        <w:tc>
-          <w:tcPr>
-            <w:tcW w:type="pct" w:w="60%"/>
-            <w:tcMar>
-              <w:top w:type="dxa" w:w="50"/>
-              <w:left w:type="dxa" w:w="90"/>
-              <w:bottom w:type="dxa" w:w="50"/>
-              <w:right w:type="dxa" w:w="90"/>
-            </w:tcMar>
-          </w:tcPr>
-          <w:p>
-            <w:pPr>
-              <w:spacing w:after="20" w:before="20" w:line="276"/>
-              <w:jc w:val="left"/>
-            </w:pPr>
-            <w:r>
-              <w:rPr>
-                <w:rFonts w:ascii="Times New Roman" w:eastAsia="SimSun"/>
-                <w:b w:val="false"/>
-                <w:bCs w:val="false"/>
-                <w:color w:val="000000"/>
-                <w:sz w:val="20"/>
-                <w:szCs w:val="20"/>
-              </w:rPr>
               <w:t xml:space="preserve">前台栏目字段偏离框架（师资／课程／成果／招生）</w:t>
             </w:r>
           </w:p>
@@ -3127,11 +3214,12 @@
               <w:bottom w:type="dxa" w:w="50"/>
               <w:right w:type="dxa" w:w="90"/>
             </w:tcMar>
-          </w:tcPr>
-          <w:p>
-            <w:pPr>
-              <w:spacing w:after="20" w:before="20" w:line="276"/>
-              <w:jc w:val="left"/>
+            <w:vAlign w:val="center"/>
+          </w:tcPr>
+          <w:p>
+            <w:pPr>
+              <w:spacing w:after="20" w:before="20" w:line="276"/>
+              <w:jc w:val="center"/>
             </w:pPr>
             <w:r>
               <w:rPr>
@@ -3160,6 +3248,65 @@
               <w:bottom w:type="dxa" w:w="50"/>
               <w:right w:type="dxa" w:w="90"/>
             </w:tcMar>
+            <w:vAlign w:val="center"/>
+          </w:tcPr>
+          <w:p>
+            <w:pPr>
+              <w:spacing w:after="20" w:before="20" w:line="276"/>
+              <w:jc w:val="center"/>
+            </w:pPr>
+            <w:r>
+              <w:rPr>
+                <w:rFonts w:ascii="Times New Roman" w:eastAsia="SimSun"/>
+                <w:b w:val="false"/>
+                <w:bCs w:val="false"/>
+                <w:color w:val="000000"/>
+                <w:sz w:val="20"/>
+                <w:szCs w:val="20"/>
+              </w:rPr>
+              <w:t xml:space="preserve">P12</w:t>
+            </w:r>
+          </w:p>
+        </w:tc>
+        <w:tc>
+          <w:tcPr>
+            <w:tcW w:type="pct" w:w="10%"/>
+            <w:tcMar>
+              <w:top w:type="dxa" w:w="50"/>
+              <w:left w:type="dxa" w:w="90"/>
+              <w:bottom w:type="dxa" w:w="50"/>
+              <w:right w:type="dxa" w:w="90"/>
+            </w:tcMar>
+            <w:vAlign w:val="center"/>
+          </w:tcPr>
+          <w:p>
+            <w:pPr>
+              <w:spacing w:after="20" w:before="20" w:line="276"/>
+              <w:jc w:val="center"/>
+            </w:pPr>
+            <w:r>
+              <w:rPr>
+                <w:rFonts w:ascii="Times New Roman" w:eastAsia="SimSun"/>
+                <w:b w:val="false"/>
+                <w:bCs w:val="false"/>
+                <w:color w:val="000000"/>
+                <w:sz w:val="20"/>
+                <w:szCs w:val="20"/>
+              </w:rPr>
+              <w:t xml:space="preserve">一般</w:t>
+            </w:r>
+          </w:p>
+        </w:tc>
+        <w:tc>
+          <w:tcPr>
+            <w:tcW w:type="pct" w:w="60%"/>
+            <w:tcMar>
+              <w:top w:type="dxa" w:w="50"/>
+              <w:left w:type="dxa" w:w="90"/>
+              <w:bottom w:type="dxa" w:w="50"/>
+              <w:right w:type="dxa" w:w="90"/>
+            </w:tcMar>
+            <w:vAlign w:val="center"/>
           </w:tcPr>
           <w:p>
             <w:pPr>
@@ -3175,62 +3322,6 @@
                 <w:sz w:val="20"/>
                 <w:szCs w:val="20"/>
               </w:rPr>
-              <w:t xml:space="preserve">P12</w:t>
-            </w:r>
-          </w:p>
-        </w:tc>
-        <w:tc>
-          <w:tcPr>
-            <w:tcW w:type="pct" w:w="10%"/>
-            <w:tcMar>
-              <w:top w:type="dxa" w:w="50"/>
-              <w:left w:type="dxa" w:w="90"/>
-              <w:bottom w:type="dxa" w:w="50"/>
-              <w:right w:type="dxa" w:w="90"/>
-            </w:tcMar>
-          </w:tcPr>
-          <w:p>
-            <w:pPr>
-              <w:spacing w:after="20" w:before="20" w:line="276"/>
-              <w:jc w:val="left"/>
-            </w:pPr>
-            <w:r>
-              <w:rPr>
-                <w:rFonts w:ascii="Times New Roman" w:eastAsia="SimSun"/>
-                <w:b w:val="false"/>
-                <w:bCs w:val="false"/>
-                <w:color w:val="000000"/>
-                <w:sz w:val="20"/>
-                <w:szCs w:val="20"/>
-              </w:rPr>
-              <w:t xml:space="preserve">一般</w:t>
-            </w:r>
-          </w:p>
-        </w:tc>
-        <w:tc>
-          <w:tcPr>
-            <w:tcW w:type="pct" w:w="60%"/>
-            <w:tcMar>
-              <w:top w:type="dxa" w:w="50"/>
-              <w:left w:type="dxa" w:w="90"/>
-              <w:bottom w:type="dxa" w:w="50"/>
-              <w:right w:type="dxa" w:w="90"/>
-            </w:tcMar>
-          </w:tcPr>
-          <w:p>
-            <w:pPr>
-              <w:spacing w:after="20" w:before="20" w:line="276"/>
-              <w:jc w:val="left"/>
-            </w:pPr>
-            <w:r>
-              <w:rPr>
-                <w:rFonts w:ascii="Times New Roman" w:eastAsia="SimSun"/>
-                <w:b w:val="false"/>
-                <w:bCs w:val="false"/>
-                <w:color w:val="000000"/>
-                <w:sz w:val="20"/>
-                <w:szCs w:val="20"/>
-              </w:rPr>
               <w:t xml:space="preserve">无上位出处的量化指标构成自设验收风险</w:t>
             </w:r>
           </w:p>
@@ -3244,11 +3335,12 @@
               <w:bottom w:type="dxa" w:w="50"/>
               <w:right w:type="dxa" w:w="90"/>
             </w:tcMar>
-          </w:tcPr>
-          <w:p>
-            <w:pPr>
-              <w:spacing w:after="20" w:before="20" w:line="276"/>
-              <w:jc w:val="left"/>
+            <w:vAlign w:val="center"/>
+          </w:tcPr>
+          <w:p>
+            <w:pPr>
+              <w:spacing w:after="20" w:before="20" w:line="276"/>
+              <w:jc w:val="center"/>
             </w:pPr>
             <w:r>
               <w:rPr>
@@ -3277,6 +3369,65 @@
               <w:bottom w:type="dxa" w:w="50"/>
               <w:right w:type="dxa" w:w="90"/>
             </w:tcMar>
+            <w:vAlign w:val="center"/>
+          </w:tcPr>
+          <w:p>
+            <w:pPr>
+              <w:spacing w:after="20" w:before="20" w:line="276"/>
+              <w:jc w:val="center"/>
+            </w:pPr>
+            <w:r>
+              <w:rPr>
+                <w:rFonts w:ascii="Times New Roman" w:eastAsia="SimSun"/>
+                <w:b w:val="false"/>
+                <w:bCs w:val="false"/>
+                <w:color w:val="000000"/>
+                <w:sz w:val="20"/>
+                <w:szCs w:val="20"/>
+              </w:rPr>
+              <w:t xml:space="preserve">P13</w:t>
+            </w:r>
+          </w:p>
+        </w:tc>
+        <w:tc>
+          <w:tcPr>
+            <w:tcW w:type="pct" w:w="10%"/>
+            <w:tcMar>
+              <w:top w:type="dxa" w:w="50"/>
+              <w:left w:type="dxa" w:w="90"/>
+              <w:bottom w:type="dxa" w:w="50"/>
+              <w:right w:type="dxa" w:w="90"/>
+            </w:tcMar>
+            <w:vAlign w:val="center"/>
+          </w:tcPr>
+          <w:p>
+            <w:pPr>
+              <w:spacing w:after="20" w:before="20" w:line="276"/>
+              <w:jc w:val="center"/>
+            </w:pPr>
+            <w:r>
+              <w:rPr>
+                <w:rFonts w:ascii="Times New Roman" w:eastAsia="SimSun"/>
+                <w:b w:val="false"/>
+                <w:bCs w:val="false"/>
+                <w:color w:val="000000"/>
+                <w:sz w:val="20"/>
+                <w:szCs w:val="20"/>
+              </w:rPr>
+              <w:t xml:space="preserve">一般</w:t>
+            </w:r>
+          </w:p>
+        </w:tc>
+        <w:tc>
+          <w:tcPr>
+            <w:tcW w:type="pct" w:w="60%"/>
+            <w:tcMar>
+              <w:top w:type="dxa" w:w="50"/>
+              <w:left w:type="dxa" w:w="90"/>
+              <w:bottom w:type="dxa" w:w="50"/>
+              <w:right w:type="dxa" w:w="90"/>
+            </w:tcMar>
+            <w:vAlign w:val="center"/>
           </w:tcPr>
           <w:p>
             <w:pPr>
@@ -3292,62 +3443,6 @@
                 <w:sz w:val="20"/>
                 <w:szCs w:val="20"/>
               </w:rPr>
-              <w:t xml:space="preserve">P13</w:t>
-            </w:r>
-          </w:p>
-        </w:tc>
-        <w:tc>
-          <w:tcPr>
-            <w:tcW w:type="pct" w:w="10%"/>
-            <w:tcMar>
-              <w:top w:type="dxa" w:w="50"/>
-              <w:left w:type="dxa" w:w="90"/>
-              <w:bottom w:type="dxa" w:w="50"/>
-              <w:right w:type="dxa" w:w="90"/>
-            </w:tcMar>
-          </w:tcPr>
-          <w:p>
-            <w:pPr>
-              <w:spacing w:after="20" w:before="20" w:line="276"/>
-              <w:jc w:val="left"/>
-            </w:pPr>
-            <w:r>
-              <w:rPr>
-                <w:rFonts w:ascii="Times New Roman" w:eastAsia="SimSun"/>
-                <w:b w:val="false"/>
-                <w:bCs w:val="false"/>
-                <w:color w:val="000000"/>
-                <w:sz w:val="20"/>
-                <w:szCs w:val="20"/>
-              </w:rPr>
-              <w:t xml:space="preserve">一般</w:t>
-            </w:r>
-          </w:p>
-        </w:tc>
-        <w:tc>
-          <w:tcPr>
-            <w:tcW w:type="pct" w:w="60%"/>
-            <w:tcMar>
-              <w:top w:type="dxa" w:w="50"/>
-              <w:left w:type="dxa" w:w="90"/>
-              <w:bottom w:type="dxa" w:w="50"/>
-              <w:right w:type="dxa" w:w="90"/>
-            </w:tcMar>
-          </w:tcPr>
-          <w:p>
-            <w:pPr>
-              <w:spacing w:after="20" w:before="20" w:line="276"/>
-              <w:jc w:val="left"/>
-            </w:pPr>
-            <w:r>
-              <w:rPr>
-                <w:rFonts w:ascii="Times New Roman" w:eastAsia="SimSun"/>
-                <w:b w:val="false"/>
-                <w:bCs w:val="false"/>
-                <w:color w:val="000000"/>
-                <w:sz w:val="20"/>
-                <w:szCs w:val="20"/>
-              </w:rPr>
               <w:t xml:space="preserve">图书编号规则缺失、检索字段自造 ISBN 口径</w:t>
             </w:r>
           </w:p>
@@ -3361,11 +3456,12 @@
               <w:bottom w:type="dxa" w:w="50"/>
               <w:right w:type="dxa" w:w="90"/>
             </w:tcMar>
-          </w:tcPr>
-          <w:p>
-            <w:pPr>
-              <w:spacing w:after="20" w:before="20" w:line="276"/>
-              <w:jc w:val="left"/>
+            <w:vAlign w:val="center"/>
+          </w:tcPr>
+          <w:p>
+            <w:pPr>
+              <w:spacing w:after="20" w:before="20" w:line="276"/>
+              <w:jc w:val="center"/>
             </w:pPr>
             <w:r>
               <w:rPr>
@@ -3394,6 +3490,65 @@
               <w:bottom w:type="dxa" w:w="50"/>
               <w:right w:type="dxa" w:w="90"/>
             </w:tcMar>
+            <w:vAlign w:val="center"/>
+          </w:tcPr>
+          <w:p>
+            <w:pPr>
+              <w:spacing w:after="20" w:before="20" w:line="276"/>
+              <w:jc w:val="center"/>
+            </w:pPr>
+            <w:r>
+              <w:rPr>
+                <w:rFonts w:ascii="Times New Roman" w:eastAsia="SimSun"/>
+                <w:b w:val="false"/>
+                <w:bCs w:val="false"/>
+                <w:color w:val="000000"/>
+                <w:sz w:val="20"/>
+                <w:szCs w:val="20"/>
+              </w:rPr>
+              <w:t xml:space="preserve">P14</w:t>
+            </w:r>
+          </w:p>
+        </w:tc>
+        <w:tc>
+          <w:tcPr>
+            <w:tcW w:type="pct" w:w="10%"/>
+            <w:tcMar>
+              <w:top w:type="dxa" w:w="50"/>
+              <w:left w:type="dxa" w:w="90"/>
+              <w:bottom w:type="dxa" w:w="50"/>
+              <w:right w:type="dxa" w:w="90"/>
+            </w:tcMar>
+            <w:vAlign w:val="center"/>
+          </w:tcPr>
+          <w:p>
+            <w:pPr>
+              <w:spacing w:after="20" w:before="20" w:line="276"/>
+              <w:jc w:val="center"/>
+            </w:pPr>
+            <w:r>
+              <w:rPr>
+                <w:rFonts w:ascii="Times New Roman" w:eastAsia="SimSun"/>
+                <w:b w:val="false"/>
+                <w:bCs w:val="false"/>
+                <w:color w:val="000000"/>
+                <w:sz w:val="20"/>
+                <w:szCs w:val="20"/>
+              </w:rPr>
+              <w:t xml:space="preserve">一般</w:t>
+            </w:r>
+          </w:p>
+        </w:tc>
+        <w:tc>
+          <w:tcPr>
+            <w:tcW w:type="pct" w:w="60%"/>
+            <w:tcMar>
+              <w:top w:type="dxa" w:w="50"/>
+              <w:left w:type="dxa" w:w="90"/>
+              <w:bottom w:type="dxa" w:w="50"/>
+              <w:right w:type="dxa" w:w="90"/>
+            </w:tcMar>
+            <w:vAlign w:val="center"/>
           </w:tcPr>
           <w:p>
             <w:pPr>
@@ -3409,62 +3564,6 @@
                 <w:sz w:val="20"/>
                 <w:szCs w:val="20"/>
               </w:rPr>
-              <w:t xml:space="preserve">P14</w:t>
-            </w:r>
-          </w:p>
-        </w:tc>
-        <w:tc>
-          <w:tcPr>
-            <w:tcW w:type="pct" w:w="10%"/>
-            <w:tcMar>
-              <w:top w:type="dxa" w:w="50"/>
-              <w:left w:type="dxa" w:w="90"/>
-              <w:bottom w:type="dxa" w:w="50"/>
-              <w:right w:type="dxa" w:w="90"/>
-            </w:tcMar>
-          </w:tcPr>
-          <w:p>
-            <w:pPr>
-              <w:spacing w:after="20" w:before="20" w:line="276"/>
-              <w:jc w:val="left"/>
-            </w:pPr>
-            <w:r>
-              <w:rPr>
-                <w:rFonts w:ascii="Times New Roman" w:eastAsia="SimSun"/>
-                <w:b w:val="false"/>
-                <w:bCs w:val="false"/>
-                <w:color w:val="000000"/>
-                <w:sz w:val="20"/>
-                <w:szCs w:val="20"/>
-              </w:rPr>
-              <w:t xml:space="preserve">一般</w:t>
-            </w:r>
-          </w:p>
-        </w:tc>
-        <w:tc>
-          <w:tcPr>
-            <w:tcW w:type="pct" w:w="60%"/>
-            <w:tcMar>
-              <w:top w:type="dxa" w:w="50"/>
-              <w:left w:type="dxa" w:w="90"/>
-              <w:bottom w:type="dxa" w:w="50"/>
-              <w:right w:type="dxa" w:w="90"/>
-            </w:tcMar>
-          </w:tcPr>
-          <w:p>
-            <w:pPr>
-              <w:spacing w:after="20" w:before="20" w:line="276"/>
-              <w:jc w:val="left"/>
-            </w:pPr>
-            <w:r>
-              <w:rPr>
-                <w:rFonts w:ascii="Times New Roman" w:eastAsia="SimSun"/>
-                <w:b w:val="false"/>
-                <w:bCs w:val="false"/>
-                <w:color w:val="000000"/>
-                <w:sz w:val="20"/>
-                <w:szCs w:val="20"/>
-              </w:rPr>
               <w:t xml:space="preserve">结构要素缺失（标识／合格性／追踪／待定／版本）</w:t>
             </w:r>
           </w:p>
@@ -3478,11 +3577,12 @@
               <w:bottom w:type="dxa" w:w="50"/>
               <w:right w:type="dxa" w:w="90"/>
             </w:tcMar>
-          </w:tcPr>
-          <w:p>
-            <w:pPr>
-              <w:spacing w:after="20" w:before="20" w:line="276"/>
-              <w:jc w:val="left"/>
+            <w:vAlign w:val="center"/>
+          </w:tcPr>
+          <w:p>
+            <w:pPr>
+              <w:spacing w:after="20" w:before="20" w:line="276"/>
+              <w:jc w:val="center"/>
             </w:pPr>
             <w:r>
               <w:rPr>
@@ -3511,6 +3611,65 @@
               <w:bottom w:type="dxa" w:w="50"/>
               <w:right w:type="dxa" w:w="90"/>
             </w:tcMar>
+            <w:vAlign w:val="center"/>
+          </w:tcPr>
+          <w:p>
+            <w:pPr>
+              <w:spacing w:after="20" w:before="20" w:line="276"/>
+              <w:jc w:val="center"/>
+            </w:pPr>
+            <w:r>
+              <w:rPr>
+                <w:rFonts w:ascii="Times New Roman" w:eastAsia="SimSun"/>
+                <w:b w:val="false"/>
+                <w:bCs w:val="false"/>
+                <w:color w:val="000000"/>
+                <w:sz w:val="20"/>
+                <w:szCs w:val="20"/>
+              </w:rPr>
+              <w:t xml:space="preserve">P15</w:t>
+            </w:r>
+          </w:p>
+        </w:tc>
+        <w:tc>
+          <w:tcPr>
+            <w:tcW w:type="pct" w:w="10%"/>
+            <w:tcMar>
+              <w:top w:type="dxa" w:w="50"/>
+              <w:left w:type="dxa" w:w="90"/>
+              <w:bottom w:type="dxa" w:w="50"/>
+              <w:right w:type="dxa" w:w="90"/>
+            </w:tcMar>
+            <w:vAlign w:val="center"/>
+          </w:tcPr>
+          <w:p>
+            <w:pPr>
+              <w:spacing w:after="20" w:before="20" w:line="276"/>
+              <w:jc w:val="center"/>
+            </w:pPr>
+            <w:r>
+              <w:rPr>
+                <w:rFonts w:ascii="Times New Roman" w:eastAsia="SimSun"/>
+                <w:b w:val="false"/>
+                <w:bCs w:val="false"/>
+                <w:color w:val="000000"/>
+                <w:sz w:val="20"/>
+                <w:szCs w:val="20"/>
+              </w:rPr>
+              <w:t xml:space="preserve">轻微</w:t>
+            </w:r>
+          </w:p>
+        </w:tc>
+        <w:tc>
+          <w:tcPr>
+            <w:tcW w:type="pct" w:w="60%"/>
+            <w:tcMar>
+              <w:top w:type="dxa" w:w="50"/>
+              <w:left w:type="dxa" w:w="90"/>
+              <w:bottom w:type="dxa" w:w="50"/>
+              <w:right w:type="dxa" w:w="90"/>
+            </w:tcMar>
+            <w:vAlign w:val="center"/>
           </w:tcPr>
           <w:p>
             <w:pPr>
@@ -3526,62 +3685,6 @@
                 <w:sz w:val="20"/>
                 <w:szCs w:val="20"/>
               </w:rPr>
-              <w:t xml:space="preserve">P15</w:t>
-            </w:r>
-          </w:p>
-        </w:tc>
-        <w:tc>
-          <w:tcPr>
-            <w:tcW w:type="pct" w:w="10%"/>
-            <w:tcMar>
-              <w:top w:type="dxa" w:w="50"/>
-              <w:left w:type="dxa" w:w="90"/>
-              <w:bottom w:type="dxa" w:w="50"/>
-              <w:right w:type="dxa" w:w="90"/>
-            </w:tcMar>
-          </w:tcPr>
-          <w:p>
-            <w:pPr>
-              <w:spacing w:after="20" w:before="20" w:line="276"/>
-              <w:jc w:val="left"/>
-            </w:pPr>
-            <w:r>
-              <w:rPr>
-                <w:rFonts w:ascii="Times New Roman" w:eastAsia="SimSun"/>
-                <w:b w:val="false"/>
-                <w:bCs w:val="false"/>
-                <w:color w:val="000000"/>
-                <w:sz w:val="20"/>
-                <w:szCs w:val="20"/>
-              </w:rPr>
-              <w:t xml:space="preserve">轻微</w:t>
-            </w:r>
-          </w:p>
-        </w:tc>
-        <w:tc>
-          <w:tcPr>
-            <w:tcW w:type="pct" w:w="60%"/>
-            <w:tcMar>
-              <w:top w:type="dxa" w:w="50"/>
-              <w:left w:type="dxa" w:w="90"/>
-              <w:bottom w:type="dxa" w:w="50"/>
-              <w:right w:type="dxa" w:w="90"/>
-            </w:tcMar>
-          </w:tcPr>
-          <w:p>
-            <w:pPr>
-              <w:spacing w:after="20" w:before="20" w:line="276"/>
-              <w:jc w:val="left"/>
-            </w:pPr>
-            <w:r>
-              <w:rPr>
-                <w:rFonts w:ascii="Times New Roman" w:eastAsia="SimSun"/>
-                <w:b w:val="false"/>
-                <w:bCs w:val="false"/>
-                <w:color w:val="000000"/>
-                <w:sz w:val="20"/>
-                <w:szCs w:val="20"/>
-              </w:rPr>
               <w:t xml:space="preserve">登录页三要素与两种界面方案未落条款</w:t>
             </w:r>
           </w:p>
@@ -3595,11 +3698,12 @@
               <w:bottom w:type="dxa" w:w="50"/>
               <w:right w:type="dxa" w:w="90"/>
             </w:tcMar>
-          </w:tcPr>
-          <w:p>
-            <w:pPr>
-              <w:spacing w:after="20" w:before="20" w:line="276"/>
-              <w:jc w:val="left"/>
+            <w:vAlign w:val="center"/>
+          </w:tcPr>
+          <w:p>
+            <w:pPr>
+              <w:spacing w:after="20" w:before="20" w:line="276"/>
+              <w:jc w:val="center"/>
             </w:pPr>
             <w:r>
               <w:rPr>
@@ -3628,6 +3732,65 @@
               <w:bottom w:type="dxa" w:w="50"/>
               <w:right w:type="dxa" w:w="90"/>
             </w:tcMar>
+            <w:vAlign w:val="center"/>
+          </w:tcPr>
+          <w:p>
+            <w:pPr>
+              <w:spacing w:after="20" w:before="20" w:line="276"/>
+              <w:jc w:val="center"/>
+            </w:pPr>
+            <w:r>
+              <w:rPr>
+                <w:rFonts w:ascii="Times New Roman" w:eastAsia="SimSun"/>
+                <w:b w:val="false"/>
+                <w:bCs w:val="false"/>
+                <w:color w:val="000000"/>
+                <w:sz w:val="20"/>
+                <w:szCs w:val="20"/>
+              </w:rPr>
+              <w:t xml:space="preserve">P16</w:t>
+            </w:r>
+          </w:p>
+        </w:tc>
+        <w:tc>
+          <w:tcPr>
+            <w:tcW w:type="pct" w:w="10%"/>
+            <w:tcMar>
+              <w:top w:type="dxa" w:w="50"/>
+              <w:left w:type="dxa" w:w="90"/>
+              <w:bottom w:type="dxa" w:w="50"/>
+              <w:right w:type="dxa" w:w="90"/>
+            </w:tcMar>
+            <w:vAlign w:val="center"/>
+          </w:tcPr>
+          <w:p>
+            <w:pPr>
+              <w:spacing w:after="20" w:before="20" w:line="276"/>
+              <w:jc w:val="center"/>
+            </w:pPr>
+            <w:r>
+              <w:rPr>
+                <w:rFonts w:ascii="Times New Roman" w:eastAsia="SimSun"/>
+                <w:b w:val="false"/>
+                <w:bCs w:val="false"/>
+                <w:color w:val="000000"/>
+                <w:sz w:val="20"/>
+                <w:szCs w:val="20"/>
+              </w:rPr>
+              <w:t xml:space="preserve">轻微</w:t>
+            </w:r>
+          </w:p>
+        </w:tc>
+        <w:tc>
+          <w:tcPr>
+            <w:tcW w:type="pct" w:w="60%"/>
+            <w:tcMar>
+              <w:top w:type="dxa" w:w="50"/>
+              <w:left w:type="dxa" w:w="90"/>
+              <w:bottom w:type="dxa" w:w="50"/>
+              <w:right w:type="dxa" w:w="90"/>
+            </w:tcMar>
+            <w:vAlign w:val="center"/>
           </w:tcPr>
           <w:p>
             <w:pPr>
@@ -3643,62 +3806,6 @@
                 <w:sz w:val="20"/>
                 <w:szCs w:val="20"/>
               </w:rPr>
-              <w:t xml:space="preserve">P16</w:t>
-            </w:r>
-          </w:p>
-        </w:tc>
-        <w:tc>
-          <w:tcPr>
-            <w:tcW w:type="pct" w:w="10%"/>
-            <w:tcMar>
-              <w:top w:type="dxa" w:w="50"/>
-              <w:left w:type="dxa" w:w="90"/>
-              <w:bottom w:type="dxa" w:w="50"/>
-              <w:right w:type="dxa" w:w="90"/>
-            </w:tcMar>
-          </w:tcPr>
-          <w:p>
-            <w:pPr>
-              <w:spacing w:after="20" w:before="20" w:line="276"/>
-              <w:jc w:val="left"/>
-            </w:pPr>
-            <w:r>
-              <w:rPr>
-                <w:rFonts w:ascii="Times New Roman" w:eastAsia="SimSun"/>
-                <w:b w:val="false"/>
-                <w:bCs w:val="false"/>
-                <w:color w:val="000000"/>
-                <w:sz w:val="20"/>
-                <w:szCs w:val="20"/>
-              </w:rPr>
-              <w:t xml:space="preserve">轻微</w:t>
-            </w:r>
-          </w:p>
-        </w:tc>
-        <w:tc>
-          <w:tcPr>
-            <w:tcW w:type="pct" w:w="60%"/>
-            <w:tcMar>
-              <w:top w:type="dxa" w:w="50"/>
-              <w:left w:type="dxa" w:w="90"/>
-              <w:bottom w:type="dxa" w:w="50"/>
-              <w:right w:type="dxa" w:w="90"/>
-            </w:tcMar>
-          </w:tcPr>
-          <w:p>
-            <w:pPr>
-              <w:spacing w:after="20" w:before="20" w:line="276"/>
-              <w:jc w:val="left"/>
-            </w:pPr>
-            <w:r>
-              <w:rPr>
-                <w:rFonts w:ascii="Times New Roman" w:eastAsia="SimSun"/>
-                <w:b w:val="false"/>
-                <w:bCs w:val="false"/>
-                <w:color w:val="000000"/>
-                <w:sz w:val="20"/>
-                <w:szCs w:val="20"/>
-              </w:rPr>
               <w:t xml:space="preserve">优先级无准则说明且借阅定为“中”级</w:t>
             </w:r>
           </w:p>
@@ -3712,11 +3819,12 @@
               <w:bottom w:type="dxa" w:w="50"/>
               <w:right w:type="dxa" w:w="90"/>
             </w:tcMar>
-          </w:tcPr>
-          <w:p>
-            <w:pPr>
-              <w:spacing w:after="20" w:before="20" w:line="276"/>
-              <w:jc w:val="left"/>
+            <w:vAlign w:val="center"/>
+          </w:tcPr>
+          <w:p>
+            <w:pPr>
+              <w:spacing w:after="20" w:before="20" w:line="276"/>
+              <w:jc w:val="center"/>
             </w:pPr>
             <w:r>
               <w:rPr>
@@ -3745,6 +3853,65 @@
               <w:bottom w:type="dxa" w:w="50"/>
               <w:right w:type="dxa" w:w="90"/>
             </w:tcMar>
+            <w:vAlign w:val="center"/>
+          </w:tcPr>
+          <w:p>
+            <w:pPr>
+              <w:spacing w:after="20" w:before="20" w:line="276"/>
+              <w:jc w:val="center"/>
+            </w:pPr>
+            <w:r>
+              <w:rPr>
+                <w:rFonts w:ascii="Times New Roman" w:eastAsia="SimSun"/>
+                <w:b w:val="false"/>
+                <w:bCs w:val="false"/>
+                <w:color w:val="000000"/>
+                <w:sz w:val="20"/>
+                <w:szCs w:val="20"/>
+              </w:rPr>
+              <w:t xml:space="preserve">P17</w:t>
+            </w:r>
+          </w:p>
+        </w:tc>
+        <w:tc>
+          <w:tcPr>
+            <w:tcW w:type="pct" w:w="10%"/>
+            <w:tcMar>
+              <w:top w:type="dxa" w:w="50"/>
+              <w:left w:type="dxa" w:w="90"/>
+              <w:bottom w:type="dxa" w:w="50"/>
+              <w:right w:type="dxa" w:w="90"/>
+            </w:tcMar>
+            <w:vAlign w:val="center"/>
+          </w:tcPr>
+          <w:p>
+            <w:pPr>
+              <w:spacing w:after="20" w:before="20" w:line="276"/>
+              <w:jc w:val="center"/>
+            </w:pPr>
+            <w:r>
+              <w:rPr>
+                <w:rFonts w:ascii="Times New Roman" w:eastAsia="SimSun"/>
+                <w:b w:val="false"/>
+                <w:bCs w:val="false"/>
+                <w:color w:val="000000"/>
+                <w:sz w:val="20"/>
+                <w:szCs w:val="20"/>
+              </w:rPr>
+              <w:t xml:space="preserve">轻微</w:t>
+            </w:r>
+          </w:p>
+        </w:tc>
+        <w:tc>
+          <w:tcPr>
+            <w:tcW w:type="pct" w:w="60%"/>
+            <w:tcMar>
+              <w:top w:type="dxa" w:w="50"/>
+              <w:left w:type="dxa" w:w="90"/>
+              <w:bottom w:type="dxa" w:w="50"/>
+              <w:right w:type="dxa" w:w="90"/>
+            </w:tcMar>
+            <w:vAlign w:val="center"/>
           </w:tcPr>
           <w:p>
             <w:pPr>
@@ -3760,62 +3927,6 @@
                 <w:sz w:val="20"/>
                 <w:szCs w:val="20"/>
               </w:rPr>
-              <w:t xml:space="preserve">P17</w:t>
-            </w:r>
-          </w:p>
-        </w:tc>
-        <w:tc>
-          <w:tcPr>
-            <w:tcW w:type="pct" w:w="10%"/>
-            <w:tcMar>
-              <w:top w:type="dxa" w:w="50"/>
-              <w:left w:type="dxa" w:w="90"/>
-              <w:bottom w:type="dxa" w:w="50"/>
-              <w:right w:type="dxa" w:w="90"/>
-            </w:tcMar>
-          </w:tcPr>
-          <w:p>
-            <w:pPr>
-              <w:spacing w:after="20" w:before="20" w:line="276"/>
-              <w:jc w:val="left"/>
-            </w:pPr>
-            <w:r>
-              <w:rPr>
-                <w:rFonts w:ascii="Times New Roman" w:eastAsia="SimSun"/>
-                <w:b w:val="false"/>
-                <w:bCs w:val="false"/>
-                <w:color w:val="000000"/>
-                <w:sz w:val="20"/>
-                <w:szCs w:val="20"/>
-              </w:rPr>
-              <w:t xml:space="preserve">轻微</w:t>
-            </w:r>
-          </w:p>
-        </w:tc>
-        <w:tc>
-          <w:tcPr>
-            <w:tcW w:type="pct" w:w="60%"/>
-            <w:tcMar>
-              <w:top w:type="dxa" w:w="50"/>
-              <w:left w:type="dxa" w:w="90"/>
-              <w:bottom w:type="dxa" w:w="50"/>
-              <w:right w:type="dxa" w:w="90"/>
-            </w:tcMar>
-          </w:tcPr>
-          <w:p>
-            <w:pPr>
-              <w:spacing w:after="20" w:before="20" w:line="276"/>
-              <w:jc w:val="left"/>
-            </w:pPr>
-            <w:r>
-              <w:rPr>
-                <w:rFonts w:ascii="Times New Roman" w:eastAsia="SimSun"/>
-                <w:b w:val="false"/>
-                <w:bCs w:val="false"/>
-                <w:color w:val="000000"/>
-                <w:sz w:val="20"/>
-                <w:szCs w:val="20"/>
-              </w:rPr>
               <w:t xml:space="preserve">封面与正文书名不一致</w:t>
             </w:r>
           </w:p>
@@ -3829,11 +3940,12 @@
               <w:bottom w:type="dxa" w:w="50"/>
               <w:right w:type="dxa" w:w="90"/>
             </w:tcMar>
-          </w:tcPr>
-          <w:p>
-            <w:pPr>
-              <w:spacing w:after="20" w:before="20" w:line="276"/>
-              <w:jc w:val="left"/>
+            <w:vAlign w:val="center"/>
+          </w:tcPr>
+          <w:p>
+            <w:pPr>
+              <w:spacing w:after="20" w:before="20" w:line="276"/>
+              <w:jc w:val="center"/>
             </w:pPr>
             <w:r>
               <w:rPr>
@@ -3987,6 +4099,7 @@
               <w:bottom w:type="dxa" w:w="50"/>
               <w:right w:type="dxa" w:w="90"/>
             </w:tcMar>
+            <w:vAlign w:val="center"/>
           </w:tcPr>
           <w:p>
             <w:pPr>
@@ -4016,6 +4129,7 @@
               <w:bottom w:type="dxa" w:w="50"/>
               <w:right w:type="dxa" w:w="90"/>
             </w:tcMar>
+            <w:vAlign w:val="center"/>
           </w:tcPr>
           <w:p>
             <w:pPr>
@@ -4045,6 +4159,7 @@
               <w:bottom w:type="dxa" w:w="50"/>
               <w:right w:type="dxa" w:w="90"/>
             </w:tcMar>
+            <w:vAlign w:val="center"/>
           </w:tcPr>
           <w:p>
             <w:pPr>
@@ -4078,11 +4193,12 @@
               <w:bottom w:type="dxa" w:w="50"/>
               <w:right w:type="dxa" w:w="90"/>
             </w:tcMar>
-          </w:tcPr>
-          <w:p>
-            <w:pPr>
-              <w:spacing w:after="20" w:before="20" w:line="276"/>
-              <w:jc w:val="left"/>
+            <w:vAlign w:val="center"/>
+          </w:tcPr>
+          <w:p>
+            <w:pPr>
+              <w:spacing w:after="20" w:before="20" w:line="276"/>
+              <w:jc w:val="center"/>
             </w:pPr>
             <w:r>
               <w:rPr>
@@ -4106,11 +4222,12 @@
               <w:bottom w:type="dxa" w:w="50"/>
               <w:right w:type="dxa" w:w="90"/>
             </w:tcMar>
-          </w:tcPr>
-          <w:p>
-            <w:pPr>
-              <w:spacing w:after="20" w:before="20" w:line="276"/>
-              <w:jc w:val="left"/>
+            <w:vAlign w:val="center"/>
+          </w:tcPr>
+          <w:p>
+            <w:pPr>
+              <w:spacing w:after="20" w:before="20" w:line="276"/>
+              <w:jc w:val="center"/>
             </w:pPr>
             <w:r>
               <w:rPr>
@@ -4134,6 +4251,7 @@
               <w:bottom w:type="dxa" w:w="50"/>
               <w:right w:type="dxa" w:w="90"/>
             </w:tcMar>
+            <w:vAlign w:val="center"/>
           </w:tcPr>
           <w:p>
             <w:pPr>
@@ -4167,11 +4285,12 @@
               <w:bottom w:type="dxa" w:w="50"/>
               <w:right w:type="dxa" w:w="90"/>
             </w:tcMar>
-          </w:tcPr>
-          <w:p>
-            <w:pPr>
-              <w:spacing w:after="20" w:before="20" w:line="276"/>
-              <w:jc w:val="left"/>
+            <w:vAlign w:val="center"/>
+          </w:tcPr>
+          <w:p>
+            <w:pPr>
+              <w:spacing w:after="20" w:before="20" w:line="276"/>
+              <w:jc w:val="center"/>
             </w:pPr>
             <w:r>
               <w:rPr>
@@ -4195,11 +4314,12 @@
               <w:bottom w:type="dxa" w:w="50"/>
               <w:right w:type="dxa" w:w="90"/>
             </w:tcMar>
-          </w:tcPr>
-          <w:p>
-            <w:pPr>
-              <w:spacing w:after="20" w:before="20" w:line="276"/>
-              <w:jc w:val="left"/>
+            <w:vAlign w:val="center"/>
+          </w:tcPr>
+          <w:p>
+            <w:pPr>
+              <w:spacing w:after="20" w:before="20" w:line="276"/>
+              <w:jc w:val="center"/>
             </w:pPr>
             <w:r>
               <w:rPr>
@@ -4223,6 +4343,7 @@
               <w:bottom w:type="dxa" w:w="50"/>
               <w:right w:type="dxa" w:w="90"/>
             </w:tcMar>
+            <w:vAlign w:val="center"/>
           </w:tcPr>
           <w:p>
             <w:pPr>
@@ -4256,11 +4377,12 @@
               <w:bottom w:type="dxa" w:w="50"/>
               <w:right w:type="dxa" w:w="90"/>
             </w:tcMar>
-          </w:tcPr>
-          <w:p>
-            <w:pPr>
-              <w:spacing w:after="20" w:before="20" w:line="276"/>
-              <w:jc w:val="left"/>
+            <w:vAlign w:val="center"/>
+          </w:tcPr>
+          <w:p>
+            <w:pPr>
+              <w:spacing w:after="20" w:before="20" w:line="276"/>
+              <w:jc w:val="center"/>
             </w:pPr>
             <w:r>
               <w:rPr>
@@ -4284,11 +4406,12 @@
               <w:bottom w:type="dxa" w:w="50"/>
               <w:right w:type="dxa" w:w="90"/>
             </w:tcMar>
-          </w:tcPr>
-          <w:p>
-            <w:pPr>
-              <w:spacing w:after="20" w:before="20" w:line="276"/>
-              <w:jc w:val="left"/>
+            <w:vAlign w:val="center"/>
+          </w:tcPr>
+          <w:p>
+            <w:pPr>
+              <w:spacing w:after="20" w:before="20" w:line="276"/>
+              <w:jc w:val="center"/>
             </w:pPr>
             <w:r>
               <w:rPr>
@@ -4312,6 +4435,7 @@
               <w:bottom w:type="dxa" w:w="50"/>
               <w:right w:type="dxa" w:w="90"/>
             </w:tcMar>
+            <w:vAlign w:val="center"/>
           </w:tcPr>
           <w:p>
             <w:pPr>
@@ -4345,11 +4469,12 @@
               <w:bottom w:type="dxa" w:w="50"/>
               <w:right w:type="dxa" w:w="90"/>
             </w:tcMar>
-          </w:tcPr>
-          <w:p>
-            <w:pPr>
-              <w:spacing w:after="20" w:before="20" w:line="276"/>
-              <w:jc w:val="left"/>
+            <w:vAlign w:val="center"/>
+          </w:tcPr>
+          <w:p>
+            <w:pPr>
+              <w:spacing w:after="20" w:before="20" w:line="276"/>
+              <w:jc w:val="center"/>
             </w:pPr>
             <w:r>
               <w:rPr>
@@ -4373,11 +4498,12 @@
               <w:bottom w:type="dxa" w:w="50"/>
               <w:right w:type="dxa" w:w="90"/>
             </w:tcMar>
-          </w:tcPr>
-          <w:p>
-            <w:pPr>
-              <w:spacing w:after="20" w:before="20" w:line="276"/>
-              <w:jc w:val="left"/>
+            <w:vAlign w:val="center"/>
+          </w:tcPr>
+          <w:p>
+            <w:pPr>
+              <w:spacing w:after="20" w:before="20" w:line="276"/>
+              <w:jc w:val="center"/>
             </w:pPr>
             <w:r>
               <w:rPr>
@@ -4401,6 +4527,7 @@
               <w:bottom w:type="dxa" w:w="50"/>
               <w:right w:type="dxa" w:w="90"/>
             </w:tcMar>
+            <w:vAlign w:val="center"/>
           </w:tcPr>
           <w:p>
             <w:pPr>
@@ -4434,11 +4561,12 @@
               <w:bottom w:type="dxa" w:w="50"/>
               <w:right w:type="dxa" w:w="90"/>
             </w:tcMar>
-          </w:tcPr>
-          <w:p>
-            <w:pPr>
-              <w:spacing w:after="20" w:before="20" w:line="276"/>
-              <w:jc w:val="left"/>
+            <w:vAlign w:val="center"/>
+          </w:tcPr>
+          <w:p>
+            <w:pPr>
+              <w:spacing w:after="20" w:before="20" w:line="276"/>
+              <w:jc w:val="center"/>
             </w:pPr>
             <w:r>
               <w:rPr>
@@ -4462,11 +4590,12 @@
               <w:bottom w:type="dxa" w:w="50"/>
               <w:right w:type="dxa" w:w="90"/>
             </w:tcMar>
-          </w:tcPr>
-          <w:p>
-            <w:pPr>
-              <w:spacing w:after="20" w:before="20" w:line="276"/>
-              <w:jc w:val="left"/>
+            <w:vAlign w:val="center"/>
+          </w:tcPr>
+          <w:p>
+            <w:pPr>
+              <w:spacing w:after="20" w:before="20" w:line="276"/>
+              <w:jc w:val="center"/>
             </w:pPr>
             <w:r>
               <w:rPr>
@@ -4490,6 +4619,7 @@
               <w:bottom w:type="dxa" w:w="50"/>
               <w:right w:type="dxa" w:w="90"/>
             </w:tcMar>
+            <w:vAlign w:val="center"/>
           </w:tcPr>
           <w:p>
             <w:pPr>
@@ -4562,6 +4692,7 @@
               <w:bottom w:type="dxa" w:w="50"/>
               <w:right w:type="dxa" w:w="90"/>
             </w:tcMar>
+            <w:vAlign w:val="center"/>
           </w:tcPr>
           <w:p>
             <w:pPr>
@@ -4591,6 +4722,7 @@
               <w:bottom w:type="dxa" w:w="50"/>
               <w:right w:type="dxa" w:w="90"/>
             </w:tcMar>
+            <w:vAlign w:val="center"/>
           </w:tcPr>
           <w:p>
             <w:pPr>
@@ -4620,6 +4752,7 @@
               <w:bottom w:type="dxa" w:w="50"/>
               <w:right w:type="dxa" w:w="90"/>
             </w:tcMar>
+            <w:vAlign w:val="center"/>
           </w:tcPr>
           <w:p>
             <w:pPr>
@@ -4649,6 +4782,7 @@
               <w:bottom w:type="dxa" w:w="50"/>
               <w:right w:type="dxa" w:w="90"/>
             </w:tcMar>
+            <w:vAlign w:val="center"/>
           </w:tcPr>
           <w:p>
             <w:pPr>
@@ -4682,6 +4816,65 @@
               <w:bottom w:type="dxa" w:w="50"/>
               <w:right w:type="dxa" w:w="90"/>
             </w:tcMar>
+            <w:vAlign w:val="center"/>
+          </w:tcPr>
+          <w:p>
+            <w:pPr>
+              <w:spacing w:after="20" w:before="20" w:line="276"/>
+              <w:jc w:val="center"/>
+            </w:pPr>
+            <w:r>
+              <w:rPr>
+                <w:rFonts w:ascii="Times New Roman" w:eastAsia="SimSun"/>
+                <w:b w:val="false"/>
+                <w:bCs w:val="false"/>
+                <w:color w:val="000000"/>
+                <w:sz w:val="20"/>
+                <w:szCs w:val="20"/>
+              </w:rPr>
+              <w:t xml:space="preserve">2026-10-21</w:t>
+            </w:r>
+          </w:p>
+        </w:tc>
+        <w:tc>
+          <w:tcPr>
+            <w:tcW w:type="pct" w:w="10%"/>
+            <w:tcMar>
+              <w:top w:type="dxa" w:w="50"/>
+              <w:left w:type="dxa" w:w="90"/>
+              <w:bottom w:type="dxa" w:w="50"/>
+              <w:right w:type="dxa" w:w="90"/>
+            </w:tcMar>
+            <w:vAlign w:val="center"/>
+          </w:tcPr>
+          <w:p>
+            <w:pPr>
+              <w:spacing w:after="20" w:before="20" w:line="276"/>
+              <w:jc w:val="center"/>
+            </w:pPr>
+            <w:r>
+              <w:rPr>
+                <w:rFonts w:ascii="Times New Roman" w:eastAsia="SimSun"/>
+                <w:b w:val="false"/>
+                <w:bCs w:val="false"/>
+                <w:color w:val="000000"/>
+                <w:sz w:val="20"/>
+                <w:szCs w:val="20"/>
+              </w:rPr>
+              <w:t xml:space="preserve">V1.0</w:t>
+            </w:r>
+          </w:p>
+        </w:tc>
+        <w:tc>
+          <w:tcPr>
+            <w:tcW w:type="pct" w:w="58%"/>
+            <w:tcMar>
+              <w:top w:type="dxa" w:w="50"/>
+              <w:left w:type="dxa" w:w="90"/>
+              <w:bottom w:type="dxa" w:w="50"/>
+              <w:right w:type="dxa" w:w="90"/>
+            </w:tcMar>
+            <w:vAlign w:val="center"/>
           </w:tcPr>
           <w:p>
             <w:pPr>
@@ -4697,62 +4890,6 @@
                 <w:sz w:val="20"/>
                 <w:szCs w:val="20"/>
               </w:rPr>
-              <w:t xml:space="preserve">2026-10-21</w:t>
-            </w:r>
-          </w:p>
-        </w:tc>
-        <w:tc>
-          <w:tcPr>
-            <w:tcW w:type="pct" w:w="10%"/>
-            <w:tcMar>
-              <w:top w:type="dxa" w:w="50"/>
-              <w:left w:type="dxa" w:w="90"/>
-              <w:bottom w:type="dxa" w:w="50"/>
-              <w:right w:type="dxa" w:w="90"/>
-            </w:tcMar>
-          </w:tcPr>
-          <w:p>
-            <w:pPr>
-              <w:spacing w:after="20" w:before="20" w:line="276"/>
-              <w:jc w:val="left"/>
-            </w:pPr>
-            <w:r>
-              <w:rPr>
-                <w:rFonts w:ascii="Times New Roman" w:eastAsia="SimSun"/>
-                <w:b w:val="false"/>
-                <w:bCs w:val="false"/>
-                <w:color w:val="000000"/>
-                <w:sz w:val="20"/>
-                <w:szCs w:val="20"/>
-              </w:rPr>
-              <w:t xml:space="preserve">V1.0</w:t>
-            </w:r>
-          </w:p>
-        </w:tc>
-        <w:tc>
-          <w:tcPr>
-            <w:tcW w:type="pct" w:w="58%"/>
-            <w:tcMar>
-              <w:top w:type="dxa" w:w="50"/>
-              <w:left w:type="dxa" w:w="90"/>
-              <w:bottom w:type="dxa" w:w="50"/>
-              <w:right w:type="dxa" w:w="90"/>
-            </w:tcMar>
-          </w:tcPr>
-          <w:p>
-            <w:pPr>
-              <w:spacing w:after="20" w:before="20" w:line="276"/>
-              <w:jc w:val="left"/>
-            </w:pPr>
-            <w:r>
-              <w:rPr>
-                <w:rFonts w:ascii="Times New Roman" w:eastAsia="SimSun"/>
-                <w:b w:val="false"/>
-                <w:bCs w:val="false"/>
-                <w:color w:val="000000"/>
-                <w:sz w:val="20"/>
-                <w:szCs w:val="20"/>
-              </w:rPr>
               <w:t xml:space="preserve">按会议议程预填表决记录与决议，经 10-21 评审会议确认后作为正式记录；详细问题引证见评审报告第 4 章</w:t>
             </w:r>
           </w:p>
@@ -4766,11 +4903,12 @@
               <w:bottom w:type="dxa" w:w="50"/>
               <w:right w:type="dxa" w:w="90"/>
             </w:tcMar>
-          </w:tcPr>
-          <w:p>
-            <w:pPr>
-              <w:spacing w:after="20" w:before="20" w:line="276"/>
-              <w:jc w:val="left"/>
+            <w:vAlign w:val="center"/>
+          </w:tcPr>
+          <w:p>
+            <w:pPr>
+              <w:spacing w:after="20" w:before="20" w:line="276"/>
+              <w:jc w:val="center"/>
             </w:pPr>
             <w:r>
               <w:rPr>
@@ -4799,6 +4937,65 @@
               <w:bottom w:type="dxa" w:w="50"/>
               <w:right w:type="dxa" w:w="90"/>
             </w:tcMar>
+            <w:vAlign w:val="center"/>
+          </w:tcPr>
+          <w:p>
+            <w:pPr>
+              <w:spacing w:after="20" w:before="20" w:line="276"/>
+              <w:jc w:val="center"/>
+            </w:pPr>
+            <w:r>
+              <w:rPr>
+                <w:rFonts w:ascii="Times New Roman" w:eastAsia="SimSun"/>
+                <w:b w:val="false"/>
+                <w:bCs w:val="false"/>
+                <w:color w:val="000000"/>
+                <w:sz w:val="20"/>
+                <w:szCs w:val="20"/>
+              </w:rPr>
+              <w:t xml:space="preserve">2026-10-21</w:t>
+            </w:r>
+          </w:p>
+        </w:tc>
+        <w:tc>
+          <w:tcPr>
+            <w:tcW w:type="pct" w:w="10%"/>
+            <w:tcMar>
+              <w:top w:type="dxa" w:w="50"/>
+              <w:left w:type="dxa" w:w="90"/>
+              <w:bottom w:type="dxa" w:w="50"/>
+              <w:right w:type="dxa" w:w="90"/>
+            </w:tcMar>
+            <w:vAlign w:val="center"/>
+          </w:tcPr>
+          <w:p>
+            <w:pPr>
+              <w:spacing w:after="20" w:before="20" w:line="276"/>
+              <w:jc w:val="center"/>
+            </w:pPr>
+            <w:r>
+              <w:rPr>
+                <w:rFonts w:ascii="Times New Roman" w:eastAsia="SimSun"/>
+                <w:b w:val="false"/>
+                <w:bCs w:val="false"/>
+                <w:color w:val="000000"/>
+                <w:sz w:val="20"/>
+                <w:szCs w:val="20"/>
+              </w:rPr>
+              <w:t xml:space="preserve">V1.1</w:t>
+            </w:r>
+          </w:p>
+        </w:tc>
+        <w:tc>
+          <w:tcPr>
+            <w:tcW w:type="pct" w:w="58%"/>
+            <w:tcMar>
+              <w:top w:type="dxa" w:w="50"/>
+              <w:left w:type="dxa" w:w="90"/>
+              <w:bottom w:type="dxa" w:w="50"/>
+              <w:right w:type="dxa" w:w="90"/>
+            </w:tcMar>
+            <w:vAlign w:val="center"/>
           </w:tcPr>
           <w:p>
             <w:pPr>
@@ -4814,62 +5011,6 @@
                 <w:sz w:val="20"/>
                 <w:szCs w:val="20"/>
               </w:rPr>
-              <w:t xml:space="preserve">2026-10-21</w:t>
-            </w:r>
-          </w:p>
-        </w:tc>
-        <w:tc>
-          <w:tcPr>
-            <w:tcW w:type="pct" w:w="10%"/>
-            <w:tcMar>
-              <w:top w:type="dxa" w:w="50"/>
-              <w:left w:type="dxa" w:w="90"/>
-              <w:bottom w:type="dxa" w:w="50"/>
-              <w:right w:type="dxa" w:w="90"/>
-            </w:tcMar>
-          </w:tcPr>
-          <w:p>
-            <w:pPr>
-              <w:spacing w:after="20" w:before="20" w:line="276"/>
-              <w:jc w:val="left"/>
-            </w:pPr>
-            <w:r>
-              <w:rPr>
-                <w:rFonts w:ascii="Times New Roman" w:eastAsia="SimSun"/>
-                <w:b w:val="false"/>
-                <w:bCs w:val="false"/>
-                <w:color w:val="000000"/>
-                <w:sz w:val="20"/>
-                <w:szCs w:val="20"/>
-              </w:rPr>
-              <w:t xml:space="preserve">V1.1</w:t>
-            </w:r>
-          </w:p>
-        </w:tc>
-        <w:tc>
-          <w:tcPr>
-            <w:tcW w:type="pct" w:w="58%"/>
-            <w:tcMar>
-              <w:top w:type="dxa" w:w="50"/>
-              <w:left w:type="dxa" w:w="90"/>
-              <w:bottom w:type="dxa" w:w="50"/>
-              <w:right w:type="dxa" w:w="90"/>
-            </w:tcMar>
-          </w:tcPr>
-          <w:p>
-            <w:pPr>
-              <w:spacing w:after="20" w:before="20" w:line="276"/>
-              <w:jc w:val="left"/>
-            </w:pPr>
-            <w:r>
-              <w:rPr>
-                <w:rFonts w:ascii="Times New Roman" w:eastAsia="SimSun"/>
-                <w:b w:val="false"/>
-                <w:bCs w:val="false"/>
-                <w:color w:val="000000"/>
-                <w:sz w:val="20"/>
-                <w:szCs w:val="20"/>
-              </w:rPr>
               <w:t xml:space="preserve">依据会前三份组员核查意见增补裁决三（B6～B8 判定对象）、裁决四（E1 改判，统计更正 11／12／26）、组员意见处理与 P08 应对口径</w:t>
             </w:r>
           </w:p>
@@ -4883,11 +5024,12 @@
               <w:bottom w:type="dxa" w:w="50"/>
               <w:right w:type="dxa" w:w="90"/>
             </w:tcMar>
-          </w:tcPr>
-          <w:p>
-            <w:pPr>
-              <w:spacing w:after="20" w:before="20" w:line="276"/>
-              <w:jc w:val="left"/>
+            <w:vAlign w:val="center"/>
+          </w:tcPr>
+          <w:p>
+            <w:pPr>
+              <w:spacing w:after="20" w:before="20" w:line="276"/>
+              <w:jc w:val="center"/>
             </w:pPr>
             <w:r>
               <w:rPr>
@@ -4916,6 +5058,65 @@
               <w:bottom w:type="dxa" w:w="50"/>
               <w:right w:type="dxa" w:w="90"/>
             </w:tcMar>
+            <w:vAlign w:val="center"/>
+          </w:tcPr>
+          <w:p>
+            <w:pPr>
+              <w:spacing w:after="20" w:before="20" w:line="276"/>
+              <w:jc w:val="center"/>
+            </w:pPr>
+            <w:r>
+              <w:rPr>
+                <w:rFonts w:ascii="Times New Roman" w:eastAsia="SimSun"/>
+                <w:b w:val="false"/>
+                <w:bCs w:val="false"/>
+                <w:color w:val="000000"/>
+                <w:sz w:val="20"/>
+                <w:szCs w:val="20"/>
+              </w:rPr>
+              <w:t xml:space="preserve">2026-10-21</w:t>
+            </w:r>
+          </w:p>
+        </w:tc>
+        <w:tc>
+          <w:tcPr>
+            <w:tcW w:type="pct" w:w="10%"/>
+            <w:tcMar>
+              <w:top w:type="dxa" w:w="50"/>
+              <w:left w:type="dxa" w:w="90"/>
+              <w:bottom w:type="dxa" w:w="50"/>
+              <w:right w:type="dxa" w:w="90"/>
+            </w:tcMar>
+            <w:vAlign w:val="center"/>
+          </w:tcPr>
+          <w:p>
+            <w:pPr>
+              <w:spacing w:after="20" w:before="20" w:line="276"/>
+              <w:jc w:val="center"/>
+            </w:pPr>
+            <w:r>
+              <w:rPr>
+                <w:rFonts w:ascii="Times New Roman" w:eastAsia="SimSun"/>
+                <w:b w:val="false"/>
+                <w:bCs w:val="false"/>
+                <w:color w:val="000000"/>
+                <w:sz w:val="20"/>
+                <w:szCs w:val="20"/>
+              </w:rPr>
+              <w:t xml:space="preserve">V1.2</w:t>
+            </w:r>
+          </w:p>
+        </w:tc>
+        <w:tc>
+          <w:tcPr>
+            <w:tcW w:type="pct" w:w="58%"/>
+            <w:tcMar>
+              <w:top w:type="dxa" w:w="50"/>
+              <w:left w:type="dxa" w:w="90"/>
+              <w:bottom w:type="dxa" w:w="50"/>
+              <w:right w:type="dxa" w:w="90"/>
+            </w:tcMar>
+            <w:vAlign w:val="center"/>
           </w:tcPr>
           <w:p>
             <w:pPr>
@@ -4931,62 +5132,6 @@
                 <w:sz w:val="20"/>
                 <w:szCs w:val="20"/>
               </w:rPr>
-              <w:t xml:space="preserve">2026-10-21</w:t>
-            </w:r>
-          </w:p>
-        </w:tc>
-        <w:tc>
-          <w:tcPr>
-            <w:tcW w:type="pct" w:w="10%"/>
-            <w:tcMar>
-              <w:top w:type="dxa" w:w="50"/>
-              <w:left w:type="dxa" w:w="90"/>
-              <w:bottom w:type="dxa" w:w="50"/>
-              <w:right w:type="dxa" w:w="90"/>
-            </w:tcMar>
-          </w:tcPr>
-          <w:p>
-            <w:pPr>
-              <w:spacing w:after="20" w:before="20" w:line="276"/>
-              <w:jc w:val="left"/>
-            </w:pPr>
-            <w:r>
-              <w:rPr>
-                <w:rFonts w:ascii="Times New Roman" w:eastAsia="SimSun"/>
-                <w:b w:val="false"/>
-                <w:bCs w:val="false"/>
-                <w:color w:val="000000"/>
-                <w:sz w:val="20"/>
-                <w:szCs w:val="20"/>
-              </w:rPr>
-              <w:t xml:space="preserve">V1.2</w:t>
-            </w:r>
-          </w:p>
-        </w:tc>
-        <w:tc>
-          <w:tcPr>
-            <w:tcW w:type="pct" w:w="58%"/>
-            <w:tcMar>
-              <w:top w:type="dxa" w:w="50"/>
-              <w:left w:type="dxa" w:w="90"/>
-              <w:bottom w:type="dxa" w:w="50"/>
-              <w:right w:type="dxa" w:w="90"/>
-            </w:tcMar>
-          </w:tcPr>
-          <w:p>
-            <w:pPr>
-              <w:spacing w:after="20" w:before="20" w:line="276"/>
-              <w:jc w:val="left"/>
-            </w:pPr>
-            <w:r>
-              <w:rPr>
-                <w:rFonts w:ascii="Times New Roman" w:eastAsia="SimSun"/>
-                <w:b w:val="false"/>
-                <w:bCs w:val="false"/>
-                <w:color w:val="000000"/>
-                <w:sz w:val="20"/>
-                <w:szCs w:val="20"/>
-              </w:rPr>
               <w:t xml:space="preserve">依据杨峥会前复核意见增补裁决五（B12／B15 改判部分符合，统计更正 10／14／25）、修正预写的杨峥发言为其本人实际意见、裁决一按 P06 收紧为“实现更贴近框架”；四份核查意见齐备</w:t>
             </w:r>
           </w:p>
@@ -5000,11 +5145,12 @@
               <w:bottom w:type="dxa" w:w="50"/>
               <w:right w:type="dxa" w:w="90"/>
             </w:tcMar>
-          </w:tcPr>
-          <w:p>
-            <w:pPr>
-              <w:spacing w:after="20" w:before="20" w:line="276"/>
-              <w:jc w:val="left"/>
+            <w:vAlign w:val="center"/>
+          </w:tcPr>
+          <w:p>
+            <w:pPr>
+              <w:spacing w:after="20" w:before="20" w:line="276"/>
+              <w:jc w:val="center"/>
             </w:pPr>
             <w:r>
               <w:rPr>

--- a/docs/作业5_需求评审_SQA1_20261020/评审会议记录_SQA2.docx
+++ b/docs/作业5_需求评审_SQA1_20261020/评审会议记录_SQA2.docx
@@ -158,7 +158,7 @@
                 <w:sz w:val="24"/>
                 <w:szCs w:val="24"/>
               </w:rPr>
-              <w:t xml:space="preserve">版本 V1.2 · 记录：陈彬</w:t>
+              <w:t xml:space="preserve">版本 V1.3 · 记录：陈彬</w:t>
             </w:r>
           </w:p>
           <w:p>
@@ -1685,7 +1685,7 @@
           <w:sz w:val="24"/>
           <w:szCs w:val="24"/>
         </w:rPr>
-        <w:t xml:space="preserve">组员核查意见处理：会前四份核查意见齐备（钟坤宇＝B3～B9、杨峥＝B10～B15、韦政治＝C／E 组、陈彬＝D／F 组，原文存 组员核查意见/ 目录）并逐条落改——22 项证据表述精化（B10／B11 按页码级核对更新、B13／B14 位置修正、C1 改“有全局规则无字段规则”、C6 改“共同缺失”、D2／P03 补“违规可撤销”、P05 引语分段并限定辅证性质、P06 收紧为“审核主体混称与授权机制不完整”、P10 收紧为“整站迁移需求不完整”、P12 改逐条对照、P13 修位置与建议、P02 并入冷却期规则），E1／B12／B15 三项改判部分符合；杨峥意见中“会议后按实际发言记录、预填稿不作为已发生证据”的原则一并采纳——本记录表决内容以会议实际确认为准。</w:t>
+        <w:t xml:space="preserve">组员核查意见处理：会前四份核查意见齐备（钟坤宇＝B3～B9、杨峥＝B10～B15、韦政治＝C／E 组、陈彬＝D／F 组，原文存 组员核查意见/ 目录），由评审组长逐条统稿落改——22 项证据表述精化（B10／B11 按页码级核对更新、B13／B14 位置修正、C1 改“有全局规则无字段规则”、C6 改“共同缺失”、D2／P03 补“违规可撤销”、P05 引语分段并限定辅证性质、P06 收紧为“审核主体混称与授权机制不完整”、P10 收紧为“整站迁移需求不完整”、P12 改逐条对照、P13 修位置与建议、P02 并入冷却期规则），E1／B12／B15 三项改判部分符合；杨峥意见中“会议后按实际发言记录、预填稿不作为已发生证据”的原则一并采纳——本记录表决内容以会议实际确认为准。</w:t>
       </w:r>
     </w:p>
     <w:p>
@@ -5133,6 +5133,127 @@
                 <w:szCs w:val="20"/>
               </w:rPr>
               <w:t xml:space="preserve">依据杨峥会前复核意见增补裁决五（B12／B15 改判部分符合，统计更正 10／14／25）、修正预写的杨峥发言为其本人实际意见、裁决一按 P06 收紧为“实现更贴近框架”；四份核查意见齐备</w:t>
+            </w:r>
+          </w:p>
+        </w:tc>
+        <w:tc>
+          <w:tcPr>
+            <w:tcW w:type="pct" w:w="18%"/>
+            <w:tcMar>
+              <w:top w:type="dxa" w:w="50"/>
+              <w:left w:type="dxa" w:w="90"/>
+              <w:bottom w:type="dxa" w:w="50"/>
+              <w:right w:type="dxa" w:w="90"/>
+            </w:tcMar>
+            <w:vAlign w:val="center"/>
+          </w:tcPr>
+          <w:p>
+            <w:pPr>
+              <w:spacing w:after="20" w:before="20" w:line="276"/>
+              <w:jc w:val="center"/>
+            </w:pPr>
+            <w:r>
+              <w:rPr>
+                <w:rFonts w:ascii="Times New Roman" w:eastAsia="SimSun"/>
+                <w:b w:val="false"/>
+                <w:bCs w:val="false"/>
+                <w:color w:val="000000"/>
+                <w:sz w:val="20"/>
+                <w:szCs w:val="20"/>
+              </w:rPr>
+              <w:t xml:space="preserve">陈彬</w:t>
+            </w:r>
+          </w:p>
+        </w:tc>
+      </w:tr>
+      <w:tr>
+        <w:trPr>
+          <w:cantSplit/>
+        </w:trPr>
+        <w:tc>
+          <w:tcPr>
+            <w:tcW w:type="pct" w:w="14%"/>
+            <w:tcMar>
+              <w:top w:type="dxa" w:w="50"/>
+              <w:left w:type="dxa" w:w="90"/>
+              <w:bottom w:type="dxa" w:w="50"/>
+              <w:right w:type="dxa" w:w="90"/>
+            </w:tcMar>
+            <w:vAlign w:val="center"/>
+          </w:tcPr>
+          <w:p>
+            <w:pPr>
+              <w:spacing w:after="20" w:before="20" w:line="276"/>
+              <w:jc w:val="center"/>
+            </w:pPr>
+            <w:r>
+              <w:rPr>
+                <w:rFonts w:ascii="Times New Roman" w:eastAsia="SimSun"/>
+                <w:b w:val="false"/>
+                <w:bCs w:val="false"/>
+                <w:color w:val="000000"/>
+                <w:sz w:val="20"/>
+                <w:szCs w:val="20"/>
+              </w:rPr>
+              <w:t xml:space="preserve">2026-10-21</w:t>
+            </w:r>
+          </w:p>
+        </w:tc>
+        <w:tc>
+          <w:tcPr>
+            <w:tcW w:type="pct" w:w="10%"/>
+            <w:tcMar>
+              <w:top w:type="dxa" w:w="50"/>
+              <w:left w:type="dxa" w:w="90"/>
+              <w:bottom w:type="dxa" w:w="50"/>
+              <w:right w:type="dxa" w:w="90"/>
+            </w:tcMar>
+            <w:vAlign w:val="center"/>
+          </w:tcPr>
+          <w:p>
+            <w:pPr>
+              <w:spacing w:after="20" w:before="20" w:line="276"/>
+              <w:jc w:val="center"/>
+            </w:pPr>
+            <w:r>
+              <w:rPr>
+                <w:rFonts w:ascii="Times New Roman" w:eastAsia="SimSun"/>
+                <w:b w:val="false"/>
+                <w:bCs w:val="false"/>
+                <w:color w:val="000000"/>
+                <w:sz w:val="20"/>
+                <w:szCs w:val="20"/>
+              </w:rPr>
+              <w:t xml:space="preserve">V1.3</w:t>
+            </w:r>
+          </w:p>
+        </w:tc>
+        <w:tc>
+          <w:tcPr>
+            <w:tcW w:type="pct" w:w="58%"/>
+            <w:tcMar>
+              <w:top w:type="dxa" w:w="50"/>
+              <w:left w:type="dxa" w:w="90"/>
+              <w:bottom w:type="dxa" w:w="50"/>
+              <w:right w:type="dxa" w:w="90"/>
+            </w:tcMar>
+            <w:vAlign w:val="center"/>
+          </w:tcPr>
+          <w:p>
+            <w:pPr>
+              <w:spacing w:after="20" w:before="20" w:line="276"/>
+              <w:jc w:val="left"/>
+            </w:pPr>
+            <w:r>
+              <w:rPr>
+                <w:rFonts w:ascii="Times New Roman" w:eastAsia="SimSun"/>
+                <w:b w:val="false"/>
+                <w:bCs w:val="false"/>
+                <w:color w:val="000000"/>
+                <w:sz w:val="20"/>
+                <w:szCs w:val="20"/>
+              </w:rPr>
+              <w:t xml:space="preserve">组员核查意见处理段补“由评审组长逐条统稿落改”主语；封面版本同步</w:t>
             </w:r>
           </w:p>
         </w:tc>

--- a/docs/作业5_需求评审_SQA1_20261020/评审会议记录_SQA2.docx
+++ b/docs/作业5_需求评审_SQA1_20261020/评审会议记录_SQA2.docx
@@ -158,7 +158,7 @@
                 <w:sz w:val="24"/>
                 <w:szCs w:val="24"/>
               </w:rPr>
-              <w:t xml:space="preserve">版本 V1.3 · 记录：陈彬</w:t>
+              <w:t xml:space="preserve">版本 V1.4 · 记录：陈彬</w:t>
             </w:r>
           </w:p>
           <w:p>
@@ -211,6 +211,7 @@
     <w:p>
       <w:pPr>
         <w:pStyle w:val="Heading1"/>
+        <w:keepNext/>
         <w:spacing w:after="160" w:before="360" w:line="312"/>
         <w:jc w:val="center"/>
       </w:pPr>
@@ -771,6 +772,7 @@
     <w:p>
       <w:pPr>
         <w:pStyle w:val="Heading1"/>
+        <w:keepNext/>
         <w:spacing w:after="160" w:before="360" w:line="312"/>
         <w:jc w:val="center"/>
       </w:pPr>
@@ -1343,7 +1345,7 @@
                 <w:sz w:val="20"/>
                 <w:szCs w:val="20"/>
               </w:rPr>
-              <w:t xml:space="preserve">两处关键裁决（见第 3 节）</w:t>
+              <w:t xml:space="preserve">五则关键裁决（见第 3 节）</w:t>
             </w:r>
           </w:p>
         </w:tc>
@@ -1565,6 +1567,7 @@
     <w:p>
       <w:pPr>
         <w:pStyle w:val="Heading1"/>
+        <w:keepNext/>
         <w:spacing w:after="160" w:before="360" w:line="312"/>
         <w:jc w:val="center"/>
       </w:pPr>
@@ -1595,7 +1598,7 @@
           <w:sz w:val="24"/>
           <w:szCs w:val="24"/>
         </w:rPr>
-        <w:t xml:space="preserve">裁决一（借阅与签到条款的判定基准）：P01～P06 各项条款同时存在 SRS 与实现两种口径。会议逐条比对随附需求对照表与校验源码后裁决：以需求框架 V3.3.1 与澄清口径为准，判定 SRS 错误、实现更贴近框架（其中 P06 的实现审批路由同时放行系统管理员，与“负责资料保管的教师审核”口径仍有出入，按该条影响栏表述），问题定性为“正式文档失真”而非“理解错误”——这决定了修订路径为按实现口径回填，且严重问题修订后经书面确认即可转完全批准，无需重写。</w:t>
+        <w:t xml:space="preserve">裁决一（借阅与签到条款的判定基准）：P01～P06 各项条款同时存在 SRS 与实现两种口径。会议逐条比对随附需求对照表与校验源码后裁决：以需求框架 V3.3.1 与澄清口径为准，判定 SRS 错误、实现更贴近框架（但实现并非全部正确——违规逾期自动记次并有撤销路径、审批路由放行系统管理员、导师资格校验缺失，见 P03／P06／C6），问题定性为“正式文档失真”而非“理解错误”；修订路径为以框架与澄清口径为准、逐条核对后回填，不整体复制实现口径——严重问题修订完成、一般问题修订计划获接受并经评审组长书面确认后转完全批准，无需重写。</w:t>
       </w:r>
     </w:p>
     <w:p>
@@ -1685,7 +1688,7 @@
           <w:sz w:val="24"/>
           <w:szCs w:val="24"/>
         </w:rPr>
-        <w:t xml:space="preserve">组员核查意见处理：会前四份核查意见齐备（钟坤宇＝B3～B9、杨峥＝B10～B15、韦政治＝C／E 组、陈彬＝D／F 组，原文存 组员核查意见/ 目录），由评审组长逐条统稿落改——22 项证据表述精化（B10／B11 按页码级核对更新、B13／B14 位置修正、C1 改“有全局规则无字段规则”、C6 改“共同缺失”、D2／P03 补“违规可撤销”、P05 引语分段并限定辅证性质、P06 收紧为“审核主体混称与授权机制不完整”、P10 收紧为“整站迁移需求不完整”、P12 改逐条对照、P13 修位置与建议、P02 并入冷却期规则），E1／B12／B15 三项改判部分符合；杨峥意见中“会议后按实际发言记录、预填稿不作为已发生证据”的原则一并采纳——本记录表决内容以会议实际确认为准。</w:t>
+        <w:t xml:space="preserve">组员核查意见处理：会前四份核查意见齐备（钟坤宇＝B3～B9、杨峥＝B10～B15、韦政治＝C／E 组、陈彬＝D／F 组），10-22 又完成终版内容与格式复核（杨峥 1022 复核清单），五份文件存于 组员核查意见/ 子目录；由评审组长逐条统稿落改——两轮共修订 23 项证据表述、E1／B12／B15／B3／D4 五项判定经复核调整（统计逐组重算仍为 10／14／25），表决摘要已按最终问题文本同步；杨峥意见中“会议后按实际发言记录、预填稿不作为已发生证据”的原则一并采纳——本记录表决内容以会议实际确认为准。</w:t>
       </w:r>
     </w:p>
     <w:p>
@@ -1703,7 +1706,7 @@
           <w:sz w:val="24"/>
           <w:szCs w:val="24"/>
         </w:rPr>
-        <w:t xml:space="preserve">P08 应对口径（会上备询）：若被质疑“只是文档写法问题”，回应要点——设计说明书与代码均按框架写、唯有 SRS 不按，说明 SRS 未随需求深化同步维护；而 SRS 1.1 节自称“为测试团队编写测试用例和制定验收标准提供唯一依据”，失真即验收基准失效，此为严重问题的定性依据。D4、D5、D8 与 F4 系本方主动认定的符合／部分符合项，维持公允判定不变。</w:t>
+        <w:t xml:space="preserve">P08 应对口径（会上备询）：若被质疑“只是文档写法问题”，回应要点——设计说明书与代码多处按框架写、唯有 SRS 不按，说明 SRS 未随需求深化同步维护；而 SRS 1.1 节自称“为测试团队编写测试用例和制定验收标准提供唯一依据”，失真即验收基准失效，此为严重问题的定性依据。D5、D8 与 F4 系本方主动认定的符合／部分符合项，维持公允判定不变（D4 经终版复核改判部分符合）。</w:t>
       </w:r>
     </w:p>
     <w:p>
@@ -1727,6 +1730,7 @@
     <w:p>
       <w:pPr>
         <w:pStyle w:val="Heading1"/>
+        <w:keepNext/>
         <w:spacing w:after="160" w:before="360" w:line="312"/>
         <w:jc w:val="center"/>
       </w:pPr>
@@ -2112,7 +2116,7 @@
                 <w:sz w:val="20"/>
                 <w:szCs w:val="20"/>
               </w:rPr>
-              <w:t xml:space="preserve">允许续借，违反框架禁止性条款</w:t>
+              <w:t xml:space="preserve">允许续借且缺失归还后 5 个自然日同书再借（冷却）条件</w:t>
             </w:r>
           </w:p>
         </w:tc>
@@ -2233,7 +2237,7 @@
                 <w:sz w:val="20"/>
                 <w:szCs w:val="20"/>
               </w:rPr>
-              <w:t xml:space="preserve">信用分制偏离确认制诚信记录（不可清除、超 3 次停借）</w:t>
+              <w:t xml:space="preserve">信用分制偏离确认制；实现逾期自动记次并有撤销路径，与口径亦不一致</w:t>
             </w:r>
           </w:p>
         </w:tc>
@@ -2596,7 +2600,7 @@
                 <w:sz w:val="20"/>
                 <w:szCs w:val="20"/>
               </w:rPr>
-              <w:t xml:space="preserve">借阅审核角色错误，业务角色及指定机制未定义</w:t>
+              <w:t xml:space="preserve">借阅审核主体混称，业务授权与指定机制不完整</w:t>
             </w:r>
           </w:p>
         </w:tc>
@@ -2717,7 +2721,7 @@
                 <w:sz w:val="20"/>
                 <w:szCs w:val="20"/>
               </w:rPr>
-              <w:t xml:space="preserve">框架 §2.2 字段级数据规则整体缺失（实现已做）</w:t>
+              <w:t xml:space="preserve">字段级规则未在 SRS 落实，导师全职约束实现中亦缺失</w:t>
             </w:r>
           </w:p>
         </w:tc>
@@ -2959,7 +2963,7 @@
                 <w:sz w:val="20"/>
                 <w:szCs w:val="20"/>
               </w:rPr>
-              <w:t xml:space="preserve">游客检索与隐私边界需求缺失</w:t>
+              <w:t xml:space="preserve">人员信息的游客检索及字段可见性边界未定义</w:t>
             </w:r>
           </w:p>
         </w:tc>
@@ -3080,7 +3084,7 @@
                 <w:sz w:val="20"/>
                 <w:szCs w:val="20"/>
               </w:rPr>
-              <w:t xml:space="preserve">现有网站数据导入未需求化</w:t>
+              <w:t xml:space="preserve">已定义用户导入，其余网站数据迁移需求不完整</w:t>
             </w:r>
           </w:p>
         </w:tc>
@@ -3201,7 +3205,7 @@
                 <w:sz w:val="20"/>
                 <w:szCs w:val="20"/>
               </w:rPr>
-              <w:t xml:space="preserve">前台栏目字段偏离框架（师资／课程／成果／招生）</w:t>
+              <w:t xml:space="preserve">前台栏目字段与框架口径不一致（师资／课程／成果／招生）</w:t>
             </w:r>
           </w:p>
         </w:tc>
@@ -3322,7 +3326,7 @@
                 <w:sz w:val="20"/>
                 <w:szCs w:val="20"/>
               </w:rPr>
-              <w:t xml:space="preserve">无上位出处的量化指标构成自设验收风险</w:t>
+              <w:t xml:space="preserve">无出处量化指标未说明依据与验收方法，构成自设验收风险</w:t>
             </w:r>
           </w:p>
         </w:tc>
@@ -3443,7 +3447,7 @@
                 <w:sz w:val="20"/>
                 <w:szCs w:val="20"/>
               </w:rPr>
-              <w:t xml:space="preserve">图书编号规则缺失、检索字段自造 ISBN 口径</w:t>
+              <w:t xml:space="preserve">图书编号规则未定义、检索字段自造 ISBN 口径</w:t>
             </w:r>
           </w:p>
         </w:tc>
@@ -3685,7 +3689,7 @@
                 <w:sz w:val="20"/>
                 <w:szCs w:val="20"/>
               </w:rPr>
-              <w:t xml:space="preserve">登录页三要素与两种界面方案未落条款</w:t>
+              <w:t xml:space="preserve">登录页三要素与两种界面方案条款缺失，需分别核实</w:t>
             </w:r>
           </w:p>
         </w:tc>
@@ -3806,7 +3810,7 @@
                 <w:sz w:val="20"/>
                 <w:szCs w:val="20"/>
               </w:rPr>
-              <w:t xml:space="preserve">优先级无准则说明且借阅定为“中”级</w:t>
+              <w:t xml:space="preserve">优先级无分级准则与权重依据</w:t>
             </w:r>
           </w:p>
         </w:tc>
@@ -3965,6 +3969,7 @@
     <w:p>
       <w:pPr>
         <w:pStyle w:val="Heading1"/>
+        <w:keepNext/>
         <w:spacing w:after="160" w:before="360" w:line="312"/>
         <w:jc w:val="center"/>
       </w:pPr>
@@ -3994,7 +3999,7 @@
           <w:sz w:val="24"/>
           <w:szCs w:val="24"/>
         </w:rPr>
-        <w:t xml:space="preserve">决议一：评审结论为部分批准（有条件通过）——SRS 在 P01～P08 修订完成并经 SQA2 书面复核确认前，不得作为设计、测试与验收基准；确认后本结论自动转为完全批准，不另召开复审会议。</w:t>
+        <w:t xml:space="preserve">决议一：评审结论为部分批准（有条件通过）——SRS 在 P01～P08 修订完成并提供修订说明、P09～P14 提交可接受的修订计划，且经评审组长书面复核确认前，不得作为设计、测试与验收基准；确认后本结论转为完全批准，不另召开复审会议。</w:t>
       </w:r>
     </w:p>
     <w:p>
@@ -4034,6 +4039,7 @@
     <w:p>
       <w:pPr>
         <w:pStyle w:val="Heading1"/>
+        <w:keepNext/>
         <w:spacing w:after="160" w:before="360" w:line="312"/>
         <w:jc w:val="center"/>
       </w:pPr>
@@ -5254,6 +5260,127 @@
                 <w:szCs w:val="20"/>
               </w:rPr>
               <w:t xml:space="preserve">组员核查意见处理段补“由评审组长逐条统稿落改”主语；封面版本同步</w:t>
+            </w:r>
+          </w:p>
+        </w:tc>
+        <w:tc>
+          <w:tcPr>
+            <w:tcW w:type="pct" w:w="18%"/>
+            <w:tcMar>
+              <w:top w:type="dxa" w:w="50"/>
+              <w:left w:type="dxa" w:w="90"/>
+              <w:bottom w:type="dxa" w:w="50"/>
+              <w:right w:type="dxa" w:w="90"/>
+            </w:tcMar>
+            <w:vAlign w:val="center"/>
+          </w:tcPr>
+          <w:p>
+            <w:pPr>
+              <w:spacing w:after="20" w:before="20" w:line="276"/>
+              <w:jc w:val="center"/>
+            </w:pPr>
+            <w:r>
+              <w:rPr>
+                <w:rFonts w:ascii="Times New Roman" w:eastAsia="SimSun"/>
+                <w:b w:val="false"/>
+                <w:bCs w:val="false"/>
+                <w:color w:val="000000"/>
+                <w:sz w:val="20"/>
+                <w:szCs w:val="20"/>
+              </w:rPr>
+              <w:t xml:space="preserve">陈彬</w:t>
+            </w:r>
+          </w:p>
+        </w:tc>
+      </w:tr>
+      <w:tr>
+        <w:trPr>
+          <w:cantSplit/>
+        </w:trPr>
+        <w:tc>
+          <w:tcPr>
+            <w:tcW w:type="pct" w:w="14%"/>
+            <w:tcMar>
+              <w:top w:type="dxa" w:w="50"/>
+              <w:left w:type="dxa" w:w="90"/>
+              <w:bottom w:type="dxa" w:w="50"/>
+              <w:right w:type="dxa" w:w="90"/>
+            </w:tcMar>
+            <w:vAlign w:val="center"/>
+          </w:tcPr>
+          <w:p>
+            <w:pPr>
+              <w:spacing w:after="20" w:before="20" w:line="276"/>
+              <w:jc w:val="center"/>
+            </w:pPr>
+            <w:r>
+              <w:rPr>
+                <w:rFonts w:ascii="Times New Roman" w:eastAsia="SimSun"/>
+                <w:b w:val="false"/>
+                <w:bCs w:val="false"/>
+                <w:color w:val="000000"/>
+                <w:sz w:val="20"/>
+                <w:szCs w:val="20"/>
+              </w:rPr>
+              <w:t xml:space="preserve">2026-10-22</w:t>
+            </w:r>
+          </w:p>
+        </w:tc>
+        <w:tc>
+          <w:tcPr>
+            <w:tcW w:type="pct" w:w="10%"/>
+            <w:tcMar>
+              <w:top w:type="dxa" w:w="50"/>
+              <w:left w:type="dxa" w:w="90"/>
+              <w:bottom w:type="dxa" w:w="50"/>
+              <w:right w:type="dxa" w:w="90"/>
+            </w:tcMar>
+            <w:vAlign w:val="center"/>
+          </w:tcPr>
+          <w:p>
+            <w:pPr>
+              <w:spacing w:after="20" w:before="20" w:line="276"/>
+              <w:jc w:val="center"/>
+            </w:pPr>
+            <w:r>
+              <w:rPr>
+                <w:rFonts w:ascii="Times New Roman" w:eastAsia="SimSun"/>
+                <w:b w:val="false"/>
+                <w:bCs w:val="false"/>
+                <w:color w:val="000000"/>
+                <w:sz w:val="20"/>
+                <w:szCs w:val="20"/>
+              </w:rPr>
+              <w:t xml:space="preserve">V1.4</w:t>
+            </w:r>
+          </w:p>
+        </w:tc>
+        <w:tc>
+          <w:tcPr>
+            <w:tcW w:type="pct" w:w="58%"/>
+            <w:tcMar>
+              <w:top w:type="dxa" w:w="50"/>
+              <w:left w:type="dxa" w:w="90"/>
+              <w:bottom w:type="dxa" w:w="50"/>
+              <w:right w:type="dxa" w:w="90"/>
+            </w:tcMar>
+            <w:vAlign w:val="center"/>
+          </w:tcPr>
+          <w:p>
+            <w:pPr>
+              <w:spacing w:after="20" w:before="20" w:line="276"/>
+              <w:jc w:val="left"/>
+            </w:pPr>
+            <w:r>
+              <w:rPr>
+                <w:rFonts w:ascii="Times New Roman" w:eastAsia="SimSun"/>
+                <w:b w:val="false"/>
+                <w:bCs w:val="false"/>
+                <w:color w:val="000000"/>
+                <w:sz w:val="20"/>
+                <w:szCs w:val="20"/>
+              </w:rPr>
+              <w:t xml:space="preserve">依据 10-22 终版复核清单（杨峥）修订：议程表“两处裁决”更正为“五则”；表 4-3 表决摘要按最终问题文本同步（P02 补冷却期、P03 补实现自动记次与撤销、P06 改审核主体混称、P07 补导师实现缺失、P09 限定人员检索、P10 补用户导入已有）；裁决一与决议一补“实现非全部正确”及一般问题修订计划条件；处理段计数核准（23 项＋5 判定）；封面版本同步</w:t>
             </w:r>
           </w:p>
         </w:tc>
@@ -5551,6 +5678,7 @@
     <w:next w:val="Normal"/>
     <w:qFormat/>
     <w:pPr>
+      <w:keepNext/>
       <w:spacing w:after="160" w:before="360" w:line="312"/>
       <w:outlineLvl w:val="0"/>
     </w:pPr>
@@ -5569,6 +5697,7 @@
     <w:next w:val="Normal"/>
     <w:qFormat/>
     <w:pPr>
+      <w:keepNext/>
       <w:spacing w:after="120" w:before="240" w:line="312"/>
       <w:outlineLvl w:val="1"/>
     </w:pPr>
@@ -5587,6 +5716,7 @@
     <w:next w:val="Normal"/>
     <w:qFormat/>
     <w:pPr>
+      <w:keepNext/>
       <w:spacing w:after="100" w:before="200" w:line="312"/>
       <w:outlineLvl w:val="2"/>
     </w:pPr>
